--- a/test-scenarios/payroll-process-testing-manual.docx
+++ b/test-scenarios/payroll-process-testing-manual.docx
@@ -168,7 +168,7 @@
                 <w:sz w:val="18"/>
                 <w:szCs w:val="18"/>
               </w:rPr>
-              <w:t>1.1 — 10/11/2026 (rollback, paid lock, approval rounds, 13th month)</w:t>
+              <w:t>1.2 — 10/14/2026 (multi-company payroll, employer accounts, Paid From record, employer share setting, filing cancel rule)</w:t>
             </w:r>
           </w:p>
         </w:tc>
@@ -383,7 +383,7 @@
           <w:r>
             <w:fldChar w:fldCharType="separate"/>
           </w:r>
-          <w:hyperlink w:anchor="_Toc242607041" w:history="1">
+          <w:hyperlink w:anchor="_Toc242887440" w:history="1">
             <w:r>
               <w:rPr>
                 <w:rStyle w:val="Hyperlink"/>
@@ -407,7 +407,7 @@
               <w:rPr>
                 <w:noProof/>
               </w:rPr>
-              <w:instrText xml:space="preserve"> PAGEREF _Toc242607041 \h </w:instrText>
+              <w:instrText xml:space="preserve"> PAGEREF _Toc242887440 \h </w:instrText>
             </w:r>
             <w:r>
               <w:rPr>
@@ -447,7 +447,7 @@
               <w:szCs w:val="22"/>
             </w:rPr>
           </w:pPr>
-          <w:hyperlink w:anchor="_Toc242607042" w:history="1">
+          <w:hyperlink w:anchor="_Toc242887441" w:history="1">
             <w:r>
               <w:rPr>
                 <w:rStyle w:val="Hyperlink"/>
@@ -471,7 +471,7 @@
               <w:rPr>
                 <w:noProof/>
               </w:rPr>
-              <w:instrText xml:space="preserve"> PAGEREF _Toc242607042 \h </w:instrText>
+              <w:instrText xml:space="preserve"> PAGEREF _Toc242887441 \h </w:instrText>
             </w:r>
             <w:r>
               <w:rPr>
@@ -511,7 +511,7 @@
               <w:szCs w:val="22"/>
             </w:rPr>
           </w:pPr>
-          <w:hyperlink w:anchor="_Toc242607043" w:history="1">
+          <w:hyperlink w:anchor="_Toc242887442" w:history="1">
             <w:r>
               <w:rPr>
                 <w:rStyle w:val="Hyperlink"/>
@@ -535,7 +535,7 @@
               <w:rPr>
                 <w:noProof/>
               </w:rPr>
-              <w:instrText xml:space="preserve"> PAGEREF _Toc242607043 \h </w:instrText>
+              <w:instrText xml:space="preserve"> PAGEREF _Toc242887442 \h </w:instrText>
             </w:r>
             <w:r>
               <w:rPr>
@@ -575,7 +575,7 @@
               <w:szCs w:val="22"/>
             </w:rPr>
           </w:pPr>
-          <w:hyperlink w:anchor="_Toc242607044" w:history="1">
+          <w:hyperlink w:anchor="_Toc242887443" w:history="1">
             <w:r>
               <w:rPr>
                 <w:rStyle w:val="Hyperlink"/>
@@ -599,7 +599,7 @@
               <w:rPr>
                 <w:noProof/>
               </w:rPr>
-              <w:instrText xml:space="preserve"> PAGEREF _Toc242607044 \h </w:instrText>
+              <w:instrText xml:space="preserve"> PAGEREF _Toc242887443 \h </w:instrText>
             </w:r>
             <w:r>
               <w:rPr>
@@ -639,7 +639,7 @@
               <w:szCs w:val="22"/>
             </w:rPr>
           </w:pPr>
-          <w:hyperlink w:anchor="_Toc242607045" w:history="1">
+          <w:hyperlink w:anchor="_Toc242887444" w:history="1">
             <w:r>
               <w:rPr>
                 <w:rStyle w:val="Hyperlink"/>
@@ -663,7 +663,7 @@
               <w:rPr>
                 <w:noProof/>
               </w:rPr>
-              <w:instrText xml:space="preserve"> PAGEREF _Toc242607045 \h </w:instrText>
+              <w:instrText xml:space="preserve"> PAGEREF _Toc242887444 \h </w:instrText>
             </w:r>
             <w:r>
               <w:rPr>
@@ -703,7 +703,7 @@
               <w:szCs w:val="22"/>
             </w:rPr>
           </w:pPr>
-          <w:hyperlink w:anchor="_Toc242607046" w:history="1">
+          <w:hyperlink w:anchor="_Toc242887445" w:history="1">
             <w:r>
               <w:rPr>
                 <w:rStyle w:val="Hyperlink"/>
@@ -727,7 +727,7 @@
               <w:rPr>
                 <w:noProof/>
               </w:rPr>
-              <w:instrText xml:space="preserve"> PAGEREF _Toc242607046 \h </w:instrText>
+              <w:instrText xml:space="preserve"> PAGEREF _Toc242887445 \h </w:instrText>
             </w:r>
             <w:r>
               <w:rPr>
@@ -767,7 +767,7 @@
               <w:szCs w:val="22"/>
             </w:rPr>
           </w:pPr>
-          <w:hyperlink w:anchor="_Toc242607047" w:history="1">
+          <w:hyperlink w:anchor="_Toc242887446" w:history="1">
             <w:r>
               <w:rPr>
                 <w:rStyle w:val="Hyperlink"/>
@@ -791,7 +791,7 @@
               <w:rPr>
                 <w:noProof/>
               </w:rPr>
-              <w:instrText xml:space="preserve"> PAGEREF _Toc242607047 \h </w:instrText>
+              <w:instrText xml:space="preserve"> PAGEREF _Toc242887446 \h </w:instrText>
             </w:r>
             <w:r>
               <w:rPr>
@@ -831,7 +831,7 @@
               <w:szCs w:val="22"/>
             </w:rPr>
           </w:pPr>
-          <w:hyperlink w:anchor="_Toc242607048" w:history="1">
+          <w:hyperlink w:anchor="_Toc242887447" w:history="1">
             <w:r>
               <w:rPr>
                 <w:rStyle w:val="Hyperlink"/>
@@ -855,7 +855,7 @@
               <w:rPr>
                 <w:noProof/>
               </w:rPr>
-              <w:instrText xml:space="preserve"> PAGEREF _Toc242607048 \h </w:instrText>
+              <w:instrText xml:space="preserve"> PAGEREF _Toc242887447 \h </w:instrText>
             </w:r>
             <w:r>
               <w:rPr>
@@ -895,7 +895,7 @@
               <w:szCs w:val="22"/>
             </w:rPr>
           </w:pPr>
-          <w:hyperlink w:anchor="_Toc242607049" w:history="1">
+          <w:hyperlink w:anchor="_Toc242887448" w:history="1">
             <w:r>
               <w:rPr>
                 <w:rStyle w:val="Hyperlink"/>
@@ -919,7 +919,7 @@
               <w:rPr>
                 <w:noProof/>
               </w:rPr>
-              <w:instrText xml:space="preserve"> PAGEREF _Toc242607049 \h </w:instrText>
+              <w:instrText xml:space="preserve"> PAGEREF _Toc242887448 \h </w:instrText>
             </w:r>
             <w:r>
               <w:rPr>
@@ -959,7 +959,7 @@
               <w:szCs w:val="22"/>
             </w:rPr>
           </w:pPr>
-          <w:hyperlink w:anchor="_Toc242607050" w:history="1">
+          <w:hyperlink w:anchor="_Toc242887449" w:history="1">
             <w:r>
               <w:rPr>
                 <w:rStyle w:val="Hyperlink"/>
@@ -983,7 +983,7 @@
               <w:rPr>
                 <w:noProof/>
               </w:rPr>
-              <w:instrText xml:space="preserve"> PAGEREF _Toc242607050 \h </w:instrText>
+              <w:instrText xml:space="preserve"> PAGEREF _Toc242887449 \h </w:instrText>
             </w:r>
             <w:r>
               <w:rPr>
@@ -1023,7 +1023,7 @@
               <w:szCs w:val="22"/>
             </w:rPr>
           </w:pPr>
-          <w:hyperlink w:anchor="_Toc242607051" w:history="1">
+          <w:hyperlink w:anchor="_Toc242887450" w:history="1">
             <w:r>
               <w:rPr>
                 <w:rStyle w:val="Hyperlink"/>
@@ -1047,7 +1047,7 @@
               <w:rPr>
                 <w:noProof/>
               </w:rPr>
-              <w:instrText xml:space="preserve"> PAGEREF _Toc242607051 \h </w:instrText>
+              <w:instrText xml:space="preserve"> PAGEREF _Toc242887450 \h </w:instrText>
             </w:r>
             <w:r>
               <w:rPr>
@@ -1087,7 +1087,7 @@
               <w:szCs w:val="22"/>
             </w:rPr>
           </w:pPr>
-          <w:hyperlink w:anchor="_Toc242607052" w:history="1">
+          <w:hyperlink w:anchor="_Toc242887451" w:history="1">
             <w:r>
               <w:rPr>
                 <w:rStyle w:val="Hyperlink"/>
@@ -1111,7 +1111,7 @@
               <w:rPr>
                 <w:noProof/>
               </w:rPr>
-              <w:instrText xml:space="preserve"> PAGEREF _Toc242607052 \h </w:instrText>
+              <w:instrText xml:space="preserve"> PAGEREF _Toc242887451 \h </w:instrText>
             </w:r>
             <w:r>
               <w:rPr>
@@ -1151,7 +1151,7 @@
               <w:szCs w:val="22"/>
             </w:rPr>
           </w:pPr>
-          <w:hyperlink w:anchor="_Toc242607053" w:history="1">
+          <w:hyperlink w:anchor="_Toc242887452" w:history="1">
             <w:r>
               <w:rPr>
                 <w:rStyle w:val="Hyperlink"/>
@@ -1175,7 +1175,7 @@
               <w:rPr>
                 <w:noProof/>
               </w:rPr>
-              <w:instrText xml:space="preserve"> PAGEREF _Toc242607053 \h </w:instrText>
+              <w:instrText xml:space="preserve"> PAGEREF _Toc242887452 \h </w:instrText>
             </w:r>
             <w:r>
               <w:rPr>
@@ -1215,7 +1215,7 @@
               <w:szCs w:val="22"/>
             </w:rPr>
           </w:pPr>
-          <w:hyperlink w:anchor="_Toc242607054" w:history="1">
+          <w:hyperlink w:anchor="_Toc242887453" w:history="1">
             <w:r>
               <w:rPr>
                 <w:rStyle w:val="Hyperlink"/>
@@ -1239,7 +1239,7 @@
               <w:rPr>
                 <w:noProof/>
               </w:rPr>
-              <w:instrText xml:space="preserve"> PAGEREF _Toc242607054 \h </w:instrText>
+              <w:instrText xml:space="preserve"> PAGEREF _Toc242887453 \h </w:instrText>
             </w:r>
             <w:r>
               <w:rPr>
@@ -1279,7 +1279,7 @@
               <w:szCs w:val="22"/>
             </w:rPr>
           </w:pPr>
-          <w:hyperlink w:anchor="_Toc242607055" w:history="1">
+          <w:hyperlink w:anchor="_Toc242887454" w:history="1">
             <w:r>
               <w:rPr>
                 <w:rStyle w:val="Hyperlink"/>
@@ -1303,7 +1303,7 @@
               <w:rPr>
                 <w:noProof/>
               </w:rPr>
-              <w:instrText xml:space="preserve"> PAGEREF _Toc242607055 \h </w:instrText>
+              <w:instrText xml:space="preserve"> PAGEREF _Toc242887454 \h </w:instrText>
             </w:r>
             <w:r>
               <w:rPr>
@@ -1343,7 +1343,7 @@
               <w:szCs w:val="22"/>
             </w:rPr>
           </w:pPr>
-          <w:hyperlink w:anchor="_Toc242607056" w:history="1">
+          <w:hyperlink w:anchor="_Toc242887455" w:history="1">
             <w:r>
               <w:rPr>
                 <w:rStyle w:val="Hyperlink"/>
@@ -1367,7 +1367,7 @@
               <w:rPr>
                 <w:noProof/>
               </w:rPr>
-              <w:instrText xml:space="preserve"> PAGEREF _Toc242607056 \h </w:instrText>
+              <w:instrText xml:space="preserve"> PAGEREF _Toc242887455 \h </w:instrText>
             </w:r>
             <w:r>
               <w:rPr>
@@ -1407,7 +1407,7 @@
               <w:szCs w:val="22"/>
             </w:rPr>
           </w:pPr>
-          <w:hyperlink w:anchor="_Toc242607057" w:history="1">
+          <w:hyperlink w:anchor="_Toc242887456" w:history="1">
             <w:r>
               <w:rPr>
                 <w:rStyle w:val="Hyperlink"/>
@@ -1431,7 +1431,7 @@
               <w:rPr>
                 <w:noProof/>
               </w:rPr>
-              <w:instrText xml:space="preserve"> PAGEREF _Toc242607057 \h </w:instrText>
+              <w:instrText xml:space="preserve"> PAGEREF _Toc242887456 \h </w:instrText>
             </w:r>
             <w:r>
               <w:rPr>
@@ -1471,7 +1471,7 @@
               <w:szCs w:val="22"/>
             </w:rPr>
           </w:pPr>
-          <w:hyperlink w:anchor="_Toc242607058" w:history="1">
+          <w:hyperlink w:anchor="_Toc242887457" w:history="1">
             <w:r>
               <w:rPr>
                 <w:rStyle w:val="Hyperlink"/>
@@ -1495,7 +1495,7 @@
               <w:rPr>
                 <w:noProof/>
               </w:rPr>
-              <w:instrText xml:space="preserve"> PAGEREF _Toc242607058 \h </w:instrText>
+              <w:instrText xml:space="preserve"> PAGEREF _Toc242887457 \h </w:instrText>
             </w:r>
             <w:r>
               <w:rPr>
@@ -1535,7 +1535,7 @@
               <w:szCs w:val="22"/>
             </w:rPr>
           </w:pPr>
-          <w:hyperlink w:anchor="_Toc242607059" w:history="1">
+          <w:hyperlink w:anchor="_Toc242887458" w:history="1">
             <w:r>
               <w:rPr>
                 <w:rStyle w:val="Hyperlink"/>
@@ -1559,7 +1559,7 @@
               <w:rPr>
                 <w:noProof/>
               </w:rPr>
-              <w:instrText xml:space="preserve"> PAGEREF _Toc242607059 \h </w:instrText>
+              <w:instrText xml:space="preserve"> PAGEREF _Toc242887458 \h </w:instrText>
             </w:r>
             <w:r>
               <w:rPr>
@@ -1576,7 +1576,7 @@
               <w:rPr>
                 <w:noProof/>
               </w:rPr>
-              <w:t>17</w:t>
+              <w:t>18</w:t>
             </w:r>
             <w:r>
               <w:rPr>
@@ -1599,13 +1599,13 @@
               <w:szCs w:val="22"/>
             </w:rPr>
           </w:pPr>
-          <w:hyperlink w:anchor="_Toc242607060" w:history="1">
+          <w:hyperlink w:anchor="_Toc242887459" w:history="1">
             <w:r>
               <w:rPr>
                 <w:rStyle w:val="Hyperlink"/>
                 <w:noProof/>
               </w:rPr>
-              <w:t>Appendix A — Holiday and Overtime Pay Test Matrix</w:t>
+              <w:t>12. Phase 10 — Multi-company Payroll, Employers and Accounts</w:t>
             </w:r>
             <w:r>
               <w:rPr>
@@ -1623,7 +1623,7 @@
               <w:rPr>
                 <w:noProof/>
               </w:rPr>
-              <w:instrText xml:space="preserve"> PAGEREF _Toc242607060 \h </w:instrText>
+              <w:instrText xml:space="preserve"> PAGEREF _Toc242887459 \h </w:instrText>
             </w:r>
             <w:r>
               <w:rPr>
@@ -1640,7 +1640,7 @@
               <w:rPr>
                 <w:noProof/>
               </w:rPr>
-              <w:t>18</w:t>
+              <w:t>19</w:t>
             </w:r>
             <w:r>
               <w:rPr>
@@ -1663,13 +1663,13 @@
               <w:szCs w:val="22"/>
             </w:rPr>
           </w:pPr>
-          <w:hyperlink w:anchor="_Toc242607061" w:history="1">
+          <w:hyperlink w:anchor="_Toc242887460" w:history="1">
             <w:r>
               <w:rPr>
                 <w:rStyle w:val="Hyperlink"/>
                 <w:noProof/>
               </w:rPr>
-              <w:t>Appendix B — Worked Example: 2026-08-B Payslip</w:t>
+              <w:t>Appendix A — Holiday and Overtime Pay Test Matrix</w:t>
             </w:r>
             <w:r>
               <w:rPr>
@@ -1687,7 +1687,7 @@
               <w:rPr>
                 <w:noProof/>
               </w:rPr>
-              <w:instrText xml:space="preserve"> PAGEREF _Toc242607061 \h </w:instrText>
+              <w:instrText xml:space="preserve"> PAGEREF _Toc242887460 \h </w:instrText>
             </w:r>
             <w:r>
               <w:rPr>
@@ -1704,7 +1704,7 @@
               <w:rPr>
                 <w:noProof/>
               </w:rPr>
-              <w:t>19</w:t>
+              <w:t>21</w:t>
             </w:r>
             <w:r>
               <w:rPr>
@@ -1727,12 +1727,76 @@
               <w:szCs w:val="22"/>
             </w:rPr>
           </w:pPr>
-          <w:hyperlink w:anchor="_Toc242607062" w:history="1">
+          <w:hyperlink w:anchor="_Toc242887461" w:history="1">
             <w:r>
               <w:rPr>
                 <w:rStyle w:val="Hyperlink"/>
                 <w:noProof/>
               </w:rPr>
+              <w:t>Appendix B — Worked Example: 2026-08-B Payslip</w:t>
+            </w:r>
+            <w:r>
+              <w:rPr>
+                <w:noProof/>
+              </w:rPr>
+              <w:tab/>
+            </w:r>
+            <w:r>
+              <w:rPr>
+                <w:noProof/>
+              </w:rPr>
+              <w:fldChar w:fldCharType="begin"/>
+            </w:r>
+            <w:r>
+              <w:rPr>
+                <w:noProof/>
+              </w:rPr>
+              <w:instrText xml:space="preserve"> PAGEREF _Toc242887461 \h </w:instrText>
+            </w:r>
+            <w:r>
+              <w:rPr>
+                <w:noProof/>
+              </w:rPr>
+            </w:r>
+            <w:r>
+              <w:rPr>
+                <w:noProof/>
+              </w:rPr>
+              <w:fldChar w:fldCharType="separate"/>
+            </w:r>
+            <w:r>
+              <w:rPr>
+                <w:noProof/>
+              </w:rPr>
+              <w:t>22</w:t>
+            </w:r>
+            <w:r>
+              <w:rPr>
+                <w:noProof/>
+              </w:rPr>
+              <w:fldChar w:fldCharType="end"/>
+            </w:r>
+          </w:hyperlink>
+        </w:p>
+        <w:p>
+          <w:pPr>
+            <w:pStyle w:val="TOC1"/>
+            <w:tabs>
+              <w:tab w:val="right" w:leader="dot" w:pos="15100"/>
+            </w:tabs>
+            <w:rPr>
+              <w:rFonts w:asciiTheme="minorHAnsi" w:eastAsiaTheme="minorEastAsia" w:hAnsiTheme="minorHAnsi" w:cstheme="minorBidi"/>
+              <w:noProof/>
+              <w:sz w:val="22"/>
+              <w:szCs w:val="22"/>
+            </w:rPr>
+          </w:pPr>
+          <w:hyperlink w:anchor="_Toc242887462" w:history="1">
+            <w:r>
+              <w:rPr>
+                <w:rStyle w:val="Hyperlink"/>
+                <w:noProof/>
+              </w:rPr>
               <w:t>Appendix C — Rules Applied and Known Limits</w:t>
             </w:r>
             <w:r>
@@ -1751,7 +1815,7 @@
               <w:rPr>
                 <w:noProof/>
               </w:rPr>
-              <w:instrText xml:space="preserve"> PAGEREF _Toc242607062 \h </w:instrText>
+              <w:instrText xml:space="preserve"> PAGEREF _Toc242887462 \h </w:instrText>
             </w:r>
             <w:r>
               <w:rPr>
@@ -1768,7 +1832,7 @@
               <w:rPr>
                 <w:noProof/>
               </w:rPr>
-              <w:t>20</w:t>
+              <w:t>23</w:t>
             </w:r>
             <w:r>
               <w:rPr>
@@ -1791,7 +1855,7 @@
               <w:szCs w:val="22"/>
             </w:rPr>
           </w:pPr>
-          <w:hyperlink w:anchor="_Toc242607063" w:history="1">
+          <w:hyperlink w:anchor="_Toc242887463" w:history="1">
             <w:r>
               <w:rPr>
                 <w:rStyle w:val="Hyperlink"/>
@@ -1815,7 +1879,7 @@
               <w:rPr>
                 <w:noProof/>
               </w:rPr>
-              <w:instrText xml:space="preserve"> PAGEREF _Toc242607063 \h </w:instrText>
+              <w:instrText xml:space="preserve"> PAGEREF _Toc242887463 \h </w:instrText>
             </w:r>
             <w:r>
               <w:rPr>
@@ -1832,7 +1896,7 @@
               <w:rPr>
                 <w:noProof/>
               </w:rPr>
-              <w:t>20</w:t>
+              <w:t>23</w:t>
             </w:r>
             <w:r>
               <w:rPr>
@@ -1855,7 +1919,7 @@
               <w:szCs w:val="22"/>
             </w:rPr>
           </w:pPr>
-          <w:hyperlink w:anchor="_Toc242607064" w:history="1">
+          <w:hyperlink w:anchor="_Toc242887464" w:history="1">
             <w:r>
               <w:rPr>
                 <w:rStyle w:val="Hyperlink"/>
@@ -1879,7 +1943,7 @@
               <w:rPr>
                 <w:noProof/>
               </w:rPr>
-              <w:instrText xml:space="preserve"> PAGEREF _Toc242607064 \h </w:instrText>
+              <w:instrText xml:space="preserve"> PAGEREF _Toc242887464 \h </w:instrText>
             </w:r>
             <w:r>
               <w:rPr>
@@ -1896,7 +1960,7 @@
               <w:rPr>
                 <w:noProof/>
               </w:rPr>
-              <w:t>20</w:t>
+              <w:t>23</w:t>
             </w:r>
             <w:r>
               <w:rPr>
@@ -1919,7 +1983,7 @@
               <w:szCs w:val="22"/>
             </w:rPr>
           </w:pPr>
-          <w:hyperlink w:anchor="_Toc242607065" w:history="1">
+          <w:hyperlink w:anchor="_Toc242887465" w:history="1">
             <w:r>
               <w:rPr>
                 <w:rStyle w:val="Hyperlink"/>
@@ -1943,7 +2007,7 @@
               <w:rPr>
                 <w:noProof/>
               </w:rPr>
-              <w:instrText xml:space="preserve"> PAGEREF _Toc242607065 \h </w:instrText>
+              <w:instrText xml:space="preserve"> PAGEREF _Toc242887465 \h </w:instrText>
             </w:r>
             <w:r>
               <w:rPr>
@@ -1960,7 +2024,7 @@
               <w:rPr>
                 <w:noProof/>
               </w:rPr>
-              <w:t>21</w:t>
+              <w:t>24</w:t>
             </w:r>
             <w:r>
               <w:rPr>
@@ -1983,7 +2047,7 @@
               <w:szCs w:val="22"/>
             </w:rPr>
           </w:pPr>
-          <w:hyperlink w:anchor="_Toc242607066" w:history="1">
+          <w:hyperlink w:anchor="_Toc242887466" w:history="1">
             <w:r>
               <w:rPr>
                 <w:rStyle w:val="Hyperlink"/>
@@ -2007,7 +2071,7 @@
               <w:rPr>
                 <w:noProof/>
               </w:rPr>
-              <w:instrText xml:space="preserve"> PAGEREF _Toc242607066 \h </w:instrText>
+              <w:instrText xml:space="preserve"> PAGEREF _Toc242887466 \h </w:instrText>
             </w:r>
             <w:r>
               <w:rPr>
@@ -2024,7 +2088,7 @@
               <w:rPr>
                 <w:noProof/>
               </w:rPr>
-              <w:t>21</w:t>
+              <w:t>24</w:t>
             </w:r>
             <w:r>
               <w:rPr>
@@ -2047,7 +2111,7 @@
               <w:szCs w:val="22"/>
             </w:rPr>
           </w:pPr>
-          <w:hyperlink w:anchor="_Toc242607067" w:history="1">
+          <w:hyperlink w:anchor="_Toc242887467" w:history="1">
             <w:r>
               <w:rPr>
                 <w:rStyle w:val="Hyperlink"/>
@@ -2071,7 +2135,7 @@
               <w:rPr>
                 <w:noProof/>
               </w:rPr>
-              <w:instrText xml:space="preserve"> PAGEREF _Toc242607067 \h </w:instrText>
+              <w:instrText xml:space="preserve"> PAGEREF _Toc242887467 \h </w:instrText>
             </w:r>
             <w:r>
               <w:rPr>
@@ -2088,7 +2152,7 @@
               <w:rPr>
                 <w:noProof/>
               </w:rPr>
-              <w:t>21</w:t>
+              <w:t>24</w:t>
             </w:r>
             <w:r>
               <w:rPr>
@@ -2100,7 +2164,6 @@
         </w:p>
         <w:p>
           <w:r>
-            <w:lastRenderedPageBreak/>
             <w:fldChar w:fldCharType="end"/>
           </w:r>
         </w:p>
@@ -2112,7 +2175,7 @@
         <w:pageBreakBefore/>
         <w:spacing w:after="160"/>
       </w:pPr>
-      <w:bookmarkStart w:id="0" w:name="_Toc242607041"/>
+      <w:bookmarkStart w:id="0" w:name="_Toc242887440"/>
       <w:r>
         <w:lastRenderedPageBreak/>
         <w:t>1. Purpose and How to Use This Manual</w:t>
@@ -2215,7 +2278,7 @@
         <w:pStyle w:val="Heading2"/>
         <w:spacing w:before="240" w:after="120"/>
       </w:pPr>
-      <w:bookmarkStart w:id="1" w:name="_Toc242607042"/>
+      <w:bookmarkStart w:id="1" w:name="_Toc242887441"/>
       <w:r>
         <w:t>1.1 Process at a glance</w:t>
       </w:r>
@@ -2552,7 +2615,7 @@
                 <w:sz w:val="18"/>
                 <w:szCs w:val="18"/>
               </w:rPr>
-              <w:t>Biometric punches, manual time entries, overtime, leave, shifting, retro adjustments — filed and approved.</w:t>
+              <w:t>Biometric punches, manual time entries, overtime, leave, shifting, payroll adjustments — filed and approved.</w:t>
             </w:r>
           </w:p>
         </w:tc>
@@ -2862,7 +2925,7 @@
                 <w:sz w:val="18"/>
                 <w:szCs w:val="18"/>
               </w:rPr>
-              <w:t>Loan payments posted, retros applied, filing switched off, audit trail.</w:t>
+              <w:t>Loan payments posted, payroll adjustments applied, filing switched off, the accounts each payslip was paid with saved, audit trail.</w:t>
             </w:r>
           </w:p>
         </w:tc>
@@ -3015,6 +3078,82 @@
                 <w:szCs w:val="18"/>
               </w:rPr>
               <w:t>Generate (all / selected), check the amounts, approve, add employees as a new round, roll back before the pay date.</w:t>
+            </w:r>
+          </w:p>
+        </w:tc>
+      </w:tr>
+      <w:tr>
+        <w:trPr>
+          <w:cantSplit/>
+        </w:trPr>
+        <w:tc>
+          <w:tcPr>
+            <w:tcW w:w="906" w:type="dxa"/>
+            <w:tcMar>
+              <w:top w:w="60" w:type="dxa"/>
+              <w:left w:w="90" w:type="dxa"/>
+              <w:bottom w:w="60" w:type="dxa"/>
+              <w:right w:w="90" w:type="dxa"/>
+            </w:tcMar>
+          </w:tcPr>
+          <w:p>
+            <w:pPr>
+              <w:spacing w:after="40"/>
+            </w:pPr>
+            <w:r>
+              <w:rPr>
+                <w:b/>
+                <w:bCs/>
+                <w:sz w:val="18"/>
+                <w:szCs w:val="18"/>
+              </w:rPr>
+              <w:t>10</w:t>
+            </w:r>
+          </w:p>
+        </w:tc>
+        <w:tc>
+          <w:tcPr>
+            <w:tcW w:w="3324" w:type="dxa"/>
+            <w:tcMar>
+              <w:top w:w="60" w:type="dxa"/>
+              <w:left w:w="90" w:type="dxa"/>
+              <w:bottom w:w="60" w:type="dxa"/>
+              <w:right w:w="90" w:type="dxa"/>
+            </w:tcMar>
+          </w:tcPr>
+          <w:p>
+            <w:pPr>
+              <w:spacing w:after="40"/>
+            </w:pPr>
+            <w:r>
+              <w:rPr>
+                <w:sz w:val="18"/>
+                <w:szCs w:val="18"/>
+              </w:rPr>
+              <w:t>Multi-company payroll</w:t>
+            </w:r>
+          </w:p>
+        </w:tc>
+        <w:tc>
+          <w:tcPr>
+            <w:tcW w:w="10880" w:type="dxa"/>
+            <w:tcMar>
+              <w:top w:w="60" w:type="dxa"/>
+              <w:left w:w="90" w:type="dxa"/>
+              <w:bottom w:w="60" w:type="dxa"/>
+              <w:right w:w="90" w:type="dxa"/>
+            </w:tcMar>
+          </w:tcPr>
+          <w:p>
+            <w:pPr>
+              <w:spacing w:after="40"/>
+            </w:pPr>
+            <w:r>
+              <w:rPr>
+                <w:sz w:val="18"/>
+                <w:szCs w:val="18"/>
+              </w:rPr>
+              <w:t>Employers and their payroll accounts, generating per company, the paid-from record, Add Employees after the pay date, remittances / 2316 per company, the employer share on payslips, cancelling filings.</w:t>
             </w:r>
           </w:p>
         </w:tc>
@@ -3026,7 +3165,7 @@
         <w:pageBreakBefore/>
         <w:spacing w:after="160"/>
       </w:pPr>
-      <w:bookmarkStart w:id="2" w:name="_Toc242607043"/>
+      <w:bookmarkStart w:id="2" w:name="_Toc242887442"/>
       <w:r>
         <w:lastRenderedPageBreak/>
         <w:t>2. Before You Start</w:t>
@@ -3038,7 +3177,7 @@
         <w:pStyle w:val="Heading2"/>
         <w:spacing w:before="240" w:after="120"/>
       </w:pPr>
-      <w:bookmarkStart w:id="3" w:name="_Toc242607044"/>
+      <w:bookmarkStart w:id="3" w:name="_Toc242887443"/>
       <w:r>
         <w:t>2.1 Test accounts and access</w:t>
       </w:r>
@@ -3275,7 +3414,7 @@
                 <w:sz w:val="18"/>
                 <w:szCs w:val="18"/>
               </w:rPr>
-              <w:t>compensation-*, contribution-*, allowance-*, deduction-*, retro-*, payroll-setting-*, payroll-cutoff-*, holiday-calendar-*, shift-*, shift-assignment-*, leave-*, time-entry-*, overtime-*, dtr-list, payroll-run-list, payroll-run-generate, payroll-run-cancel</w:t>
+              <w:t>compensation-*, contribution-*, allowance-*, deduction-*, payroll-adjustment-*, payroll-setting-*, payroll-cutoff-*, holiday-calendar-*, shift-*, shift-assignment-*, leave-*, time-entry-*, overtime-*, dtr-list, payroll-run-list, payroll-run-generate, payroll-run-cancel</w:t>
             </w:r>
           </w:p>
         </w:tc>
@@ -3620,7 +3759,7 @@
         <w:pStyle w:val="Heading2"/>
         <w:spacing w:before="240" w:after="120"/>
       </w:pPr>
-      <w:bookmarkStart w:id="4" w:name="_Toc242607045"/>
+      <w:bookmarkStart w:id="4" w:name="_Toc242887444"/>
       <w:r>
         <w:t>2.2 Checklist</w:t>
       </w:r>
@@ -3683,7 +3822,7 @@
         <w:pStyle w:val="Heading2"/>
         <w:spacing w:before="240" w:after="120"/>
       </w:pPr>
-      <w:bookmarkStart w:id="5" w:name="_Toc242607046"/>
+      <w:bookmarkStart w:id="5" w:name="_Toc242887445"/>
       <w:r>
         <w:t>2.3 Terms used</w:t>
       </w:r>
@@ -4043,7 +4182,7 @@
         <w:pageBreakBefore/>
         <w:spacing w:after="160"/>
       </w:pPr>
-      <w:bookmarkStart w:id="6" w:name="_Toc242607047"/>
+      <w:bookmarkStart w:id="6" w:name="_Toc242887446"/>
       <w:r>
         <w:lastRenderedPageBreak/>
         <w:t>3. Phase 1 — System Setup</w:t>
@@ -4063,7 +4202,7 @@
         <w:pStyle w:val="Heading2"/>
         <w:spacing w:before="240" w:after="120"/>
       </w:pPr>
-      <w:bookmarkStart w:id="7" w:name="_Toc242607048"/>
+      <w:bookmarkStart w:id="7" w:name="_Toc242887447"/>
       <w:r>
         <w:t>3.1 Payroll Settings</w:t>
       </w:r>
@@ -5367,7 +5506,7 @@
         <w:pStyle w:val="Heading2"/>
         <w:spacing w:before="240" w:after="120"/>
       </w:pPr>
-      <w:bookmarkStart w:id="8" w:name="_Toc242607049"/>
+      <w:bookmarkStart w:id="8" w:name="_Toc242887448"/>
       <w:r>
         <w:t>3.2 Payroll cut-offs and holidays</w:t>
       </w:r>
@@ -6356,7 +6495,7 @@
         <w:pStyle w:val="Heading2"/>
         <w:spacing w:before="240" w:after="120"/>
       </w:pPr>
-      <w:bookmarkStart w:id="9" w:name="_Toc242607050"/>
+      <w:bookmarkStart w:id="9" w:name="_Toc242887449"/>
       <w:r>
         <w:t>3.3 Government tables, types and shifts</w:t>
       </w:r>
@@ -7506,7 +7645,7 @@
         <w:pStyle w:val="Heading2"/>
         <w:spacing w:before="240" w:after="120"/>
       </w:pPr>
-      <w:bookmarkStart w:id="10" w:name="_Toc242607051"/>
+      <w:bookmarkStart w:id="10" w:name="_Toc242887450"/>
       <w:r>
         <w:t>3.4 Approval procedures (Access Charts)</w:t>
       </w:r>
@@ -8340,7 +8479,7 @@
         <w:pageBreakBefore/>
         <w:spacing w:after="160"/>
       </w:pPr>
-      <w:bookmarkStart w:id="11" w:name="_Toc242607052"/>
+      <w:bookmarkStart w:id="11" w:name="_Toc242887451"/>
       <w:r>
         <w:lastRenderedPageBreak/>
         <w:t>4. Phase 2 — Employee Pay Records</w:t>
@@ -9654,7 +9793,7 @@
         <w:pageBreakBefore/>
         <w:spacing w:after="160"/>
       </w:pPr>
-      <w:bookmarkStart w:id="12" w:name="_Toc242607053"/>
+      <w:bookmarkStart w:id="12" w:name="_Toc242887452"/>
       <w:r>
         <w:lastRenderedPageBreak/>
         <w:t>5. Phase 3 — Attendance and Leave in the Cut-off</w:t>
@@ -11168,7 +11307,7 @@
                 <w:sz w:val="18"/>
                 <w:szCs w:val="18"/>
               </w:rPr>
-              <w:t>Retro adjustment (back pay).</w:t>
+              <w:t>Payroll adjustment (back pay).</w:t>
             </w:r>
           </w:p>
         </w:tc>
@@ -11191,7 +11330,7 @@
                 <w:sz w:val="18"/>
                 <w:szCs w:val="18"/>
               </w:rPr>
-              <w:t>Payroll → Records → Retro Adjustments → from suggestion</w:t>
+              <w:t>Payroll → Records → Payroll Adjustments → Suggestions</w:t>
             </w:r>
           </w:p>
         </w:tc>
@@ -11237,7 +11376,7 @@
                 <w:sz w:val="18"/>
                 <w:szCs w:val="18"/>
               </w:rPr>
-              <w:t>Open retro for the next cut-off (e.g. 2026-10-A); the payslip shows "Retro — Retro Salary".</w:t>
+              <w:t>Open adjustment for the next cut-off (e.g. 2026-10-A); the payslip shows "Retro Salary".</w:t>
             </w:r>
           </w:p>
         </w:tc>
@@ -11284,7 +11423,7 @@
         <w:pageBreakBefore/>
         <w:spacing w:after="160"/>
       </w:pPr>
-      <w:bookmarkStart w:id="13" w:name="_Toc242607054"/>
+      <w:bookmarkStart w:id="13" w:name="_Toc242887453"/>
       <w:r>
         <w:lastRenderedPageBreak/>
         <w:t>6. Phase 4 — Timekeeping (DTR) Review</w:t>
@@ -12759,7 +12898,7 @@
         <w:pageBreakBefore/>
         <w:spacing w:after="160"/>
       </w:pPr>
-      <w:bookmarkStart w:id="14" w:name="_Toc242607055"/>
+      <w:bookmarkStart w:id="14" w:name="_Toc242887454"/>
       <w:r>
         <w:lastRenderedPageBreak/>
         <w:t>7. Phase 5 — Payroll Generation</w:t>
@@ -13862,7 +14001,7 @@
                 <w:sz w:val="18"/>
                 <w:szCs w:val="18"/>
               </w:rPr>
-              <w:t>Same Draft is replaced with the new figures (one payroll per cut-off).</w:t>
+              <w:t>Same Draft is replaced with the new figures (one payroll per cut-off, or one per company — see Phase 10).</w:t>
             </w:r>
           </w:p>
         </w:tc>
@@ -14065,7 +14204,7 @@
         <w:pageBreakBefore/>
         <w:spacing w:after="160"/>
       </w:pPr>
-      <w:bookmarkStart w:id="15" w:name="_Toc242607056"/>
+      <w:bookmarkStart w:id="15" w:name="_Toc242887455"/>
       <w:r>
         <w:lastRenderedPageBreak/>
         <w:t>8. Phase 6 — Payroll Approval</w:t>
@@ -15379,7 +15518,7 @@
         <w:pageBreakBefore/>
         <w:spacing w:after="160"/>
       </w:pPr>
-      <w:bookmarkStart w:id="16" w:name="_Toc242607057"/>
+      <w:bookmarkStart w:id="16" w:name="_Toc242887456"/>
       <w:r>
         <w:lastRenderedPageBreak/>
         <w:t>9. Phase 7 — After Approval</w:t>
@@ -15778,7 +15917,7 @@
                 <w:sz w:val="18"/>
                 <w:szCs w:val="18"/>
               </w:rPr>
-              <w:t>Retro applied.</w:t>
+              <w:t>Payroll adjustment applied.</w:t>
             </w:r>
           </w:p>
         </w:tc>
@@ -15802,7 +15941,7 @@
                 <w:sz w:val="18"/>
                 <w:szCs w:val="18"/>
               </w:rPr>
-              <w:t>Payroll → Records → Retro Adjustments</w:t>
+              <w:t>Payroll → Records → Payroll Adjustments</w:t>
             </w:r>
           </w:p>
         </w:tc>
@@ -15826,7 +15965,7 @@
                 <w:sz w:val="18"/>
                 <w:szCs w:val="18"/>
               </w:rPr>
-              <w:t>The retro of the cut-off</w:t>
+              <w:t>The adjustment of the cut-off</w:t>
             </w:r>
           </w:p>
         </w:tc>
@@ -16322,7 +16461,7 @@
                 <w:sz w:val="18"/>
                 <w:szCs w:val="18"/>
               </w:rPr>
-              <w:t>Generate Payroll on that cut-off offers only employees not in it (Phase 8); Cancel is refused. Approved payslips change only through a rollback before the pay date (Phase 8), or a retro adjustment on a later cut-off.</w:t>
+              <w:t>Generate Payroll on that cut-off offers only employees not in it (Phase 8); Cancel is refused. Approved payslips change only through a rollback before the pay date (Phase 8), or a payroll adjustment on a later cut-off.</w:t>
             </w:r>
           </w:p>
         </w:tc>
@@ -16685,7 +16824,7 @@
         <w:pageBreakBefore/>
         <w:spacing w:after="160"/>
       </w:pPr>
-      <w:bookmarkStart w:id="17" w:name="_Toc242607058"/>
+      <w:bookmarkStart w:id="17" w:name="_Toc242887457"/>
       <w:r>
         <w:lastRenderedPageBreak/>
         <w:t>10. Phase 8 — Corrections After Approval: Add Employees, Roll Back</w:t>
@@ -16697,7 +16836,7 @@
         <w:spacing w:after="120"/>
       </w:pPr>
       <w:r>
-        <w:t>An approved payroll stays one record per cut-off. Employees added later are approved as its next round (Round 2, 3 …); approved payslips are never recomputed. Rollback is allowed only before the pay date.</w:t>
+        <w:t>An approved payroll stays one record per cut-off. Employees added later are approved as its next round (Round 2, 3 …); approved payslips are never recomputed. Adding employees and rolling back are allowed only before the pay date.</w:t>
       </w:r>
     </w:p>
     <w:tbl>
@@ -17004,7 +17143,7 @@
                 <w:sz w:val="18"/>
                 <w:szCs w:val="18"/>
               </w:rPr>
-              <w:t>The run goes back to Draft; the ticked payslips are unlocked (their Payroll deduction payments removed, retros Open again); the others stay "Approved" (locked).</w:t>
+              <w:t>The run goes back to Draft; the ticked payslips are unlocked (their Payroll deduction payments removed, payroll adjustments Open again); the others stay "Approved" (locked).</w:t>
             </w:r>
           </w:p>
         </w:tc>
@@ -17245,7 +17384,7 @@
                 <w:sz w:val="18"/>
                 <w:szCs w:val="18"/>
               </w:rPr>
-              <w:t>Add an employee to an approved payroll.</w:t>
+              <w:t>Add an employee to an approved payroll (before the pay date).</w:t>
             </w:r>
           </w:p>
         </w:tc>
@@ -18090,6 +18229,162 @@
                 <w:szCs w:val="18"/>
               </w:rPr>
               <w:t>Refused with the reason ("… later in the same month is approved …" / "Payroll Settings or premium rates changed since this payroll was approved …").</w:t>
+            </w:r>
+          </w:p>
+        </w:tc>
+        <w:tc>
+          <w:tcPr>
+            <w:tcW w:w="1210" w:type="dxa"/>
+            <w:tcMar>
+              <w:top w:w="60" w:type="dxa"/>
+              <w:left w:w="90" w:type="dxa"/>
+              <w:bottom w:w="60" w:type="dxa"/>
+              <w:right w:w="90" w:type="dxa"/>
+            </w:tcMar>
+          </w:tcPr>
+          <w:p>
+            <w:pPr>
+              <w:spacing w:after="40"/>
+            </w:pPr>
+            <w:r>
+              <w:rPr>
+                <w:sz w:val="18"/>
+                <w:szCs w:val="18"/>
+              </w:rPr>
+              <w:t>☐ Pass</w:t>
+            </w:r>
+          </w:p>
+          <w:p>
+            <w:pPr>
+              <w:spacing w:after="40"/>
+            </w:pPr>
+            <w:r>
+              <w:rPr>
+                <w:sz w:val="18"/>
+                <w:szCs w:val="18"/>
+              </w:rPr>
+              <w:t>☐ Fail</w:t>
+            </w:r>
+          </w:p>
+        </w:tc>
+      </w:tr>
+      <w:tr>
+        <w:trPr>
+          <w:cantSplit/>
+        </w:trPr>
+        <w:tc>
+          <w:tcPr>
+            <w:tcW w:w="755" w:type="dxa"/>
+            <w:tcMar>
+              <w:top w:w="60" w:type="dxa"/>
+              <w:left w:w="90" w:type="dxa"/>
+              <w:bottom w:w="60" w:type="dxa"/>
+              <w:right w:w="90" w:type="dxa"/>
+            </w:tcMar>
+          </w:tcPr>
+          <w:p>
+            <w:pPr>
+              <w:spacing w:after="40"/>
+            </w:pPr>
+            <w:r>
+              <w:rPr>
+                <w:sz w:val="18"/>
+                <w:szCs w:val="18"/>
+              </w:rPr>
+              <w:lastRenderedPageBreak/>
+              <w:t>8.9</w:t>
+            </w:r>
+          </w:p>
+        </w:tc>
+        <w:tc>
+          <w:tcPr>
+            <w:tcW w:w="3324" w:type="dxa"/>
+            <w:tcMar>
+              <w:top w:w="60" w:type="dxa"/>
+              <w:left w:w="90" w:type="dxa"/>
+              <w:bottom w:w="60" w:type="dxa"/>
+              <w:right w:w="90" w:type="dxa"/>
+            </w:tcMar>
+          </w:tcPr>
+          <w:p>
+            <w:pPr>
+              <w:spacing w:after="40"/>
+            </w:pPr>
+            <w:r>
+              <w:rPr>
+                <w:sz w:val="18"/>
+                <w:szCs w:val="18"/>
+              </w:rPr>
+              <w:t>Adding refused once paid.</w:t>
+            </w:r>
+          </w:p>
+        </w:tc>
+        <w:tc>
+          <w:tcPr>
+            <w:tcW w:w="2266" w:type="dxa"/>
+            <w:tcMar>
+              <w:top w:w="60" w:type="dxa"/>
+              <w:left w:w="90" w:type="dxa"/>
+              <w:bottom w:w="60" w:type="dxa"/>
+              <w:right w:w="90" w:type="dxa"/>
+            </w:tcMar>
+          </w:tcPr>
+          <w:p>
+            <w:pPr>
+              <w:spacing w:after="40"/>
+            </w:pPr>
+            <w:r>
+              <w:rPr>
+                <w:sz w:val="18"/>
+                <w:szCs w:val="18"/>
+              </w:rPr>
+              <w:t>Payroll Runs → View a run whose pay date has passed; or Generate Payroll on that cut-off</w:t>
+            </w:r>
+          </w:p>
+        </w:tc>
+        <w:tc>
+          <w:tcPr>
+            <w:tcW w:w="3022" w:type="dxa"/>
+            <w:tcMar>
+              <w:top w:w="60" w:type="dxa"/>
+              <w:left w:w="90" w:type="dxa"/>
+              <w:bottom w:w="60" w:type="dxa"/>
+              <w:right w:w="90" w:type="dxa"/>
+            </w:tcMar>
+          </w:tcPr>
+          <w:p>
+            <w:pPr>
+              <w:spacing w:after="40"/>
+            </w:pPr>
+            <w:r>
+              <w:rPr>
+                <w:sz w:val="18"/>
+                <w:szCs w:val="18"/>
+              </w:rPr>
+              <w:t>2026-09-B (pay date 09/30/2026)</w:t>
+            </w:r>
+          </w:p>
+        </w:tc>
+        <w:tc>
+          <w:tcPr>
+            <w:tcW w:w="4533" w:type="dxa"/>
+            <w:tcMar>
+              <w:top w:w="60" w:type="dxa"/>
+              <w:left w:w="90" w:type="dxa"/>
+              <w:bottom w:w="60" w:type="dxa"/>
+              <w:right w:w="90" w:type="dxa"/>
+            </w:tcMar>
+          </w:tcPr>
+          <w:p>
+            <w:pPr>
+              <w:spacing w:after="40"/>
+            </w:pPr>
+            <w:r>
+              <w:rPr>
+                <w:sz w:val="18"/>
+                <w:szCs w:val="18"/>
+              </w:rPr>
+              <w:t>No Add Employees button; the "Paid on …" note says no employee can be added; Generate Payroll shows "… was paid on … — no employee can be added" and stays disabled; a request sent anyway is refused.</w:t>
             </w:r>
           </w:p>
         </w:tc>
@@ -18136,7 +18431,7 @@
         <w:pageBreakBefore/>
         <w:spacing w:after="160"/>
       </w:pPr>
-      <w:bookmarkStart w:id="18" w:name="_Toc242607059"/>
+      <w:bookmarkStart w:id="18" w:name="_Toc242887458"/>
       <w:r>
         <w:lastRenderedPageBreak/>
         <w:t>11. Phase 9 — 13th Month Pay</w:t>
@@ -19006,7 +19301,7 @@
                 <w:sz w:val="18"/>
                 <w:szCs w:val="18"/>
               </w:rPr>
-              <w:t>Add employees to the approved batch.</w:t>
+              <w:t>Add employees to the approved batch (before its pay date).</w:t>
             </w:r>
           </w:p>
         </w:tc>
@@ -19385,7 +19680,7 @@
                 <w:sz w:val="18"/>
                 <w:szCs w:val="18"/>
               </w:rPr>
-              <w:t>"Paid on … can't be rolled back or generated again"; Cancel is refused while any employee is approved.</w:t>
+              <w:t>"Paid on … can't be rolled back or generated again"; Cancel is refused while any employee is approved. Add Employees is hidden, and a request sent anyway is refused.</w:t>
             </w:r>
           </w:p>
         </w:tc>
@@ -19587,12 +19882,2084 @@
         <w:pageBreakBefore/>
         <w:spacing w:after="160"/>
       </w:pPr>
-      <w:bookmarkStart w:id="19" w:name="_Toc242607060"/>
+      <w:bookmarkStart w:id="19" w:name="_Toc242887459"/>
+      <w:r>
+        <w:lastRenderedPageBreak/>
+        <w:t>12. Phase 10 — Multi-company Payroll, Employers and Accounts</w:t>
+      </w:r>
+      <w:bookmarkEnd w:id="19"/>
+    </w:p>
+    <w:p>
+      <w:pPr>
+        <w:spacing w:after="120"/>
+      </w:pPr>
+      <w:r>
+        <w:t>Each company is its own employer with its own payroll accounts. Payrolls and the 13th month are generated for All companies or one company at a time — one generation and one approval each. Use two companies with salaried test employees (test system: ADDESSA CORPORATION and STENWELL).</w:t>
+      </w:r>
+    </w:p>
+    <w:tbl>
+      <w:tblPr>
+        <w:tblW w:w="15110" w:type="dxa"/>
+        <w:tblBorders>
+          <w:top w:val="single" w:sz="4" w:space="0" w:color="auto"/>
+          <w:left w:val="single" w:sz="4" w:space="0" w:color="auto"/>
+          <w:bottom w:val="single" w:sz="4" w:space="0" w:color="auto"/>
+          <w:right w:val="single" w:sz="4" w:space="0" w:color="auto"/>
+          <w:insideH w:val="single" w:sz="4" w:space="0" w:color="auto"/>
+          <w:insideV w:val="single" w:sz="4" w:space="0" w:color="auto"/>
+        </w:tblBorders>
+        <w:tblLook w:val="04A0" w:firstRow="1" w:lastRow="0" w:firstColumn="1" w:lastColumn="0" w:noHBand="0" w:noVBand="1"/>
+      </w:tblPr>
+      <w:tblGrid>
+        <w:gridCol w:w="755"/>
+        <w:gridCol w:w="3324"/>
+        <w:gridCol w:w="2266"/>
+        <w:gridCol w:w="3022"/>
+        <w:gridCol w:w="4533"/>
+        <w:gridCol w:w="1210"/>
+      </w:tblGrid>
+      <w:tr>
+        <w:trPr>
+          <w:cantSplit/>
+          <w:tblHeader/>
+        </w:trPr>
+        <w:tc>
+          <w:tcPr>
+            <w:tcW w:w="755" w:type="dxa"/>
+            <w:shd w:val="clear" w:color="auto" w:fill="1A4D0F"/>
+            <w:tcMar>
+              <w:top w:w="60" w:type="dxa"/>
+              <w:left w:w="90" w:type="dxa"/>
+              <w:bottom w:w="60" w:type="dxa"/>
+              <w:right w:w="90" w:type="dxa"/>
+            </w:tcMar>
+          </w:tcPr>
+          <w:p>
+            <w:pPr>
+              <w:spacing w:after="40"/>
+            </w:pPr>
+            <w:r>
+              <w:rPr>
+                <w:b/>
+                <w:bCs/>
+                <w:color w:val="FFFFFF"/>
+                <w:sz w:val="18"/>
+                <w:szCs w:val="18"/>
+              </w:rPr>
+              <w:t>No.</w:t>
+            </w:r>
+          </w:p>
+        </w:tc>
+        <w:tc>
+          <w:tcPr>
+            <w:tcW w:w="3324" w:type="dxa"/>
+            <w:shd w:val="clear" w:color="auto" w:fill="1A4D0F"/>
+            <w:tcMar>
+              <w:top w:w="60" w:type="dxa"/>
+              <w:left w:w="90" w:type="dxa"/>
+              <w:bottom w:w="60" w:type="dxa"/>
+              <w:right w:w="90" w:type="dxa"/>
+            </w:tcMar>
+          </w:tcPr>
+          <w:p>
+            <w:pPr>
+              <w:spacing w:after="40"/>
+            </w:pPr>
+            <w:r>
+              <w:rPr>
+                <w:b/>
+                <w:bCs/>
+                <w:color w:val="FFFFFF"/>
+                <w:sz w:val="18"/>
+                <w:szCs w:val="18"/>
+              </w:rPr>
+              <w:t>Step / Action</w:t>
+            </w:r>
+          </w:p>
+        </w:tc>
+        <w:tc>
+          <w:tcPr>
+            <w:tcW w:w="2266" w:type="dxa"/>
+            <w:shd w:val="clear" w:color="auto" w:fill="1A4D0F"/>
+            <w:tcMar>
+              <w:top w:w="60" w:type="dxa"/>
+              <w:left w:w="90" w:type="dxa"/>
+              <w:bottom w:w="60" w:type="dxa"/>
+              <w:right w:w="90" w:type="dxa"/>
+            </w:tcMar>
+          </w:tcPr>
+          <w:p>
+            <w:pPr>
+              <w:spacing w:after="40"/>
+            </w:pPr>
+            <w:r>
+              <w:rPr>
+                <w:b/>
+                <w:bCs/>
+                <w:color w:val="FFFFFF"/>
+                <w:sz w:val="18"/>
+                <w:szCs w:val="18"/>
+              </w:rPr>
+              <w:t>Menu / Screen</w:t>
+            </w:r>
+          </w:p>
+        </w:tc>
+        <w:tc>
+          <w:tcPr>
+            <w:tcW w:w="3022" w:type="dxa"/>
+            <w:shd w:val="clear" w:color="auto" w:fill="1A4D0F"/>
+            <w:tcMar>
+              <w:top w:w="60" w:type="dxa"/>
+              <w:left w:w="90" w:type="dxa"/>
+              <w:bottom w:w="60" w:type="dxa"/>
+              <w:right w:w="90" w:type="dxa"/>
+            </w:tcMar>
+          </w:tcPr>
+          <w:p>
+            <w:pPr>
+              <w:spacing w:after="40"/>
+            </w:pPr>
+            <w:r>
+              <w:rPr>
+                <w:b/>
+                <w:bCs/>
+                <w:color w:val="FFFFFF"/>
+                <w:sz w:val="18"/>
+                <w:szCs w:val="18"/>
+              </w:rPr>
+              <w:t>Test data (example)</w:t>
+            </w:r>
+          </w:p>
+        </w:tc>
+        <w:tc>
+          <w:tcPr>
+            <w:tcW w:w="4533" w:type="dxa"/>
+            <w:shd w:val="clear" w:color="auto" w:fill="1A4D0F"/>
+            <w:tcMar>
+              <w:top w:w="60" w:type="dxa"/>
+              <w:left w:w="90" w:type="dxa"/>
+              <w:bottom w:w="60" w:type="dxa"/>
+              <w:right w:w="90" w:type="dxa"/>
+            </w:tcMar>
+          </w:tcPr>
+          <w:p>
+            <w:pPr>
+              <w:spacing w:after="40"/>
+            </w:pPr>
+            <w:r>
+              <w:rPr>
+                <w:b/>
+                <w:bCs/>
+                <w:color w:val="FFFFFF"/>
+                <w:sz w:val="18"/>
+                <w:szCs w:val="18"/>
+              </w:rPr>
+              <w:t>Expected result</w:t>
+            </w:r>
+          </w:p>
+        </w:tc>
+        <w:tc>
+          <w:tcPr>
+            <w:tcW w:w="1210" w:type="dxa"/>
+            <w:shd w:val="clear" w:color="auto" w:fill="1A4D0F"/>
+            <w:tcMar>
+              <w:top w:w="60" w:type="dxa"/>
+              <w:left w:w="90" w:type="dxa"/>
+              <w:bottom w:w="60" w:type="dxa"/>
+              <w:right w:w="90" w:type="dxa"/>
+            </w:tcMar>
+          </w:tcPr>
+          <w:p>
+            <w:pPr>
+              <w:spacing w:after="40"/>
+            </w:pPr>
+            <w:r>
+              <w:rPr>
+                <w:b/>
+                <w:bCs/>
+                <w:color w:val="FFFFFF"/>
+                <w:sz w:val="18"/>
+                <w:szCs w:val="18"/>
+              </w:rPr>
+              <w:t>P / F</w:t>
+            </w:r>
+          </w:p>
+        </w:tc>
+      </w:tr>
+      <w:tr>
+        <w:trPr>
+          <w:cantSplit/>
+        </w:trPr>
+        <w:tc>
+          <w:tcPr>
+            <w:tcW w:w="755" w:type="dxa"/>
+            <w:tcMar>
+              <w:top w:w="60" w:type="dxa"/>
+              <w:left w:w="90" w:type="dxa"/>
+              <w:bottom w:w="60" w:type="dxa"/>
+              <w:right w:w="90" w:type="dxa"/>
+            </w:tcMar>
+          </w:tcPr>
+          <w:p>
+            <w:pPr>
+              <w:spacing w:after="40"/>
+            </w:pPr>
+            <w:r>
+              <w:rPr>
+                <w:sz w:val="18"/>
+                <w:szCs w:val="18"/>
+              </w:rPr>
+              <w:t>10.1</w:t>
+            </w:r>
+          </w:p>
+        </w:tc>
+        <w:tc>
+          <w:tcPr>
+            <w:tcW w:w="3324" w:type="dxa"/>
+            <w:tcMar>
+              <w:top w:w="60" w:type="dxa"/>
+              <w:left w:w="90" w:type="dxa"/>
+              <w:bottom w:w="60" w:type="dxa"/>
+              <w:right w:w="90" w:type="dxa"/>
+            </w:tcMar>
+          </w:tcPr>
+          <w:p>
+            <w:pPr>
+              <w:spacing w:after="40"/>
+            </w:pPr>
+            <w:r>
+              <w:rPr>
+                <w:sz w:val="18"/>
+                <w:szCs w:val="18"/>
+              </w:rPr>
+              <w:t>Enter a company's employer details.</w:t>
+            </w:r>
+          </w:p>
+        </w:tc>
+        <w:tc>
+          <w:tcPr>
+            <w:tcW w:w="2266" w:type="dxa"/>
+            <w:tcMar>
+              <w:top w:w="60" w:type="dxa"/>
+              <w:left w:w="90" w:type="dxa"/>
+              <w:bottom w:w="60" w:type="dxa"/>
+              <w:right w:w="90" w:type="dxa"/>
+            </w:tcMar>
+          </w:tcPr>
+          <w:p>
+            <w:pPr>
+              <w:spacing w:after="40"/>
+            </w:pPr>
+            <w:r>
+              <w:rPr>
+                <w:sz w:val="18"/>
+                <w:szCs w:val="18"/>
+              </w:rPr>
+              <w:t>Payroll → Setup → Payroll Settings → Employers → edit icon</w:t>
+            </w:r>
+          </w:p>
+        </w:tc>
+        <w:tc>
+          <w:tcPr>
+            <w:tcW w:w="3022" w:type="dxa"/>
+            <w:tcMar>
+              <w:top w:w="60" w:type="dxa"/>
+              <w:left w:w="90" w:type="dxa"/>
+              <w:bottom w:w="60" w:type="dxa"/>
+              <w:right w:w="90" w:type="dxa"/>
+            </w:tcMar>
+          </w:tcPr>
+          <w:p>
+            <w:pPr>
+              <w:spacing w:after="40"/>
+            </w:pPr>
+            <w:r>
+              <w:rPr>
+                <w:sz w:val="18"/>
+                <w:szCs w:val="18"/>
+              </w:rPr>
+              <w:t>STENWELL: TIN 111-222-333-000, RDO 021, address, SSS / PhilHealth / Pag-IBIG employer numbers</w:t>
+            </w:r>
+          </w:p>
+        </w:tc>
+        <w:tc>
+          <w:tcPr>
+            <w:tcW w:w="4533" w:type="dxa"/>
+            <w:tcMar>
+              <w:top w:w="60" w:type="dxa"/>
+              <w:left w:w="90" w:type="dxa"/>
+              <w:bottom w:w="60" w:type="dxa"/>
+              <w:right w:w="90" w:type="dxa"/>
+            </w:tcMar>
+          </w:tcPr>
+          <w:p>
+            <w:pPr>
+              <w:spacing w:after="40"/>
+            </w:pPr>
+            <w:r>
+              <w:rPr>
+                <w:sz w:val="18"/>
+                <w:szCs w:val="18"/>
+              </w:rPr>
+              <w:t>Saved ("Employer details of STENWELL have been saved"); the TIN column shows it; a TIN with letters is refused ("Digits and dashes only"); the Audit Trail lists "Employer (company)".</w:t>
+            </w:r>
+          </w:p>
+        </w:tc>
+        <w:tc>
+          <w:tcPr>
+            <w:tcW w:w="1210" w:type="dxa"/>
+            <w:tcMar>
+              <w:top w:w="60" w:type="dxa"/>
+              <w:left w:w="90" w:type="dxa"/>
+              <w:bottom w:w="60" w:type="dxa"/>
+              <w:right w:w="90" w:type="dxa"/>
+            </w:tcMar>
+          </w:tcPr>
+          <w:p>
+            <w:pPr>
+              <w:spacing w:after="40"/>
+            </w:pPr>
+            <w:r>
+              <w:rPr>
+                <w:sz w:val="18"/>
+                <w:szCs w:val="18"/>
+              </w:rPr>
+              <w:t>☐ Pass</w:t>
+            </w:r>
+          </w:p>
+          <w:p>
+            <w:pPr>
+              <w:spacing w:after="40"/>
+            </w:pPr>
+            <w:r>
+              <w:rPr>
+                <w:sz w:val="18"/>
+                <w:szCs w:val="18"/>
+              </w:rPr>
+              <w:t>☐ Fail</w:t>
+            </w:r>
+          </w:p>
+        </w:tc>
+      </w:tr>
+      <w:tr>
+        <w:trPr>
+          <w:cantSplit/>
+        </w:trPr>
+        <w:tc>
+          <w:tcPr>
+            <w:tcW w:w="755" w:type="dxa"/>
+            <w:tcMar>
+              <w:top w:w="60" w:type="dxa"/>
+              <w:left w:w="90" w:type="dxa"/>
+              <w:bottom w:w="60" w:type="dxa"/>
+              <w:right w:w="90" w:type="dxa"/>
+            </w:tcMar>
+          </w:tcPr>
+          <w:p>
+            <w:pPr>
+              <w:spacing w:after="40"/>
+            </w:pPr>
+            <w:r>
+              <w:rPr>
+                <w:sz w:val="18"/>
+                <w:szCs w:val="18"/>
+              </w:rPr>
+              <w:t>10.2</w:t>
+            </w:r>
+          </w:p>
+        </w:tc>
+        <w:tc>
+          <w:tcPr>
+            <w:tcW w:w="3324" w:type="dxa"/>
+            <w:tcMar>
+              <w:top w:w="60" w:type="dxa"/>
+              <w:left w:w="90" w:type="dxa"/>
+              <w:bottom w:w="60" w:type="dxa"/>
+              <w:right w:w="90" w:type="dxa"/>
+            </w:tcMar>
+          </w:tcPr>
+          <w:p>
+            <w:pPr>
+              <w:spacing w:after="40"/>
+            </w:pPr>
+            <w:r>
+              <w:rPr>
+                <w:sz w:val="18"/>
+                <w:szCs w:val="18"/>
+              </w:rPr>
+              <w:t>Give the company its own payroll account.</w:t>
+            </w:r>
+          </w:p>
+        </w:tc>
+        <w:tc>
+          <w:tcPr>
+            <w:tcW w:w="2266" w:type="dxa"/>
+            <w:tcMar>
+              <w:top w:w="60" w:type="dxa"/>
+              <w:left w:w="90" w:type="dxa"/>
+              <w:bottom w:w="60" w:type="dxa"/>
+              <w:right w:w="90" w:type="dxa"/>
+            </w:tcMar>
+          </w:tcPr>
+          <w:p>
+            <w:pPr>
+              <w:spacing w:after="40"/>
+            </w:pPr>
+            <w:r>
+              <w:rPr>
+                <w:sz w:val="18"/>
+                <w:szCs w:val="18"/>
+              </w:rPr>
+              <w:t>Employers → expand STENWELL → Add Account</w:t>
+            </w:r>
+          </w:p>
+        </w:tc>
+        <w:tc>
+          <w:tcPr>
+            <w:tcW w:w="3022" w:type="dxa"/>
+            <w:tcMar>
+              <w:top w:w="60" w:type="dxa"/>
+              <w:left w:w="90" w:type="dxa"/>
+              <w:bottom w:w="60" w:type="dxa"/>
+              <w:right w:w="90" w:type="dxa"/>
+            </w:tcMar>
+          </w:tcPr>
+          <w:p>
+            <w:pPr>
+              <w:spacing w:after="40"/>
+            </w:pPr>
+            <w:r>
+              <w:rPr>
+                <w:sz w:val="18"/>
+                <w:szCs w:val="18"/>
+              </w:rPr>
+              <w:t>BPI 9001, Default on</w:t>
+            </w:r>
+          </w:p>
+        </w:tc>
+        <w:tc>
+          <w:tcPr>
+            <w:tcW w:w="4533" w:type="dxa"/>
+            <w:tcMar>
+              <w:top w:w="60" w:type="dxa"/>
+              <w:left w:w="90" w:type="dxa"/>
+              <w:bottom w:w="60" w:type="dxa"/>
+              <w:right w:w="90" w:type="dxa"/>
+            </w:tcMar>
+          </w:tcPr>
+          <w:p>
+            <w:pPr>
+              <w:spacing w:after="40"/>
+            </w:pPr>
+            <w:r>
+              <w:rPr>
+                <w:sz w:val="18"/>
+                <w:szCs w:val="18"/>
+              </w:rPr>
+              <w:t>The account is listed under STENWELL; the Payroll Accounts column shows "1 account" (green). The General tab's accounts are unchanged.</w:t>
+            </w:r>
+          </w:p>
+        </w:tc>
+        <w:tc>
+          <w:tcPr>
+            <w:tcW w:w="1210" w:type="dxa"/>
+            <w:tcMar>
+              <w:top w:w="60" w:type="dxa"/>
+              <w:left w:w="90" w:type="dxa"/>
+              <w:bottom w:w="60" w:type="dxa"/>
+              <w:right w:w="90" w:type="dxa"/>
+            </w:tcMar>
+          </w:tcPr>
+          <w:p>
+            <w:pPr>
+              <w:spacing w:after="40"/>
+            </w:pPr>
+            <w:r>
+              <w:rPr>
+                <w:sz w:val="18"/>
+                <w:szCs w:val="18"/>
+              </w:rPr>
+              <w:t>☐ Pass</w:t>
+            </w:r>
+          </w:p>
+          <w:p>
+            <w:pPr>
+              <w:spacing w:after="40"/>
+            </w:pPr>
+            <w:r>
+              <w:rPr>
+                <w:sz w:val="18"/>
+                <w:szCs w:val="18"/>
+              </w:rPr>
+              <w:t>☐ Fail</w:t>
+            </w:r>
+          </w:p>
+        </w:tc>
+      </w:tr>
+      <w:tr>
+        <w:trPr>
+          <w:cantSplit/>
+        </w:trPr>
+        <w:tc>
+          <w:tcPr>
+            <w:tcW w:w="755" w:type="dxa"/>
+            <w:tcMar>
+              <w:top w:w="60" w:type="dxa"/>
+              <w:left w:w="90" w:type="dxa"/>
+              <w:bottom w:w="60" w:type="dxa"/>
+              <w:right w:w="90" w:type="dxa"/>
+            </w:tcMar>
+          </w:tcPr>
+          <w:p>
+            <w:pPr>
+              <w:spacing w:after="40"/>
+            </w:pPr>
+            <w:r>
+              <w:rPr>
+                <w:sz w:val="18"/>
+                <w:szCs w:val="18"/>
+              </w:rPr>
+              <w:t>10.3</w:t>
+            </w:r>
+          </w:p>
+        </w:tc>
+        <w:tc>
+          <w:tcPr>
+            <w:tcW w:w="3324" w:type="dxa"/>
+            <w:tcMar>
+              <w:top w:w="60" w:type="dxa"/>
+              <w:left w:w="90" w:type="dxa"/>
+              <w:bottom w:w="60" w:type="dxa"/>
+              <w:right w:w="90" w:type="dxa"/>
+            </w:tcMar>
+          </w:tcPr>
+          <w:p>
+            <w:pPr>
+              <w:spacing w:after="40"/>
+            </w:pPr>
+            <w:r>
+              <w:rPr>
+                <w:sz w:val="18"/>
+                <w:szCs w:val="18"/>
+              </w:rPr>
+              <w:t>Company without a Default uses the general account.</w:t>
+            </w:r>
+          </w:p>
+        </w:tc>
+        <w:tc>
+          <w:tcPr>
+            <w:tcW w:w="2266" w:type="dxa"/>
+            <w:tcMar>
+              <w:top w:w="60" w:type="dxa"/>
+              <w:left w:w="90" w:type="dxa"/>
+              <w:bottom w:w="60" w:type="dxa"/>
+              <w:right w:w="90" w:type="dxa"/>
+            </w:tcMar>
+          </w:tcPr>
+          <w:p>
+            <w:pPr>
+              <w:spacing w:after="40"/>
+            </w:pPr>
+            <w:r>
+              <w:rPr>
+                <w:sz w:val="18"/>
+                <w:szCs w:val="18"/>
+              </w:rPr>
+              <w:t>Edit the STENWELL account → Default off; open a STENWELL payroll's Bank File</w:t>
+            </w:r>
+          </w:p>
+        </w:tc>
+        <w:tc>
+          <w:tcPr>
+            <w:tcW w:w="3022" w:type="dxa"/>
+            <w:tcMar>
+              <w:top w:w="60" w:type="dxa"/>
+              <w:left w:w="90" w:type="dxa"/>
+              <w:bottom w:w="60" w:type="dxa"/>
+              <w:right w:w="90" w:type="dxa"/>
+            </w:tcMar>
+          </w:tcPr>
+          <w:p>
+            <w:pPr>
+              <w:spacing w:after="40"/>
+            </w:pPr>
+            <w:r>
+              <w:rPr>
+                <w:sz w:val="18"/>
+                <w:szCs w:val="18"/>
+              </w:rPr>
+              <w:t>—</w:t>
+            </w:r>
+          </w:p>
+        </w:tc>
+        <w:tc>
+          <w:tcPr>
+            <w:tcW w:w="4533" w:type="dxa"/>
+            <w:tcMar>
+              <w:top w:w="60" w:type="dxa"/>
+              <w:left w:w="90" w:type="dxa"/>
+              <w:bottom w:w="60" w:type="dxa"/>
+              <w:right w:w="90" w:type="dxa"/>
+            </w:tcMar>
+          </w:tcPr>
+          <w:p>
+            <w:pPr>
+              <w:spacing w:after="40"/>
+            </w:pPr>
+            <w:r>
+              <w:rPr>
+                <w:sz w:val="18"/>
+                <w:szCs w:val="18"/>
+              </w:rPr>
+              <w:t>Its employees are paid from the General tab's Default account, even with "match employee bank" on; the column shows an orange tag "No Default".</w:t>
+            </w:r>
+          </w:p>
+        </w:tc>
+        <w:tc>
+          <w:tcPr>
+            <w:tcW w:w="1210" w:type="dxa"/>
+            <w:tcMar>
+              <w:top w:w="60" w:type="dxa"/>
+              <w:left w:w="90" w:type="dxa"/>
+              <w:bottom w:w="60" w:type="dxa"/>
+              <w:right w:w="90" w:type="dxa"/>
+            </w:tcMar>
+          </w:tcPr>
+          <w:p>
+            <w:pPr>
+              <w:spacing w:after="40"/>
+            </w:pPr>
+            <w:r>
+              <w:rPr>
+                <w:sz w:val="18"/>
+                <w:szCs w:val="18"/>
+              </w:rPr>
+              <w:t>☐ Pass</w:t>
+            </w:r>
+          </w:p>
+          <w:p>
+            <w:pPr>
+              <w:spacing w:after="40"/>
+            </w:pPr>
+            <w:r>
+              <w:rPr>
+                <w:sz w:val="18"/>
+                <w:szCs w:val="18"/>
+              </w:rPr>
+              <w:t>☐ Fail</w:t>
+            </w:r>
+          </w:p>
+        </w:tc>
+      </w:tr>
+      <w:tr>
+        <w:trPr>
+          <w:cantSplit/>
+        </w:trPr>
+        <w:tc>
+          <w:tcPr>
+            <w:tcW w:w="755" w:type="dxa"/>
+            <w:tcMar>
+              <w:top w:w="60" w:type="dxa"/>
+              <w:left w:w="90" w:type="dxa"/>
+              <w:bottom w:w="60" w:type="dxa"/>
+              <w:right w:w="90" w:type="dxa"/>
+            </w:tcMar>
+          </w:tcPr>
+          <w:p>
+            <w:pPr>
+              <w:spacing w:after="40"/>
+            </w:pPr>
+            <w:r>
+              <w:rPr>
+                <w:sz w:val="18"/>
+                <w:szCs w:val="18"/>
+              </w:rPr>
+              <w:t>10.4</w:t>
+            </w:r>
+          </w:p>
+        </w:tc>
+        <w:tc>
+          <w:tcPr>
+            <w:tcW w:w="3324" w:type="dxa"/>
+            <w:tcMar>
+              <w:top w:w="60" w:type="dxa"/>
+              <w:left w:w="90" w:type="dxa"/>
+              <w:bottom w:w="60" w:type="dxa"/>
+              <w:right w:w="90" w:type="dxa"/>
+            </w:tcMar>
+          </w:tcPr>
+          <w:p>
+            <w:pPr>
+              <w:spacing w:after="40"/>
+            </w:pPr>
+            <w:r>
+              <w:rPr>
+                <w:sz w:val="18"/>
+                <w:szCs w:val="18"/>
+              </w:rPr>
+              <w:t>Generate for one company.</w:t>
+            </w:r>
+          </w:p>
+        </w:tc>
+        <w:tc>
+          <w:tcPr>
+            <w:tcW w:w="2266" w:type="dxa"/>
+            <w:tcMar>
+              <w:top w:w="60" w:type="dxa"/>
+              <w:left w:w="90" w:type="dxa"/>
+              <w:bottom w:w="60" w:type="dxa"/>
+              <w:right w:w="90" w:type="dxa"/>
+            </w:tcMar>
+          </w:tcPr>
+          <w:p>
+            <w:pPr>
+              <w:spacing w:after="40"/>
+            </w:pPr>
+            <w:r>
+              <w:rPr>
+                <w:sz w:val="18"/>
+                <w:szCs w:val="18"/>
+              </w:rPr>
+              <w:t>Payroll Runs → Generate Payroll → Company STENWELL</w:t>
+            </w:r>
+          </w:p>
+        </w:tc>
+        <w:tc>
+          <w:tcPr>
+            <w:tcW w:w="3022" w:type="dxa"/>
+            <w:tcMar>
+              <w:top w:w="60" w:type="dxa"/>
+              <w:left w:w="90" w:type="dxa"/>
+              <w:bottom w:w="60" w:type="dxa"/>
+              <w:right w:w="90" w:type="dxa"/>
+            </w:tcMar>
+          </w:tcPr>
+          <w:p>
+            <w:pPr>
+              <w:spacing w:after="40"/>
+            </w:pPr>
+            <w:r>
+              <w:rPr>
+                <w:sz w:val="18"/>
+                <w:szCs w:val="18"/>
+              </w:rPr>
+              <w:t>Cut-off 2026-10-B</w:t>
+            </w:r>
+          </w:p>
+        </w:tc>
+        <w:tc>
+          <w:tcPr>
+            <w:tcW w:w="4533" w:type="dxa"/>
+            <w:tcMar>
+              <w:top w:w="60" w:type="dxa"/>
+              <w:left w:w="90" w:type="dxa"/>
+              <w:bottom w:w="60" w:type="dxa"/>
+              <w:right w:w="90" w:type="dxa"/>
+            </w:tcMar>
+          </w:tcPr>
+          <w:p>
+            <w:pPr>
+              <w:spacing w:after="40"/>
+            </w:pPr>
+            <w:r>
+              <w:rPr>
+                <w:sz w:val="18"/>
+                <w:szCs w:val="18"/>
+              </w:rPr>
+              <w:t>Draft "Payroll — 2026-10-B · STENWELL" with only STENWELL employees (their branch's company); the list shows the Company column.</w:t>
+            </w:r>
+          </w:p>
+        </w:tc>
+        <w:tc>
+          <w:tcPr>
+            <w:tcW w:w="1210" w:type="dxa"/>
+            <w:tcMar>
+              <w:top w:w="60" w:type="dxa"/>
+              <w:left w:w="90" w:type="dxa"/>
+              <w:bottom w:w="60" w:type="dxa"/>
+              <w:right w:w="90" w:type="dxa"/>
+            </w:tcMar>
+          </w:tcPr>
+          <w:p>
+            <w:pPr>
+              <w:spacing w:after="40"/>
+            </w:pPr>
+            <w:r>
+              <w:rPr>
+                <w:sz w:val="18"/>
+                <w:szCs w:val="18"/>
+              </w:rPr>
+              <w:t>☐ Pass</w:t>
+            </w:r>
+          </w:p>
+          <w:p>
+            <w:pPr>
+              <w:spacing w:after="40"/>
+            </w:pPr>
+            <w:r>
+              <w:rPr>
+                <w:sz w:val="18"/>
+                <w:szCs w:val="18"/>
+              </w:rPr>
+              <w:t>☐ Fail</w:t>
+            </w:r>
+          </w:p>
+        </w:tc>
+      </w:tr>
+      <w:tr>
+        <w:trPr>
+          <w:cantSplit/>
+        </w:trPr>
+        <w:tc>
+          <w:tcPr>
+            <w:tcW w:w="755" w:type="dxa"/>
+            <w:tcMar>
+              <w:top w:w="60" w:type="dxa"/>
+              <w:left w:w="90" w:type="dxa"/>
+              <w:bottom w:w="60" w:type="dxa"/>
+              <w:right w:w="90" w:type="dxa"/>
+            </w:tcMar>
+          </w:tcPr>
+          <w:p>
+            <w:pPr>
+              <w:spacing w:after="40"/>
+            </w:pPr>
+            <w:r>
+              <w:rPr>
+                <w:sz w:val="18"/>
+                <w:szCs w:val="18"/>
+              </w:rPr>
+              <w:t>10.5</w:t>
+            </w:r>
+          </w:p>
+        </w:tc>
+        <w:tc>
+          <w:tcPr>
+            <w:tcW w:w="3324" w:type="dxa"/>
+            <w:tcMar>
+              <w:top w:w="60" w:type="dxa"/>
+              <w:left w:w="90" w:type="dxa"/>
+              <w:bottom w:w="60" w:type="dxa"/>
+              <w:right w:w="90" w:type="dxa"/>
+            </w:tcMar>
+          </w:tcPr>
+          <w:p>
+            <w:pPr>
+              <w:spacing w:after="40"/>
+            </w:pPr>
+            <w:r>
+              <w:rPr>
+                <w:sz w:val="18"/>
+                <w:szCs w:val="18"/>
+              </w:rPr>
+              <w:t>All companies refused when per company exists.</w:t>
+            </w:r>
+          </w:p>
+        </w:tc>
+        <w:tc>
+          <w:tcPr>
+            <w:tcW w:w="2266" w:type="dxa"/>
+            <w:tcMar>
+              <w:top w:w="60" w:type="dxa"/>
+              <w:left w:w="90" w:type="dxa"/>
+              <w:bottom w:w="60" w:type="dxa"/>
+              <w:right w:w="90" w:type="dxa"/>
+            </w:tcMar>
+          </w:tcPr>
+          <w:p>
+            <w:pPr>
+              <w:spacing w:after="40"/>
+            </w:pPr>
+            <w:r>
+              <w:rPr>
+                <w:sz w:val="18"/>
+                <w:szCs w:val="18"/>
+              </w:rPr>
+              <w:t>Generate Payroll → same cut-off → Company All companies</w:t>
+            </w:r>
+          </w:p>
+        </w:tc>
+        <w:tc>
+          <w:tcPr>
+            <w:tcW w:w="3022" w:type="dxa"/>
+            <w:tcMar>
+              <w:top w:w="60" w:type="dxa"/>
+              <w:left w:w="90" w:type="dxa"/>
+              <w:bottom w:w="60" w:type="dxa"/>
+              <w:right w:w="90" w:type="dxa"/>
+            </w:tcMar>
+          </w:tcPr>
+          <w:p>
+            <w:pPr>
+              <w:spacing w:after="40"/>
+            </w:pPr>
+            <w:r>
+              <w:rPr>
+                <w:sz w:val="18"/>
+                <w:szCs w:val="18"/>
+              </w:rPr>
+              <w:t>—</w:t>
+            </w:r>
+          </w:p>
+        </w:tc>
+        <w:tc>
+          <w:tcPr>
+            <w:tcW w:w="4533" w:type="dxa"/>
+            <w:tcMar>
+              <w:top w:w="60" w:type="dxa"/>
+              <w:left w:w="90" w:type="dxa"/>
+              <w:bottom w:w="60" w:type="dxa"/>
+              <w:right w:w="90" w:type="dxa"/>
+            </w:tcMar>
+          </w:tcPr>
+          <w:p>
+            <w:pPr>
+              <w:spacing w:after="40"/>
+            </w:pPr>
+            <w:r>
+              <w:rPr>
+                <w:sz w:val="18"/>
+                <w:szCs w:val="18"/>
+              </w:rPr>
+              <w:t>Red message "This cut-off is generated per company (STENWELL) — choose a company."; Generate disabled. The reverse (a company on an all-companies cut-off) is refused the same way.</w:t>
+            </w:r>
+          </w:p>
+        </w:tc>
+        <w:tc>
+          <w:tcPr>
+            <w:tcW w:w="1210" w:type="dxa"/>
+            <w:tcMar>
+              <w:top w:w="60" w:type="dxa"/>
+              <w:left w:w="90" w:type="dxa"/>
+              <w:bottom w:w="60" w:type="dxa"/>
+              <w:right w:w="90" w:type="dxa"/>
+            </w:tcMar>
+          </w:tcPr>
+          <w:p>
+            <w:pPr>
+              <w:spacing w:after="40"/>
+            </w:pPr>
+            <w:r>
+              <w:rPr>
+                <w:sz w:val="18"/>
+                <w:szCs w:val="18"/>
+              </w:rPr>
+              <w:t>☐ Pass</w:t>
+            </w:r>
+          </w:p>
+          <w:p>
+            <w:pPr>
+              <w:spacing w:after="40"/>
+            </w:pPr>
+            <w:r>
+              <w:rPr>
+                <w:sz w:val="18"/>
+                <w:szCs w:val="18"/>
+              </w:rPr>
+              <w:t>☐ Fail</w:t>
+            </w:r>
+          </w:p>
+        </w:tc>
+      </w:tr>
+      <w:tr>
+        <w:trPr>
+          <w:cantSplit/>
+        </w:trPr>
+        <w:tc>
+          <w:tcPr>
+            <w:tcW w:w="755" w:type="dxa"/>
+            <w:tcMar>
+              <w:top w:w="60" w:type="dxa"/>
+              <w:left w:w="90" w:type="dxa"/>
+              <w:bottom w:w="60" w:type="dxa"/>
+              <w:right w:w="90" w:type="dxa"/>
+            </w:tcMar>
+          </w:tcPr>
+          <w:p>
+            <w:pPr>
+              <w:spacing w:after="40"/>
+            </w:pPr>
+            <w:r>
+              <w:rPr>
+                <w:sz w:val="18"/>
+                <w:szCs w:val="18"/>
+              </w:rPr>
+              <w:t>10.6</w:t>
+            </w:r>
+          </w:p>
+        </w:tc>
+        <w:tc>
+          <w:tcPr>
+            <w:tcW w:w="3324" w:type="dxa"/>
+            <w:tcMar>
+              <w:top w:w="60" w:type="dxa"/>
+              <w:left w:w="90" w:type="dxa"/>
+              <w:bottom w:w="60" w:type="dxa"/>
+              <w:right w:w="90" w:type="dxa"/>
+            </w:tcMar>
+          </w:tcPr>
+          <w:p>
+            <w:pPr>
+              <w:spacing w:after="40"/>
+            </w:pPr>
+            <w:r>
+              <w:rPr>
+                <w:sz w:val="18"/>
+                <w:szCs w:val="18"/>
+              </w:rPr>
+              <w:t>Bank File of a company payroll.</w:t>
+            </w:r>
+          </w:p>
+        </w:tc>
+        <w:tc>
+          <w:tcPr>
+            <w:tcW w:w="2266" w:type="dxa"/>
+            <w:tcMar>
+              <w:top w:w="60" w:type="dxa"/>
+              <w:left w:w="90" w:type="dxa"/>
+              <w:bottom w:w="60" w:type="dxa"/>
+              <w:right w:w="90" w:type="dxa"/>
+            </w:tcMar>
+          </w:tcPr>
+          <w:p>
+            <w:pPr>
+              <w:spacing w:after="40"/>
+            </w:pPr>
+            <w:r>
+              <w:rPr>
+                <w:sz w:val="18"/>
+                <w:szCs w:val="18"/>
+              </w:rPr>
+              <w:t>Run → Bank File → Paid from</w:t>
+            </w:r>
+          </w:p>
+        </w:tc>
+        <w:tc>
+          <w:tcPr>
+            <w:tcW w:w="3022" w:type="dxa"/>
+            <w:tcMar>
+              <w:top w:w="60" w:type="dxa"/>
+              <w:left w:w="90" w:type="dxa"/>
+              <w:bottom w:w="60" w:type="dxa"/>
+              <w:right w:w="90" w:type="dxa"/>
+            </w:tcMar>
+          </w:tcPr>
+          <w:p>
+            <w:pPr>
+              <w:spacing w:after="40"/>
+            </w:pPr>
+            <w:r>
+              <w:rPr>
+                <w:sz w:val="18"/>
+                <w:szCs w:val="18"/>
+              </w:rPr>
+              <w:t>—</w:t>
+            </w:r>
+          </w:p>
+        </w:tc>
+        <w:tc>
+          <w:tcPr>
+            <w:tcW w:w="4533" w:type="dxa"/>
+            <w:tcMar>
+              <w:top w:w="60" w:type="dxa"/>
+              <w:left w:w="90" w:type="dxa"/>
+              <w:bottom w:w="60" w:type="dxa"/>
+              <w:right w:w="90" w:type="dxa"/>
+            </w:tcMar>
+          </w:tcPr>
+          <w:p>
+            <w:pPr>
+              <w:spacing w:after="40"/>
+            </w:pPr>
+            <w:r>
+              <w:rPr>
+                <w:sz w:val="18"/>
+                <w:szCs w:val="18"/>
+              </w:rPr>
+              <w:t>Groups name the company account ("From BPI 9001 · STENWELL"); the account list offers only STENWELL's and the general accounts. On an all-companies payroll there is no account choice.</w:t>
+            </w:r>
+          </w:p>
+        </w:tc>
+        <w:tc>
+          <w:tcPr>
+            <w:tcW w:w="1210" w:type="dxa"/>
+            <w:tcMar>
+              <w:top w:w="60" w:type="dxa"/>
+              <w:left w:w="90" w:type="dxa"/>
+              <w:bottom w:w="60" w:type="dxa"/>
+              <w:right w:w="90" w:type="dxa"/>
+            </w:tcMar>
+          </w:tcPr>
+          <w:p>
+            <w:pPr>
+              <w:spacing w:after="40"/>
+            </w:pPr>
+            <w:r>
+              <w:rPr>
+                <w:sz w:val="18"/>
+                <w:szCs w:val="18"/>
+              </w:rPr>
+              <w:t>☐ Pass</w:t>
+            </w:r>
+          </w:p>
+          <w:p>
+            <w:pPr>
+              <w:spacing w:after="40"/>
+            </w:pPr>
+            <w:r>
+              <w:rPr>
+                <w:sz w:val="18"/>
+                <w:szCs w:val="18"/>
+              </w:rPr>
+              <w:t>☐ Fail</w:t>
+            </w:r>
+          </w:p>
+        </w:tc>
+      </w:tr>
+      <w:tr>
+        <w:trPr>
+          <w:cantSplit/>
+        </w:trPr>
+        <w:tc>
+          <w:tcPr>
+            <w:tcW w:w="755" w:type="dxa"/>
+            <w:tcMar>
+              <w:top w:w="60" w:type="dxa"/>
+              <w:left w:w="90" w:type="dxa"/>
+              <w:bottom w:w="60" w:type="dxa"/>
+              <w:right w:w="90" w:type="dxa"/>
+            </w:tcMar>
+          </w:tcPr>
+          <w:p>
+            <w:pPr>
+              <w:spacing w:after="40"/>
+            </w:pPr>
+            <w:r>
+              <w:rPr>
+                <w:sz w:val="18"/>
+                <w:szCs w:val="18"/>
+              </w:rPr>
+              <w:t>10.7</w:t>
+            </w:r>
+          </w:p>
+        </w:tc>
+        <w:tc>
+          <w:tcPr>
+            <w:tcW w:w="3324" w:type="dxa"/>
+            <w:tcMar>
+              <w:top w:w="60" w:type="dxa"/>
+              <w:left w:w="90" w:type="dxa"/>
+              <w:bottom w:w="60" w:type="dxa"/>
+              <w:right w:w="90" w:type="dxa"/>
+            </w:tcMar>
+          </w:tcPr>
+          <w:p>
+            <w:pPr>
+              <w:spacing w:after="40"/>
+            </w:pPr>
+            <w:r>
+              <w:rPr>
+                <w:sz w:val="18"/>
+                <w:szCs w:val="18"/>
+              </w:rPr>
+              <w:t>Approve: the accounts are saved.</w:t>
+            </w:r>
+          </w:p>
+        </w:tc>
+        <w:tc>
+          <w:tcPr>
+            <w:tcW w:w="2266" w:type="dxa"/>
+            <w:tcMar>
+              <w:top w:w="60" w:type="dxa"/>
+              <w:left w:w="90" w:type="dxa"/>
+              <w:bottom w:w="60" w:type="dxa"/>
+              <w:right w:w="90" w:type="dxa"/>
+            </w:tcMar>
+          </w:tcPr>
+          <w:p>
+            <w:pPr>
+              <w:spacing w:after="40"/>
+            </w:pPr>
+            <w:r>
+              <w:rPr>
+                <w:sz w:val="18"/>
+                <w:szCs w:val="18"/>
+              </w:rPr>
+              <w:t>Submit; approvers approve; then the run page, Payroll Runs list and Payroll Register</w:t>
+            </w:r>
+          </w:p>
+        </w:tc>
+        <w:tc>
+          <w:tcPr>
+            <w:tcW w:w="3022" w:type="dxa"/>
+            <w:tcMar>
+              <w:top w:w="60" w:type="dxa"/>
+              <w:left w:w="90" w:type="dxa"/>
+              <w:bottom w:w="60" w:type="dxa"/>
+              <w:right w:w="90" w:type="dxa"/>
+            </w:tcMar>
+          </w:tcPr>
+          <w:p>
+            <w:pPr>
+              <w:spacing w:after="40"/>
+            </w:pPr>
+            <w:r>
+              <w:rPr>
+                <w:sz w:val="18"/>
+                <w:szCs w:val="18"/>
+              </w:rPr>
+              <w:t>—</w:t>
+            </w:r>
+          </w:p>
+        </w:tc>
+        <w:tc>
+          <w:tcPr>
+            <w:tcW w:w="4533" w:type="dxa"/>
+            <w:tcMar>
+              <w:top w:w="60" w:type="dxa"/>
+              <w:left w:w="90" w:type="dxa"/>
+              <w:bottom w:w="60" w:type="dxa"/>
+              <w:right w:w="90" w:type="dxa"/>
+            </w:tcMar>
+          </w:tcPr>
+          <w:p>
+            <w:pPr>
+              <w:spacing w:after="40"/>
+            </w:pPr>
+            <w:r>
+              <w:rPr>
+                <w:sz w:val="18"/>
+                <w:szCs w:val="18"/>
+              </w:rPr>
+              <w:t>The "Paid from" card (final) lists each account with employees and total; the list shows the same in Paid From; the register Excel has Credited To and Paid From per employee. Editing the account afterwards doesn't change them.</w:t>
+            </w:r>
+          </w:p>
+        </w:tc>
+        <w:tc>
+          <w:tcPr>
+            <w:tcW w:w="1210" w:type="dxa"/>
+            <w:tcMar>
+              <w:top w:w="60" w:type="dxa"/>
+              <w:left w:w="90" w:type="dxa"/>
+              <w:bottom w:w="60" w:type="dxa"/>
+              <w:right w:w="90" w:type="dxa"/>
+            </w:tcMar>
+          </w:tcPr>
+          <w:p>
+            <w:pPr>
+              <w:spacing w:after="40"/>
+            </w:pPr>
+            <w:r>
+              <w:rPr>
+                <w:sz w:val="18"/>
+                <w:szCs w:val="18"/>
+              </w:rPr>
+              <w:t>☐ Pass</w:t>
+            </w:r>
+          </w:p>
+          <w:p>
+            <w:pPr>
+              <w:spacing w:after="40"/>
+            </w:pPr>
+            <w:r>
+              <w:rPr>
+                <w:sz w:val="18"/>
+                <w:szCs w:val="18"/>
+              </w:rPr>
+              <w:t>☐ Fail</w:t>
+            </w:r>
+          </w:p>
+        </w:tc>
+      </w:tr>
+      <w:tr>
+        <w:trPr>
+          <w:cantSplit/>
+        </w:trPr>
+        <w:tc>
+          <w:tcPr>
+            <w:tcW w:w="755" w:type="dxa"/>
+            <w:tcMar>
+              <w:top w:w="60" w:type="dxa"/>
+              <w:left w:w="90" w:type="dxa"/>
+              <w:bottom w:w="60" w:type="dxa"/>
+              <w:right w:w="90" w:type="dxa"/>
+            </w:tcMar>
+          </w:tcPr>
+          <w:p>
+            <w:pPr>
+              <w:spacing w:after="40"/>
+            </w:pPr>
+            <w:r>
+              <w:rPr>
+                <w:sz w:val="18"/>
+                <w:szCs w:val="18"/>
+              </w:rPr>
+              <w:t>10.8</w:t>
+            </w:r>
+          </w:p>
+        </w:tc>
+        <w:tc>
+          <w:tcPr>
+            <w:tcW w:w="3324" w:type="dxa"/>
+            <w:tcMar>
+              <w:top w:w="60" w:type="dxa"/>
+              <w:left w:w="90" w:type="dxa"/>
+              <w:bottom w:w="60" w:type="dxa"/>
+              <w:right w:w="90" w:type="dxa"/>
+            </w:tcMar>
+          </w:tcPr>
+          <w:p>
+            <w:pPr>
+              <w:spacing w:after="40"/>
+            </w:pPr>
+            <w:r>
+              <w:rPr>
+                <w:sz w:val="18"/>
+                <w:szCs w:val="18"/>
+              </w:rPr>
+              <w:t>Remittances for one company.</w:t>
+            </w:r>
+          </w:p>
+        </w:tc>
+        <w:tc>
+          <w:tcPr>
+            <w:tcW w:w="2266" w:type="dxa"/>
+            <w:tcMar>
+              <w:top w:w="60" w:type="dxa"/>
+              <w:left w:w="90" w:type="dxa"/>
+              <w:bottom w:w="60" w:type="dxa"/>
+              <w:right w:w="90" w:type="dxa"/>
+            </w:tcMar>
+          </w:tcPr>
+          <w:p>
+            <w:pPr>
+              <w:spacing w:after="40"/>
+            </w:pPr>
+            <w:r>
+              <w:rPr>
+                <w:sz w:val="18"/>
+                <w:szCs w:val="18"/>
+              </w:rPr>
+              <w:t>Payroll → Government Compliance → Remittances</w:t>
+            </w:r>
+          </w:p>
+        </w:tc>
+        <w:tc>
+          <w:tcPr>
+            <w:tcW w:w="3022" w:type="dxa"/>
+            <w:tcMar>
+              <w:top w:w="60" w:type="dxa"/>
+              <w:left w:w="90" w:type="dxa"/>
+              <w:bottom w:w="60" w:type="dxa"/>
+              <w:right w:w="90" w:type="dxa"/>
+            </w:tcMar>
+          </w:tcPr>
+          <w:p>
+            <w:pPr>
+              <w:spacing w:after="40"/>
+            </w:pPr>
+            <w:r>
+              <w:rPr>
+                <w:sz w:val="18"/>
+                <w:szCs w:val="18"/>
+              </w:rPr>
+              <w:t>Month, Company STENWELL</w:t>
+            </w:r>
+          </w:p>
+        </w:tc>
+        <w:tc>
+          <w:tcPr>
+            <w:tcW w:w="4533" w:type="dxa"/>
+            <w:tcMar>
+              <w:top w:w="60" w:type="dxa"/>
+              <w:left w:w="90" w:type="dxa"/>
+              <w:bottom w:w="60" w:type="dxa"/>
+              <w:right w:w="90" w:type="dxa"/>
+            </w:tcMar>
+          </w:tcPr>
+          <w:p>
+            <w:pPr>
+              <w:spacing w:after="40"/>
+            </w:pPr>
+            <w:r>
+              <w:rPr>
+                <w:sz w:val="18"/>
+                <w:szCs w:val="18"/>
+              </w:rPr>
+              <w:t>Only STENWELL payslips; the Excel summary heads with STENWELL's TIN and agency numbers; a warning lists missing numbers. Cleared company = all companies, with a warning to choose one for filing.</w:t>
+            </w:r>
+          </w:p>
+        </w:tc>
+        <w:tc>
+          <w:tcPr>
+            <w:tcW w:w="1210" w:type="dxa"/>
+            <w:tcMar>
+              <w:top w:w="60" w:type="dxa"/>
+              <w:left w:w="90" w:type="dxa"/>
+              <w:bottom w:w="60" w:type="dxa"/>
+              <w:right w:w="90" w:type="dxa"/>
+            </w:tcMar>
+          </w:tcPr>
+          <w:p>
+            <w:pPr>
+              <w:spacing w:after="40"/>
+            </w:pPr>
+            <w:r>
+              <w:rPr>
+                <w:sz w:val="18"/>
+                <w:szCs w:val="18"/>
+              </w:rPr>
+              <w:t>☐ Pass</w:t>
+            </w:r>
+          </w:p>
+          <w:p>
+            <w:pPr>
+              <w:spacing w:after="40"/>
+            </w:pPr>
+            <w:r>
+              <w:rPr>
+                <w:sz w:val="18"/>
+                <w:szCs w:val="18"/>
+              </w:rPr>
+              <w:t>☐ Fail</w:t>
+            </w:r>
+          </w:p>
+        </w:tc>
+      </w:tr>
+      <w:tr>
+        <w:trPr>
+          <w:cantSplit/>
+        </w:trPr>
+        <w:tc>
+          <w:tcPr>
+            <w:tcW w:w="755" w:type="dxa"/>
+            <w:tcMar>
+              <w:top w:w="60" w:type="dxa"/>
+              <w:left w:w="90" w:type="dxa"/>
+              <w:bottom w:w="60" w:type="dxa"/>
+              <w:right w:w="90" w:type="dxa"/>
+            </w:tcMar>
+          </w:tcPr>
+          <w:p>
+            <w:pPr>
+              <w:spacing w:after="40"/>
+            </w:pPr>
+            <w:r>
+              <w:rPr>
+                <w:sz w:val="18"/>
+                <w:szCs w:val="18"/>
+              </w:rPr>
+              <w:lastRenderedPageBreak/>
+              <w:t>10.9</w:t>
+            </w:r>
+          </w:p>
+        </w:tc>
+        <w:tc>
+          <w:tcPr>
+            <w:tcW w:w="3324" w:type="dxa"/>
+            <w:tcMar>
+              <w:top w:w="60" w:type="dxa"/>
+              <w:left w:w="90" w:type="dxa"/>
+              <w:bottom w:w="60" w:type="dxa"/>
+              <w:right w:w="90" w:type="dxa"/>
+            </w:tcMar>
+          </w:tcPr>
+          <w:p>
+            <w:pPr>
+              <w:spacing w:after="40"/>
+            </w:pPr>
+            <w:r>
+              <w:rPr>
+                <w:sz w:val="18"/>
+                <w:szCs w:val="18"/>
+              </w:rPr>
+              <w:t>Year-end tax and 2316 for one company.</w:t>
+            </w:r>
+          </w:p>
+        </w:tc>
+        <w:tc>
+          <w:tcPr>
+            <w:tcW w:w="2266" w:type="dxa"/>
+            <w:tcMar>
+              <w:top w:w="60" w:type="dxa"/>
+              <w:left w:w="90" w:type="dxa"/>
+              <w:bottom w:w="60" w:type="dxa"/>
+              <w:right w:w="90" w:type="dxa"/>
+            </w:tcMar>
+          </w:tcPr>
+          <w:p>
+            <w:pPr>
+              <w:spacing w:after="40"/>
+            </w:pPr>
+            <w:r>
+              <w:rPr>
+                <w:sz w:val="18"/>
+                <w:szCs w:val="18"/>
+              </w:rPr>
+              <w:t>Government Compliance → Year-end Tax</w:t>
+            </w:r>
+          </w:p>
+        </w:tc>
+        <w:tc>
+          <w:tcPr>
+            <w:tcW w:w="3022" w:type="dxa"/>
+            <w:tcMar>
+              <w:top w:w="60" w:type="dxa"/>
+              <w:left w:w="90" w:type="dxa"/>
+              <w:bottom w:w="60" w:type="dxa"/>
+              <w:right w:w="90" w:type="dxa"/>
+            </w:tcMar>
+          </w:tcPr>
+          <w:p>
+            <w:pPr>
+              <w:spacing w:after="40"/>
+            </w:pPr>
+            <w:r>
+              <w:rPr>
+                <w:sz w:val="18"/>
+                <w:szCs w:val="18"/>
+              </w:rPr>
+              <w:t>Year 2026, Company STENWELL; print a 2316</w:t>
+            </w:r>
+          </w:p>
+        </w:tc>
+        <w:tc>
+          <w:tcPr>
+            <w:tcW w:w="4533" w:type="dxa"/>
+            <w:tcMar>
+              <w:top w:w="60" w:type="dxa"/>
+              <w:left w:w="90" w:type="dxa"/>
+              <w:bottom w:w="60" w:type="dxa"/>
+              <w:right w:w="90" w:type="dxa"/>
+            </w:tcMar>
+          </w:tcPr>
+          <w:p>
+            <w:pPr>
+              <w:spacing w:after="40"/>
+            </w:pPr>
+            <w:r>
+              <w:rPr>
+                <w:sz w:val="18"/>
+                <w:szCs w:val="18"/>
+              </w:rPr>
+              <w:t>Only what STENWELL paid; the 2316 shows STENWELL as employer; the alphalist file name ends with the company.</w:t>
+            </w:r>
+          </w:p>
+        </w:tc>
+        <w:tc>
+          <w:tcPr>
+            <w:tcW w:w="1210" w:type="dxa"/>
+            <w:tcMar>
+              <w:top w:w="60" w:type="dxa"/>
+              <w:left w:w="90" w:type="dxa"/>
+              <w:bottom w:w="60" w:type="dxa"/>
+              <w:right w:w="90" w:type="dxa"/>
+            </w:tcMar>
+          </w:tcPr>
+          <w:p>
+            <w:pPr>
+              <w:spacing w:after="40"/>
+            </w:pPr>
+            <w:r>
+              <w:rPr>
+                <w:sz w:val="18"/>
+                <w:szCs w:val="18"/>
+              </w:rPr>
+              <w:t>☐ Pass</w:t>
+            </w:r>
+          </w:p>
+          <w:p>
+            <w:pPr>
+              <w:spacing w:after="40"/>
+            </w:pPr>
+            <w:r>
+              <w:rPr>
+                <w:sz w:val="18"/>
+                <w:szCs w:val="18"/>
+              </w:rPr>
+              <w:t>☐ Fail</w:t>
+            </w:r>
+          </w:p>
+        </w:tc>
+      </w:tr>
+      <w:tr>
+        <w:trPr>
+          <w:cantSplit/>
+        </w:trPr>
+        <w:tc>
+          <w:tcPr>
+            <w:tcW w:w="755" w:type="dxa"/>
+            <w:tcMar>
+              <w:top w:w="60" w:type="dxa"/>
+              <w:left w:w="90" w:type="dxa"/>
+              <w:bottom w:w="60" w:type="dxa"/>
+              <w:right w:w="90" w:type="dxa"/>
+            </w:tcMar>
+          </w:tcPr>
+          <w:p>
+            <w:pPr>
+              <w:spacing w:after="40"/>
+            </w:pPr>
+            <w:r>
+              <w:rPr>
+                <w:sz w:val="18"/>
+                <w:szCs w:val="18"/>
+              </w:rPr>
+              <w:t>10.10</w:t>
+            </w:r>
+          </w:p>
+        </w:tc>
+        <w:tc>
+          <w:tcPr>
+            <w:tcW w:w="3324" w:type="dxa"/>
+            <w:tcMar>
+              <w:top w:w="60" w:type="dxa"/>
+              <w:left w:w="90" w:type="dxa"/>
+              <w:bottom w:w="60" w:type="dxa"/>
+              <w:right w:w="90" w:type="dxa"/>
+            </w:tcMar>
+          </w:tcPr>
+          <w:p>
+            <w:pPr>
+              <w:spacing w:after="40"/>
+            </w:pPr>
+            <w:r>
+              <w:rPr>
+                <w:sz w:val="18"/>
+                <w:szCs w:val="18"/>
+              </w:rPr>
+              <w:t>13th month for one company.</w:t>
+            </w:r>
+          </w:p>
+        </w:tc>
+        <w:tc>
+          <w:tcPr>
+            <w:tcW w:w="2266" w:type="dxa"/>
+            <w:tcMar>
+              <w:top w:w="60" w:type="dxa"/>
+              <w:left w:w="90" w:type="dxa"/>
+              <w:bottom w:w="60" w:type="dxa"/>
+              <w:right w:w="90" w:type="dxa"/>
+            </w:tcMar>
+          </w:tcPr>
+          <w:p>
+            <w:pPr>
+              <w:spacing w:after="40"/>
+            </w:pPr>
+            <w:r>
+              <w:rPr>
+                <w:sz w:val="18"/>
+                <w:szCs w:val="18"/>
+              </w:rPr>
+              <w:t>Special Pay → 13th Month Pay → Generate 13th Month</w:t>
+            </w:r>
+          </w:p>
+        </w:tc>
+        <w:tc>
+          <w:tcPr>
+            <w:tcW w:w="3022" w:type="dxa"/>
+            <w:tcMar>
+              <w:top w:w="60" w:type="dxa"/>
+              <w:left w:w="90" w:type="dxa"/>
+              <w:bottom w:w="60" w:type="dxa"/>
+              <w:right w:w="90" w:type="dxa"/>
+            </w:tcMar>
+          </w:tcPr>
+          <w:p>
+            <w:pPr>
+              <w:spacing w:after="40"/>
+            </w:pPr>
+            <w:r>
+              <w:rPr>
+                <w:sz w:val="18"/>
+                <w:szCs w:val="18"/>
+              </w:rPr>
+              <w:t>Year, Company STENWELL</w:t>
+            </w:r>
+          </w:p>
+        </w:tc>
+        <w:tc>
+          <w:tcPr>
+            <w:tcW w:w="4533" w:type="dxa"/>
+            <w:tcMar>
+              <w:top w:w="60" w:type="dxa"/>
+              <w:left w:w="90" w:type="dxa"/>
+              <w:bottom w:w="60" w:type="dxa"/>
+              <w:right w:w="90" w:type="dxa"/>
+            </w:tcMar>
+          </w:tcPr>
+          <w:p>
+            <w:pPr>
+              <w:spacing w:after="40"/>
+            </w:pPr>
+            <w:r>
+              <w:rPr>
+                <w:sz w:val="18"/>
+                <w:szCs w:val="18"/>
+              </w:rPr>
+              <w:t>One batch for STENWELL; refused with a red message when the year already has an all-companies batch.</w:t>
+            </w:r>
+          </w:p>
+        </w:tc>
+        <w:tc>
+          <w:tcPr>
+            <w:tcW w:w="1210" w:type="dxa"/>
+            <w:tcMar>
+              <w:top w:w="60" w:type="dxa"/>
+              <w:left w:w="90" w:type="dxa"/>
+              <w:bottom w:w="60" w:type="dxa"/>
+              <w:right w:w="90" w:type="dxa"/>
+            </w:tcMar>
+          </w:tcPr>
+          <w:p>
+            <w:pPr>
+              <w:spacing w:after="40"/>
+            </w:pPr>
+            <w:r>
+              <w:rPr>
+                <w:sz w:val="18"/>
+                <w:szCs w:val="18"/>
+              </w:rPr>
+              <w:t>☐ Pass</w:t>
+            </w:r>
+          </w:p>
+          <w:p>
+            <w:pPr>
+              <w:spacing w:after="40"/>
+            </w:pPr>
+            <w:r>
+              <w:rPr>
+                <w:sz w:val="18"/>
+                <w:szCs w:val="18"/>
+              </w:rPr>
+              <w:t>☐ Fail</w:t>
+            </w:r>
+          </w:p>
+        </w:tc>
+      </w:tr>
+      <w:tr>
+        <w:trPr>
+          <w:cantSplit/>
+        </w:trPr>
+        <w:tc>
+          <w:tcPr>
+            <w:tcW w:w="755" w:type="dxa"/>
+            <w:tcMar>
+              <w:top w:w="60" w:type="dxa"/>
+              <w:left w:w="90" w:type="dxa"/>
+              <w:bottom w:w="60" w:type="dxa"/>
+              <w:right w:w="90" w:type="dxa"/>
+            </w:tcMar>
+          </w:tcPr>
+          <w:p>
+            <w:pPr>
+              <w:spacing w:after="40"/>
+            </w:pPr>
+            <w:r>
+              <w:rPr>
+                <w:sz w:val="18"/>
+                <w:szCs w:val="18"/>
+              </w:rPr>
+              <w:t>10.11</w:t>
+            </w:r>
+          </w:p>
+        </w:tc>
+        <w:tc>
+          <w:tcPr>
+            <w:tcW w:w="3324" w:type="dxa"/>
+            <w:tcMar>
+              <w:top w:w="60" w:type="dxa"/>
+              <w:left w:w="90" w:type="dxa"/>
+              <w:bottom w:w="60" w:type="dxa"/>
+              <w:right w:w="90" w:type="dxa"/>
+            </w:tcMar>
+          </w:tcPr>
+          <w:p>
+            <w:pPr>
+              <w:spacing w:after="40"/>
+            </w:pPr>
+            <w:r>
+              <w:rPr>
+                <w:sz w:val="18"/>
+                <w:szCs w:val="18"/>
+              </w:rPr>
+              <w:t>Employer share hidden from employees.</w:t>
+            </w:r>
+          </w:p>
+        </w:tc>
+        <w:tc>
+          <w:tcPr>
+            <w:tcW w:w="2266" w:type="dxa"/>
+            <w:tcMar>
+              <w:top w:w="60" w:type="dxa"/>
+              <w:left w:w="90" w:type="dxa"/>
+              <w:bottom w:w="60" w:type="dxa"/>
+              <w:right w:w="90" w:type="dxa"/>
+            </w:tcMar>
+          </w:tcPr>
+          <w:p>
+            <w:pPr>
+              <w:spacing w:after="40"/>
+            </w:pPr>
+            <w:r>
+              <w:rPr>
+                <w:sz w:val="18"/>
+                <w:szCs w:val="18"/>
+              </w:rPr>
+              <w:t>Payroll Settings → General → Payslip (off); log in as the employee → My Payslips → View / Print</w:t>
+            </w:r>
+          </w:p>
+        </w:tc>
+        <w:tc>
+          <w:tcPr>
+            <w:tcW w:w="3022" w:type="dxa"/>
+            <w:tcMar>
+              <w:top w:w="60" w:type="dxa"/>
+              <w:left w:w="90" w:type="dxa"/>
+              <w:bottom w:w="60" w:type="dxa"/>
+              <w:right w:w="90" w:type="dxa"/>
+            </w:tcMar>
+          </w:tcPr>
+          <w:p>
+            <w:pPr>
+              <w:spacing w:after="40"/>
+            </w:pPr>
+            <w:r>
+              <w:rPr>
+                <w:sz w:val="18"/>
+                <w:szCs w:val="18"/>
+              </w:rPr>
+              <w:t>An employee with an employer share</w:t>
+            </w:r>
+          </w:p>
+        </w:tc>
+        <w:tc>
+          <w:tcPr>
+            <w:tcW w:w="4533" w:type="dxa"/>
+            <w:tcMar>
+              <w:top w:w="60" w:type="dxa"/>
+              <w:left w:w="90" w:type="dxa"/>
+              <w:bottom w:w="60" w:type="dxa"/>
+              <w:right w:w="90" w:type="dxa"/>
+            </w:tcMar>
+          </w:tcPr>
+          <w:p>
+            <w:pPr>
+              <w:spacing w:after="40"/>
+            </w:pPr>
+            <w:r>
+              <w:rPr>
+                <w:sz w:val="18"/>
+                <w:szCs w:val="18"/>
+              </w:rPr>
+              <w:t>No Employer Share on the employee's payslip, print or pay sheet Excel. On the payroll page the payslip shows it tagged "Not on the employee's payslip" and its Print leaves it out. Turn the switch on: it shows everywhere.</w:t>
+            </w:r>
+          </w:p>
+        </w:tc>
+        <w:tc>
+          <w:tcPr>
+            <w:tcW w:w="1210" w:type="dxa"/>
+            <w:tcMar>
+              <w:top w:w="60" w:type="dxa"/>
+              <w:left w:w="90" w:type="dxa"/>
+              <w:bottom w:w="60" w:type="dxa"/>
+              <w:right w:w="90" w:type="dxa"/>
+            </w:tcMar>
+          </w:tcPr>
+          <w:p>
+            <w:pPr>
+              <w:spacing w:after="40"/>
+            </w:pPr>
+            <w:r>
+              <w:rPr>
+                <w:sz w:val="18"/>
+                <w:szCs w:val="18"/>
+              </w:rPr>
+              <w:t>☐ Pass</w:t>
+            </w:r>
+          </w:p>
+          <w:p>
+            <w:pPr>
+              <w:spacing w:after="40"/>
+            </w:pPr>
+            <w:r>
+              <w:rPr>
+                <w:sz w:val="18"/>
+                <w:szCs w:val="18"/>
+              </w:rPr>
+              <w:t>☐ Fail</w:t>
+            </w:r>
+          </w:p>
+        </w:tc>
+      </w:tr>
+      <w:tr>
+        <w:trPr>
+          <w:cantSplit/>
+        </w:trPr>
+        <w:tc>
+          <w:tcPr>
+            <w:tcW w:w="755" w:type="dxa"/>
+            <w:tcMar>
+              <w:top w:w="60" w:type="dxa"/>
+              <w:left w:w="90" w:type="dxa"/>
+              <w:bottom w:w="60" w:type="dxa"/>
+              <w:right w:w="90" w:type="dxa"/>
+            </w:tcMar>
+          </w:tcPr>
+          <w:p>
+            <w:pPr>
+              <w:spacing w:after="40"/>
+            </w:pPr>
+            <w:r>
+              <w:rPr>
+                <w:sz w:val="18"/>
+                <w:szCs w:val="18"/>
+              </w:rPr>
+              <w:t>10.12</w:t>
+            </w:r>
+          </w:p>
+        </w:tc>
+        <w:tc>
+          <w:tcPr>
+            <w:tcW w:w="3324" w:type="dxa"/>
+            <w:tcMar>
+              <w:top w:w="60" w:type="dxa"/>
+              <w:left w:w="90" w:type="dxa"/>
+              <w:bottom w:w="60" w:type="dxa"/>
+              <w:right w:w="90" w:type="dxa"/>
+            </w:tcMar>
+          </w:tcPr>
+          <w:p>
+            <w:pPr>
+              <w:spacing w:after="40"/>
+            </w:pPr>
+            <w:r>
+              <w:rPr>
+                <w:sz w:val="18"/>
+                <w:szCs w:val="18"/>
+              </w:rPr>
+              <w:t>Cancel an approved filing as its owner.</w:t>
+            </w:r>
+          </w:p>
+        </w:tc>
+        <w:tc>
+          <w:tcPr>
+            <w:tcW w:w="2266" w:type="dxa"/>
+            <w:tcMar>
+              <w:top w:w="60" w:type="dxa"/>
+              <w:left w:w="90" w:type="dxa"/>
+              <w:bottom w:w="60" w:type="dxa"/>
+              <w:right w:w="90" w:type="dxa"/>
+            </w:tcMar>
+          </w:tcPr>
+          <w:p>
+            <w:pPr>
+              <w:spacing w:after="40"/>
+            </w:pPr>
+            <w:r>
+              <w:rPr>
+                <w:sz w:val="18"/>
+                <w:szCs w:val="18"/>
+              </w:rPr>
+              <w:t>Employee login → Leave → an approved, not yet paid leave → Cancel</w:t>
+            </w:r>
+          </w:p>
+        </w:tc>
+        <w:tc>
+          <w:tcPr>
+            <w:tcW w:w="3022" w:type="dxa"/>
+            <w:tcMar>
+              <w:top w:w="60" w:type="dxa"/>
+              <w:left w:w="90" w:type="dxa"/>
+              <w:bottom w:w="60" w:type="dxa"/>
+              <w:right w:w="90" w:type="dxa"/>
+            </w:tcMar>
+          </w:tcPr>
+          <w:p>
+            <w:pPr>
+              <w:spacing w:after="40"/>
+            </w:pPr>
+            <w:r>
+              <w:rPr>
+                <w:sz w:val="18"/>
+                <w:szCs w:val="18"/>
+              </w:rPr>
+              <w:t>—</w:t>
+            </w:r>
+          </w:p>
+        </w:tc>
+        <w:tc>
+          <w:tcPr>
+            <w:tcW w:w="4533" w:type="dxa"/>
+            <w:tcMar>
+              <w:top w:w="60" w:type="dxa"/>
+              <w:left w:w="90" w:type="dxa"/>
+              <w:bottom w:w="60" w:type="dxa"/>
+              <w:right w:w="90" w:type="dxa"/>
+            </w:tcMar>
+          </w:tcPr>
+          <w:p>
+            <w:pPr>
+              <w:spacing w:after="40"/>
+            </w:pPr>
+            <w:r>
+              <w:rPr>
+                <w:sz w:val="18"/>
+                <w:szCs w:val="18"/>
+              </w:rPr>
+              <w:t>Cancelled. A leave already in an approved (paid) or pending payroll shows no Cancel — for an Administrator too; correct it with a payroll adjustment.</w:t>
+            </w:r>
+          </w:p>
+        </w:tc>
+        <w:tc>
+          <w:tcPr>
+            <w:tcW w:w="1210" w:type="dxa"/>
+            <w:tcMar>
+              <w:top w:w="60" w:type="dxa"/>
+              <w:left w:w="90" w:type="dxa"/>
+              <w:bottom w:w="60" w:type="dxa"/>
+              <w:right w:w="90" w:type="dxa"/>
+            </w:tcMar>
+          </w:tcPr>
+          <w:p>
+            <w:pPr>
+              <w:spacing w:after="40"/>
+            </w:pPr>
+            <w:r>
+              <w:rPr>
+                <w:sz w:val="18"/>
+                <w:szCs w:val="18"/>
+              </w:rPr>
+              <w:t>☐ Pass</w:t>
+            </w:r>
+          </w:p>
+          <w:p>
+            <w:pPr>
+              <w:spacing w:after="40"/>
+            </w:pPr>
+            <w:r>
+              <w:rPr>
+                <w:sz w:val="18"/>
+                <w:szCs w:val="18"/>
+              </w:rPr>
+              <w:t>☐ Fail</w:t>
+            </w:r>
+          </w:p>
+        </w:tc>
+      </w:tr>
+    </w:tbl>
+    <w:p>
+      <w:pPr>
+        <w:pStyle w:val="Heading1"/>
+        <w:pageBreakBefore/>
+        <w:spacing w:after="160"/>
+      </w:pPr>
+      <w:bookmarkStart w:id="20" w:name="_Toc242887460"/>
       <w:r>
         <w:lastRenderedPageBreak/>
         <w:t>Appendix A — Holiday and Overtime Pay Test Matrix</w:t>
       </w:r>
-      <w:bookmarkEnd w:id="19"/>
+      <w:bookmarkEnd w:id="20"/>
     </w:p>
     <w:p>
       <w:pPr>
@@ -20930,12 +23297,12 @@
         <w:pageBreakBefore/>
         <w:spacing w:after="160"/>
       </w:pPr>
-      <w:bookmarkStart w:id="20" w:name="_Toc242607061"/>
+      <w:bookmarkStart w:id="21" w:name="_Toc242887461"/>
       <w:r>
         <w:lastRenderedPageBreak/>
         <w:t>Appendix B — Worked Example: 2026-08-B Payslip</w:t>
       </w:r>
-      <w:bookmarkEnd w:id="20"/>
+      <w:bookmarkEnd w:id="21"/>
     </w:p>
     <w:p>
       <w:pPr>
@@ -21973,23 +24340,23 @@
         <w:pageBreakBefore/>
         <w:spacing w:after="160"/>
       </w:pPr>
-      <w:bookmarkStart w:id="21" w:name="_Toc242607062"/>
+      <w:bookmarkStart w:id="22" w:name="_Toc242887462"/>
       <w:r>
         <w:lastRenderedPageBreak/>
         <w:t>Appendix C — Rules Applied and Known Limits</w:t>
       </w:r>
-      <w:bookmarkEnd w:id="21"/>
+      <w:bookmarkEnd w:id="22"/>
     </w:p>
     <w:p>
       <w:pPr>
         <w:pStyle w:val="Heading2"/>
         <w:spacing w:before="240" w:after="120"/>
       </w:pPr>
-      <w:bookmarkStart w:id="22" w:name="_Toc242607063"/>
+      <w:bookmarkStart w:id="23" w:name="_Toc242887463"/>
       <w:r>
         <w:t>C.1 Rules</w:t>
       </w:r>
-      <w:bookmarkEnd w:id="22"/>
+      <w:bookmarkEnd w:id="23"/>
     </w:p>
     <w:p>
       <w:pPr>
@@ -22118,7 +24485,59 @@
         <w:spacing w:after="60"/>
       </w:pPr>
       <w:r>
-        <w:t>One payroll per cut-off and one 13th month per year. A Draft can be regenerated; a Pending one cannot. Approved payslips are locked: employees can be added as a new approval round, and approved ones can be rolled back only before the pay date — after that, corrections are retro adjustments.</w:t>
+        <w:t>Per cut-off: one payroll for all companies, or one per company (never both); per year the same for the 13th month. A Draft can be regenerated; a Pending one cannot. Approved payslips are locked: before the pay date employees can be added as a new approval round and approved ones rolled back — after that, corrections are payroll adjustments.</w:t>
+      </w:r>
+    </w:p>
+    <w:p>
+      <w:pPr>
+        <w:pStyle w:val="ListParagraph"/>
+        <w:numPr>
+          <w:ilvl w:val="0"/>
+          <w:numId w:val="2"/>
+        </w:numPr>
+        <w:spacing w:after="60"/>
+      </w:pPr>
+      <w:r>
+        <w:t>Each company is its own employer: a payslip keeps the company of the employee's branch when it was generated; its payslip header, remittances and BIR 2316 use that company's details (Payroll Settings → Employers).</w:t>
+      </w:r>
+    </w:p>
+    <w:p>
+      <w:pPr>
+        <w:pStyle w:val="ListParagraph"/>
+        <w:numPr>
+          <w:ilvl w:val="0"/>
+          <w:numId w:val="2"/>
+        </w:numPr>
+        <w:spacing w:after="60"/>
+      </w:pPr>
+      <w:r>
+        <w:t>An employee is paid from their company's own payroll account (its Default, or the one at their bank when matching); a company with no account, or none marked Default, uses the general accounts. Each approved payslip keeps the accounts it was paid with.</w:t>
+      </w:r>
+    </w:p>
+    <w:p>
+      <w:pPr>
+        <w:pStyle w:val="ListParagraph"/>
+        <w:numPr>
+          <w:ilvl w:val="0"/>
+          <w:numId w:val="2"/>
+        </w:numPr>
+        <w:spacing w:after="60"/>
+      </w:pPr>
+      <w:r>
+        <w:t>Leave, time entries and overtime: the owner, or whoever filed it, may cancel while pending or approved; HR (the Timekeeper role) cancels any; nobody — not even an Administrator — cancels one a payroll has paid or holds for approval.</w:t>
+      </w:r>
+    </w:p>
+    <w:p>
+      <w:pPr>
+        <w:pStyle w:val="ListParagraph"/>
+        <w:numPr>
+          <w:ilvl w:val="0"/>
+          <w:numId w:val="2"/>
+        </w:numPr>
+        <w:spacing w:after="60"/>
+      </w:pPr>
+      <w:r>
+        <w:t>Employees' own payslips (My Payslips, printed payslips, their pay sheet) show the employer share only when Payroll Settings → Payslip turns it on; payroll staff always see it on the payroll page.</w:t>
       </w:r>
     </w:p>
     <w:p>
@@ -22126,11 +24545,11 @@
         <w:pStyle w:val="Heading2"/>
         <w:spacing w:before="240" w:after="120"/>
       </w:pPr>
-      <w:bookmarkStart w:id="23" w:name="_Toc242607064"/>
+      <w:bookmarkStart w:id="24" w:name="_Toc242887464"/>
       <w:r>
         <w:t>C.2 Not yet in this version</w:t>
       </w:r>
-      <w:bookmarkEnd w:id="23"/>
+      <w:bookmarkEnd w:id="24"/>
     </w:p>
     <w:p>
       <w:pPr>
@@ -22173,27 +24592,40 @@
     </w:p>
     <w:p>
       <w:pPr>
+        <w:pStyle w:val="ListParagraph"/>
+        <w:numPr>
+          <w:ilvl w:val="0"/>
+          <w:numId w:val="2"/>
+        </w:numPr>
+        <w:spacing w:after="60"/>
+      </w:pPr>
+      <w:r>
+        <w:t>Bank-specific upload files: the bank file is a generic CSV per paying account — check it against the bank's own upload format before sending.</w:t>
+      </w:r>
+    </w:p>
+    <w:p>
+      <w:pPr>
         <w:pStyle w:val="Heading1"/>
         <w:pageBreakBefore/>
         <w:spacing w:after="160"/>
       </w:pPr>
-      <w:bookmarkStart w:id="24" w:name="_Toc242607065"/>
+      <w:bookmarkStart w:id="25" w:name="_Toc242887465"/>
       <w:r>
         <w:lastRenderedPageBreak/>
         <w:t>Appendix D — Defect Log and Sign-off</w:t>
       </w:r>
-      <w:bookmarkEnd w:id="24"/>
+      <w:bookmarkEnd w:id="25"/>
     </w:p>
     <w:p>
       <w:pPr>
         <w:pStyle w:val="Heading2"/>
         <w:spacing w:before="240" w:after="120"/>
       </w:pPr>
-      <w:bookmarkStart w:id="25" w:name="_Toc242607066"/>
+      <w:bookmarkStart w:id="26" w:name="_Toc242887466"/>
       <w:r>
         <w:t>D.1 Defect log</w:t>
       </w:r>
-      <w:bookmarkEnd w:id="25"/>
+      <w:bookmarkEnd w:id="26"/>
     </w:p>
     <w:tbl>
       <w:tblPr>
@@ -23418,11 +25850,11 @@
         <w:pStyle w:val="Heading2"/>
         <w:spacing w:before="240" w:after="120"/>
       </w:pPr>
-      <w:bookmarkStart w:id="26" w:name="_Toc242607067"/>
+      <w:bookmarkStart w:id="27" w:name="_Toc242887467"/>
       <w:r>
         <w:t>D.2 Sign-off</w:t>
       </w:r>
-      <w:bookmarkEnd w:id="26"/>
+      <w:bookmarkEnd w:id="27"/>
     </w:p>
     <w:tbl>
       <w:tblPr>

--- a/test-scenarios/payroll-process-testing-manual.docx
+++ b/test-scenarios/payroll-process-testing-manual.docx
@@ -168,7 +168,7 @@
                 <w:sz w:val="18"/>
                 <w:szCs w:val="18"/>
               </w:rPr>
-              <w:t>1.2 — 10/14/2026 (multi-company payroll, employer accounts, Paid From record, employer share setting, filing cancel rule)</w:t>
+              <w:t>1.3 — 10/15/2026 (Administrator delete / roll back after the pay date, BIR semi-monthly and annual tables, centavo rules, over-break late, deductions switch and cash payments, Other Allowance)</w:t>
             </w:r>
           </w:p>
         </w:tc>
@@ -383,7 +383,7 @@
           <w:r>
             <w:fldChar w:fldCharType="separate"/>
           </w:r>
-          <w:hyperlink w:anchor="_Toc242887440" w:history="1">
+          <w:hyperlink w:anchor="_Toc242972312" w:history="1">
             <w:r>
               <w:rPr>
                 <w:rStyle w:val="Hyperlink"/>
@@ -407,7 +407,7 @@
               <w:rPr>
                 <w:noProof/>
               </w:rPr>
-              <w:instrText xml:space="preserve"> PAGEREF _Toc242887440 \h </w:instrText>
+              <w:instrText xml:space="preserve"> PAGEREF _Toc242972312 \h </w:instrText>
             </w:r>
             <w:r>
               <w:rPr>
@@ -447,7 +447,7 @@
               <w:szCs w:val="22"/>
             </w:rPr>
           </w:pPr>
-          <w:hyperlink w:anchor="_Toc242887441" w:history="1">
+          <w:hyperlink w:anchor="_Toc242972313" w:history="1">
             <w:r>
               <w:rPr>
                 <w:rStyle w:val="Hyperlink"/>
@@ -471,7 +471,7 @@
               <w:rPr>
                 <w:noProof/>
               </w:rPr>
-              <w:instrText xml:space="preserve"> PAGEREF _Toc242887441 \h </w:instrText>
+              <w:instrText xml:space="preserve"> PAGEREF _Toc242972313 \h </w:instrText>
             </w:r>
             <w:r>
               <w:rPr>
@@ -511,7 +511,7 @@
               <w:szCs w:val="22"/>
             </w:rPr>
           </w:pPr>
-          <w:hyperlink w:anchor="_Toc242887442" w:history="1">
+          <w:hyperlink w:anchor="_Toc242972314" w:history="1">
             <w:r>
               <w:rPr>
                 <w:rStyle w:val="Hyperlink"/>
@@ -535,7 +535,7 @@
               <w:rPr>
                 <w:noProof/>
               </w:rPr>
-              <w:instrText xml:space="preserve"> PAGEREF _Toc242887442 \h </w:instrText>
+              <w:instrText xml:space="preserve"> PAGEREF _Toc242972314 \h </w:instrText>
             </w:r>
             <w:r>
               <w:rPr>
@@ -575,7 +575,7 @@
               <w:szCs w:val="22"/>
             </w:rPr>
           </w:pPr>
-          <w:hyperlink w:anchor="_Toc242887443" w:history="1">
+          <w:hyperlink w:anchor="_Toc242972315" w:history="1">
             <w:r>
               <w:rPr>
                 <w:rStyle w:val="Hyperlink"/>
@@ -599,7 +599,7 @@
               <w:rPr>
                 <w:noProof/>
               </w:rPr>
-              <w:instrText xml:space="preserve"> PAGEREF _Toc242887443 \h </w:instrText>
+              <w:instrText xml:space="preserve"> PAGEREF _Toc242972315 \h </w:instrText>
             </w:r>
             <w:r>
               <w:rPr>
@@ -639,7 +639,7 @@
               <w:szCs w:val="22"/>
             </w:rPr>
           </w:pPr>
-          <w:hyperlink w:anchor="_Toc242887444" w:history="1">
+          <w:hyperlink w:anchor="_Toc242972316" w:history="1">
             <w:r>
               <w:rPr>
                 <w:rStyle w:val="Hyperlink"/>
@@ -663,7 +663,7 @@
               <w:rPr>
                 <w:noProof/>
               </w:rPr>
-              <w:instrText xml:space="preserve"> PAGEREF _Toc242887444 \h </w:instrText>
+              <w:instrText xml:space="preserve"> PAGEREF _Toc242972316 \h </w:instrText>
             </w:r>
             <w:r>
               <w:rPr>
@@ -703,7 +703,7 @@
               <w:szCs w:val="22"/>
             </w:rPr>
           </w:pPr>
-          <w:hyperlink w:anchor="_Toc242887445" w:history="1">
+          <w:hyperlink w:anchor="_Toc242972317" w:history="1">
             <w:r>
               <w:rPr>
                 <w:rStyle w:val="Hyperlink"/>
@@ -727,7 +727,7 @@
               <w:rPr>
                 <w:noProof/>
               </w:rPr>
-              <w:instrText xml:space="preserve"> PAGEREF _Toc242887445 \h </w:instrText>
+              <w:instrText xml:space="preserve"> PAGEREF _Toc242972317 \h </w:instrText>
             </w:r>
             <w:r>
               <w:rPr>
@@ -767,7 +767,7 @@
               <w:szCs w:val="22"/>
             </w:rPr>
           </w:pPr>
-          <w:hyperlink w:anchor="_Toc242887446" w:history="1">
+          <w:hyperlink w:anchor="_Toc242972318" w:history="1">
             <w:r>
               <w:rPr>
                 <w:rStyle w:val="Hyperlink"/>
@@ -791,7 +791,7 @@
               <w:rPr>
                 <w:noProof/>
               </w:rPr>
-              <w:instrText xml:space="preserve"> PAGEREF _Toc242887446 \h </w:instrText>
+              <w:instrText xml:space="preserve"> PAGEREF _Toc242972318 \h </w:instrText>
             </w:r>
             <w:r>
               <w:rPr>
@@ -831,7 +831,7 @@
               <w:szCs w:val="22"/>
             </w:rPr>
           </w:pPr>
-          <w:hyperlink w:anchor="_Toc242887447" w:history="1">
+          <w:hyperlink w:anchor="_Toc242972319" w:history="1">
             <w:r>
               <w:rPr>
                 <w:rStyle w:val="Hyperlink"/>
@@ -855,7 +855,7 @@
               <w:rPr>
                 <w:noProof/>
               </w:rPr>
-              <w:instrText xml:space="preserve"> PAGEREF _Toc242887447 \h </w:instrText>
+              <w:instrText xml:space="preserve"> PAGEREF _Toc242972319 \h </w:instrText>
             </w:r>
             <w:r>
               <w:rPr>
@@ -895,7 +895,7 @@
               <w:szCs w:val="22"/>
             </w:rPr>
           </w:pPr>
-          <w:hyperlink w:anchor="_Toc242887448" w:history="1">
+          <w:hyperlink w:anchor="_Toc242972320" w:history="1">
             <w:r>
               <w:rPr>
                 <w:rStyle w:val="Hyperlink"/>
@@ -919,7 +919,7 @@
               <w:rPr>
                 <w:noProof/>
               </w:rPr>
-              <w:instrText xml:space="preserve"> PAGEREF _Toc242887448 \h </w:instrText>
+              <w:instrText xml:space="preserve"> PAGEREF _Toc242972320 \h </w:instrText>
             </w:r>
             <w:r>
               <w:rPr>
@@ -959,7 +959,7 @@
               <w:szCs w:val="22"/>
             </w:rPr>
           </w:pPr>
-          <w:hyperlink w:anchor="_Toc242887449" w:history="1">
+          <w:hyperlink w:anchor="_Toc242972321" w:history="1">
             <w:r>
               <w:rPr>
                 <w:rStyle w:val="Hyperlink"/>
@@ -983,7 +983,7 @@
               <w:rPr>
                 <w:noProof/>
               </w:rPr>
-              <w:instrText xml:space="preserve"> PAGEREF _Toc242887449 \h </w:instrText>
+              <w:instrText xml:space="preserve"> PAGEREF _Toc242972321 \h </w:instrText>
             </w:r>
             <w:r>
               <w:rPr>
@@ -1023,7 +1023,7 @@
               <w:szCs w:val="22"/>
             </w:rPr>
           </w:pPr>
-          <w:hyperlink w:anchor="_Toc242887450" w:history="1">
+          <w:hyperlink w:anchor="_Toc242972322" w:history="1">
             <w:r>
               <w:rPr>
                 <w:rStyle w:val="Hyperlink"/>
@@ -1047,7 +1047,7 @@
               <w:rPr>
                 <w:noProof/>
               </w:rPr>
-              <w:instrText xml:space="preserve"> PAGEREF _Toc242887450 \h </w:instrText>
+              <w:instrText xml:space="preserve"> PAGEREF _Toc242972322 \h </w:instrText>
             </w:r>
             <w:r>
               <w:rPr>
@@ -1087,7 +1087,7 @@
               <w:szCs w:val="22"/>
             </w:rPr>
           </w:pPr>
-          <w:hyperlink w:anchor="_Toc242887451" w:history="1">
+          <w:hyperlink w:anchor="_Toc242972323" w:history="1">
             <w:r>
               <w:rPr>
                 <w:rStyle w:val="Hyperlink"/>
@@ -1111,7 +1111,7 @@
               <w:rPr>
                 <w:noProof/>
               </w:rPr>
-              <w:instrText xml:space="preserve"> PAGEREF _Toc242887451 \h </w:instrText>
+              <w:instrText xml:space="preserve"> PAGEREF _Toc242972323 \h </w:instrText>
             </w:r>
             <w:r>
               <w:rPr>
@@ -1151,7 +1151,7 @@
               <w:szCs w:val="22"/>
             </w:rPr>
           </w:pPr>
-          <w:hyperlink w:anchor="_Toc242887452" w:history="1">
+          <w:hyperlink w:anchor="_Toc242972324" w:history="1">
             <w:r>
               <w:rPr>
                 <w:rStyle w:val="Hyperlink"/>
@@ -1175,7 +1175,7 @@
               <w:rPr>
                 <w:noProof/>
               </w:rPr>
-              <w:instrText xml:space="preserve"> PAGEREF _Toc242887452 \h </w:instrText>
+              <w:instrText xml:space="preserve"> PAGEREF _Toc242972324 \h </w:instrText>
             </w:r>
             <w:r>
               <w:rPr>
@@ -1215,7 +1215,7 @@
               <w:szCs w:val="22"/>
             </w:rPr>
           </w:pPr>
-          <w:hyperlink w:anchor="_Toc242887453" w:history="1">
+          <w:hyperlink w:anchor="_Toc242972325" w:history="1">
             <w:r>
               <w:rPr>
                 <w:rStyle w:val="Hyperlink"/>
@@ -1239,7 +1239,7 @@
               <w:rPr>
                 <w:noProof/>
               </w:rPr>
-              <w:instrText xml:space="preserve"> PAGEREF _Toc242887453 \h </w:instrText>
+              <w:instrText xml:space="preserve"> PAGEREF _Toc242972325 \h </w:instrText>
             </w:r>
             <w:r>
               <w:rPr>
@@ -1279,7 +1279,7 @@
               <w:szCs w:val="22"/>
             </w:rPr>
           </w:pPr>
-          <w:hyperlink w:anchor="_Toc242887454" w:history="1">
+          <w:hyperlink w:anchor="_Toc242972326" w:history="1">
             <w:r>
               <w:rPr>
                 <w:rStyle w:val="Hyperlink"/>
@@ -1303,7 +1303,7 @@
               <w:rPr>
                 <w:noProof/>
               </w:rPr>
-              <w:instrText xml:space="preserve"> PAGEREF _Toc242887454 \h </w:instrText>
+              <w:instrText xml:space="preserve"> PAGEREF _Toc242972326 \h </w:instrText>
             </w:r>
             <w:r>
               <w:rPr>
@@ -1343,7 +1343,7 @@
               <w:szCs w:val="22"/>
             </w:rPr>
           </w:pPr>
-          <w:hyperlink w:anchor="_Toc242887455" w:history="1">
+          <w:hyperlink w:anchor="_Toc242972327" w:history="1">
             <w:r>
               <w:rPr>
                 <w:rStyle w:val="Hyperlink"/>
@@ -1367,7 +1367,7 @@
               <w:rPr>
                 <w:noProof/>
               </w:rPr>
-              <w:instrText xml:space="preserve"> PAGEREF _Toc242887455 \h </w:instrText>
+              <w:instrText xml:space="preserve"> PAGEREF _Toc242972327 \h </w:instrText>
             </w:r>
             <w:r>
               <w:rPr>
@@ -1407,7 +1407,7 @@
               <w:szCs w:val="22"/>
             </w:rPr>
           </w:pPr>
-          <w:hyperlink w:anchor="_Toc242887456" w:history="1">
+          <w:hyperlink w:anchor="_Toc242972328" w:history="1">
             <w:r>
               <w:rPr>
                 <w:rStyle w:val="Hyperlink"/>
@@ -1431,7 +1431,7 @@
               <w:rPr>
                 <w:noProof/>
               </w:rPr>
-              <w:instrText xml:space="preserve"> PAGEREF _Toc242887456 \h </w:instrText>
+              <w:instrText xml:space="preserve"> PAGEREF _Toc242972328 \h </w:instrText>
             </w:r>
             <w:r>
               <w:rPr>
@@ -1471,7 +1471,7 @@
               <w:szCs w:val="22"/>
             </w:rPr>
           </w:pPr>
-          <w:hyperlink w:anchor="_Toc242887457" w:history="1">
+          <w:hyperlink w:anchor="_Toc242972329" w:history="1">
             <w:r>
               <w:rPr>
                 <w:rStyle w:val="Hyperlink"/>
@@ -1495,7 +1495,7 @@
               <w:rPr>
                 <w:noProof/>
               </w:rPr>
-              <w:instrText xml:space="preserve"> PAGEREF _Toc242887457 \h </w:instrText>
+              <w:instrText xml:space="preserve"> PAGEREF _Toc242972329 \h </w:instrText>
             </w:r>
             <w:r>
               <w:rPr>
@@ -1535,7 +1535,7 @@
               <w:szCs w:val="22"/>
             </w:rPr>
           </w:pPr>
-          <w:hyperlink w:anchor="_Toc242887458" w:history="1">
+          <w:hyperlink w:anchor="_Toc242972330" w:history="1">
             <w:r>
               <w:rPr>
                 <w:rStyle w:val="Hyperlink"/>
@@ -1559,7 +1559,7 @@
               <w:rPr>
                 <w:noProof/>
               </w:rPr>
-              <w:instrText xml:space="preserve"> PAGEREF _Toc242887458 \h </w:instrText>
+              <w:instrText xml:space="preserve"> PAGEREF _Toc242972330 \h </w:instrText>
             </w:r>
             <w:r>
               <w:rPr>
@@ -1599,7 +1599,7 @@
               <w:szCs w:val="22"/>
             </w:rPr>
           </w:pPr>
-          <w:hyperlink w:anchor="_Toc242887459" w:history="1">
+          <w:hyperlink w:anchor="_Toc242972331" w:history="1">
             <w:r>
               <w:rPr>
                 <w:rStyle w:val="Hyperlink"/>
@@ -1623,7 +1623,7 @@
               <w:rPr>
                 <w:noProof/>
               </w:rPr>
-              <w:instrText xml:space="preserve"> PAGEREF _Toc242887459 \h </w:instrText>
+              <w:instrText xml:space="preserve"> PAGEREF _Toc242972331 \h </w:instrText>
             </w:r>
             <w:r>
               <w:rPr>
@@ -1663,13 +1663,13 @@
               <w:szCs w:val="22"/>
             </w:rPr>
           </w:pPr>
-          <w:hyperlink w:anchor="_Toc242887460" w:history="1">
+          <w:hyperlink w:anchor="_Toc242972332" w:history="1">
             <w:r>
               <w:rPr>
                 <w:rStyle w:val="Hyperlink"/>
                 <w:noProof/>
               </w:rPr>
-              <w:t>Appendix A — Holiday and Overtime Pay Test Matrix</w:t>
+              <w:t>13. Phase 11 — Rules Added 15 October 2026</w:t>
             </w:r>
             <w:r>
               <w:rPr>
@@ -1687,7 +1687,7 @@
               <w:rPr>
                 <w:noProof/>
               </w:rPr>
-              <w:instrText xml:space="preserve"> PAGEREF _Toc242887460 \h </w:instrText>
+              <w:instrText xml:space="preserve"> PAGEREF _Toc242972332 \h </w:instrText>
             </w:r>
             <w:r>
               <w:rPr>
@@ -1727,13 +1727,13 @@
               <w:szCs w:val="22"/>
             </w:rPr>
           </w:pPr>
-          <w:hyperlink w:anchor="_Toc242887461" w:history="1">
+          <w:hyperlink w:anchor="_Toc242972333" w:history="1">
             <w:r>
               <w:rPr>
                 <w:rStyle w:val="Hyperlink"/>
                 <w:noProof/>
               </w:rPr>
-              <w:t>Appendix B — Worked Example: 2026-08-B Payslip</w:t>
+              <w:t>Appendix A — Holiday and Overtime Pay Test Matrix</w:t>
             </w:r>
             <w:r>
               <w:rPr>
@@ -1751,7 +1751,7 @@
               <w:rPr>
                 <w:noProof/>
               </w:rPr>
-              <w:instrText xml:space="preserve"> PAGEREF _Toc242887461 \h </w:instrText>
+              <w:instrText xml:space="preserve"> PAGEREF _Toc242972333 \h </w:instrText>
             </w:r>
             <w:r>
               <w:rPr>
@@ -1768,7 +1768,7 @@
               <w:rPr>
                 <w:noProof/>
               </w:rPr>
-              <w:t>22</w:t>
+              <w:t>24</w:t>
             </w:r>
             <w:r>
               <w:rPr>
@@ -1791,12 +1791,76 @@
               <w:szCs w:val="22"/>
             </w:rPr>
           </w:pPr>
-          <w:hyperlink w:anchor="_Toc242887462" w:history="1">
+          <w:hyperlink w:anchor="_Toc242972334" w:history="1">
             <w:r>
               <w:rPr>
                 <w:rStyle w:val="Hyperlink"/>
                 <w:noProof/>
               </w:rPr>
+              <w:t>Appendix B — Worked Example: 2026-08-B Payslip</w:t>
+            </w:r>
+            <w:r>
+              <w:rPr>
+                <w:noProof/>
+              </w:rPr>
+              <w:tab/>
+            </w:r>
+            <w:r>
+              <w:rPr>
+                <w:noProof/>
+              </w:rPr>
+              <w:fldChar w:fldCharType="begin"/>
+            </w:r>
+            <w:r>
+              <w:rPr>
+                <w:noProof/>
+              </w:rPr>
+              <w:instrText xml:space="preserve"> PAGEREF _Toc242972334 \h </w:instrText>
+            </w:r>
+            <w:r>
+              <w:rPr>
+                <w:noProof/>
+              </w:rPr>
+            </w:r>
+            <w:r>
+              <w:rPr>
+                <w:noProof/>
+              </w:rPr>
+              <w:fldChar w:fldCharType="separate"/>
+            </w:r>
+            <w:r>
+              <w:rPr>
+                <w:noProof/>
+              </w:rPr>
+              <w:t>25</w:t>
+            </w:r>
+            <w:r>
+              <w:rPr>
+                <w:noProof/>
+              </w:rPr>
+              <w:fldChar w:fldCharType="end"/>
+            </w:r>
+          </w:hyperlink>
+        </w:p>
+        <w:p>
+          <w:pPr>
+            <w:pStyle w:val="TOC1"/>
+            <w:tabs>
+              <w:tab w:val="right" w:leader="dot" w:pos="15100"/>
+            </w:tabs>
+            <w:rPr>
+              <w:rFonts w:asciiTheme="minorHAnsi" w:eastAsiaTheme="minorEastAsia" w:hAnsiTheme="minorHAnsi" w:cstheme="minorBidi"/>
+              <w:noProof/>
+              <w:sz w:val="22"/>
+              <w:szCs w:val="22"/>
+            </w:rPr>
+          </w:pPr>
+          <w:hyperlink w:anchor="_Toc242972335" w:history="1">
+            <w:r>
+              <w:rPr>
+                <w:rStyle w:val="Hyperlink"/>
+                <w:noProof/>
+              </w:rPr>
               <w:t>Appendix C — Rules Applied and Known Limits</w:t>
             </w:r>
             <w:r>
@@ -1815,7 +1879,7 @@
               <w:rPr>
                 <w:noProof/>
               </w:rPr>
-              <w:instrText xml:space="preserve"> PAGEREF _Toc242887462 \h </w:instrText>
+              <w:instrText xml:space="preserve"> PAGEREF _Toc242972335 \h </w:instrText>
             </w:r>
             <w:r>
               <w:rPr>
@@ -1832,7 +1896,7 @@
               <w:rPr>
                 <w:noProof/>
               </w:rPr>
-              <w:t>23</w:t>
+              <w:t>26</w:t>
             </w:r>
             <w:r>
               <w:rPr>
@@ -1855,7 +1919,7 @@
               <w:szCs w:val="22"/>
             </w:rPr>
           </w:pPr>
-          <w:hyperlink w:anchor="_Toc242887463" w:history="1">
+          <w:hyperlink w:anchor="_Toc242972336" w:history="1">
             <w:r>
               <w:rPr>
                 <w:rStyle w:val="Hyperlink"/>
@@ -1879,7 +1943,7 @@
               <w:rPr>
                 <w:noProof/>
               </w:rPr>
-              <w:instrText xml:space="preserve"> PAGEREF _Toc242887463 \h </w:instrText>
+              <w:instrText xml:space="preserve"> PAGEREF _Toc242972336 \h </w:instrText>
             </w:r>
             <w:r>
               <w:rPr>
@@ -1896,7 +1960,7 @@
               <w:rPr>
                 <w:noProof/>
               </w:rPr>
-              <w:t>23</w:t>
+              <w:t>26</w:t>
             </w:r>
             <w:r>
               <w:rPr>
@@ -1919,7 +1983,7 @@
               <w:szCs w:val="22"/>
             </w:rPr>
           </w:pPr>
-          <w:hyperlink w:anchor="_Toc242887464" w:history="1">
+          <w:hyperlink w:anchor="_Toc242972337" w:history="1">
             <w:r>
               <w:rPr>
                 <w:rStyle w:val="Hyperlink"/>
@@ -1943,7 +2007,7 @@
               <w:rPr>
                 <w:noProof/>
               </w:rPr>
-              <w:instrText xml:space="preserve"> PAGEREF _Toc242887464 \h </w:instrText>
+              <w:instrText xml:space="preserve"> PAGEREF _Toc242972337 \h </w:instrText>
             </w:r>
             <w:r>
               <w:rPr>
@@ -1960,7 +2024,7 @@
               <w:rPr>
                 <w:noProof/>
               </w:rPr>
-              <w:t>23</w:t>
+              <w:t>26</w:t>
             </w:r>
             <w:r>
               <w:rPr>
@@ -1983,7 +2047,7 @@
               <w:szCs w:val="22"/>
             </w:rPr>
           </w:pPr>
-          <w:hyperlink w:anchor="_Toc242887465" w:history="1">
+          <w:hyperlink w:anchor="_Toc242972338" w:history="1">
             <w:r>
               <w:rPr>
                 <w:rStyle w:val="Hyperlink"/>
@@ -2007,7 +2071,7 @@
               <w:rPr>
                 <w:noProof/>
               </w:rPr>
-              <w:instrText xml:space="preserve"> PAGEREF _Toc242887465 \h </w:instrText>
+              <w:instrText xml:space="preserve"> PAGEREF _Toc242972338 \h </w:instrText>
             </w:r>
             <w:r>
               <w:rPr>
@@ -2024,7 +2088,7 @@
               <w:rPr>
                 <w:noProof/>
               </w:rPr>
-              <w:t>24</w:t>
+              <w:t>28</w:t>
             </w:r>
             <w:r>
               <w:rPr>
@@ -2047,7 +2111,7 @@
               <w:szCs w:val="22"/>
             </w:rPr>
           </w:pPr>
-          <w:hyperlink w:anchor="_Toc242887466" w:history="1">
+          <w:hyperlink w:anchor="_Toc242972339" w:history="1">
             <w:r>
               <w:rPr>
                 <w:rStyle w:val="Hyperlink"/>
@@ -2071,7 +2135,7 @@
               <w:rPr>
                 <w:noProof/>
               </w:rPr>
-              <w:instrText xml:space="preserve"> PAGEREF _Toc242887466 \h </w:instrText>
+              <w:instrText xml:space="preserve"> PAGEREF _Toc242972339 \h </w:instrText>
             </w:r>
             <w:r>
               <w:rPr>
@@ -2088,7 +2152,7 @@
               <w:rPr>
                 <w:noProof/>
               </w:rPr>
-              <w:t>24</w:t>
+              <w:t>28</w:t>
             </w:r>
             <w:r>
               <w:rPr>
@@ -2111,7 +2175,7 @@
               <w:szCs w:val="22"/>
             </w:rPr>
           </w:pPr>
-          <w:hyperlink w:anchor="_Toc242887467" w:history="1">
+          <w:hyperlink w:anchor="_Toc242972340" w:history="1">
             <w:r>
               <w:rPr>
                 <w:rStyle w:val="Hyperlink"/>
@@ -2135,7 +2199,7 @@
               <w:rPr>
                 <w:noProof/>
               </w:rPr>
-              <w:instrText xml:space="preserve"> PAGEREF _Toc242887467 \h </w:instrText>
+              <w:instrText xml:space="preserve"> PAGEREF _Toc242972340 \h </w:instrText>
             </w:r>
             <w:r>
               <w:rPr>
@@ -2152,7 +2216,7 @@
               <w:rPr>
                 <w:noProof/>
               </w:rPr>
-              <w:t>24</w:t>
+              <w:t>28</w:t>
             </w:r>
             <w:r>
               <w:rPr>
@@ -2175,7 +2239,7 @@
         <w:pageBreakBefore/>
         <w:spacing w:after="160"/>
       </w:pPr>
-      <w:bookmarkStart w:id="0" w:name="_Toc242887440"/>
+      <w:bookmarkStart w:id="0" w:name="_Toc242972312"/>
       <w:r>
         <w:lastRenderedPageBreak/>
         <w:t>1. Purpose and How to Use This Manual</w:t>
@@ -2278,7 +2342,7 @@
         <w:pStyle w:val="Heading2"/>
         <w:spacing w:before="240" w:after="120"/>
       </w:pPr>
-      <w:bookmarkStart w:id="1" w:name="_Toc242887441"/>
+      <w:bookmarkStart w:id="1" w:name="_Toc242972313"/>
       <w:r>
         <w:t>1.1 Process at a glance</w:t>
       </w:r>
@@ -3165,7 +3229,7 @@
         <w:pageBreakBefore/>
         <w:spacing w:after="160"/>
       </w:pPr>
-      <w:bookmarkStart w:id="2" w:name="_Toc242887442"/>
+      <w:bookmarkStart w:id="2" w:name="_Toc242972314"/>
       <w:r>
         <w:lastRenderedPageBreak/>
         <w:t>2. Before You Start</w:t>
@@ -3177,7 +3241,7 @@
         <w:pStyle w:val="Heading2"/>
         <w:spacing w:before="240" w:after="120"/>
       </w:pPr>
-      <w:bookmarkStart w:id="3" w:name="_Toc242887443"/>
+      <w:bookmarkStart w:id="3" w:name="_Toc242972315"/>
       <w:r>
         <w:t>2.1 Test accounts and access</w:t>
       </w:r>
@@ -3759,7 +3823,7 @@
         <w:pStyle w:val="Heading2"/>
         <w:spacing w:before="240" w:after="120"/>
       </w:pPr>
-      <w:bookmarkStart w:id="4" w:name="_Toc242887444"/>
+      <w:bookmarkStart w:id="4" w:name="_Toc242972316"/>
       <w:r>
         <w:t>2.2 Checklist</w:t>
       </w:r>
@@ -3822,7 +3886,7 @@
         <w:pStyle w:val="Heading2"/>
         <w:spacing w:before="240" w:after="120"/>
       </w:pPr>
-      <w:bookmarkStart w:id="5" w:name="_Toc242887445"/>
+      <w:bookmarkStart w:id="5" w:name="_Toc242972317"/>
       <w:r>
         <w:t>2.3 Terms used</w:t>
       </w:r>
@@ -4182,7 +4246,7 @@
         <w:pageBreakBefore/>
         <w:spacing w:after="160"/>
       </w:pPr>
-      <w:bookmarkStart w:id="6" w:name="_Toc242887446"/>
+      <w:bookmarkStart w:id="6" w:name="_Toc242972318"/>
       <w:r>
         <w:lastRenderedPageBreak/>
         <w:t>3. Phase 1 — System Setup</w:t>
@@ -4202,7 +4266,7 @@
         <w:pStyle w:val="Heading2"/>
         <w:spacing w:before="240" w:after="120"/>
       </w:pPr>
-      <w:bookmarkStart w:id="7" w:name="_Toc242887447"/>
+      <w:bookmarkStart w:id="7" w:name="_Toc242972319"/>
       <w:r>
         <w:t>3.1 Payroll Settings</w:t>
       </w:r>
@@ -5506,7 +5570,7 @@
         <w:pStyle w:val="Heading2"/>
         <w:spacing w:before="240" w:after="120"/>
       </w:pPr>
-      <w:bookmarkStart w:id="8" w:name="_Toc242887448"/>
+      <w:bookmarkStart w:id="8" w:name="_Toc242972320"/>
       <w:r>
         <w:t>3.2 Payroll cut-offs and holidays</w:t>
       </w:r>
@@ -6495,7 +6559,7 @@
         <w:pStyle w:val="Heading2"/>
         <w:spacing w:before="240" w:after="120"/>
       </w:pPr>
-      <w:bookmarkStart w:id="9" w:name="_Toc242887449"/>
+      <w:bookmarkStart w:id="9" w:name="_Toc242972321"/>
       <w:r>
         <w:t>3.3 Government tables, types and shifts</w:t>
       </w:r>
@@ -7645,7 +7709,7 @@
         <w:pStyle w:val="Heading2"/>
         <w:spacing w:before="240" w:after="120"/>
       </w:pPr>
-      <w:bookmarkStart w:id="10" w:name="_Toc242887450"/>
+      <w:bookmarkStart w:id="10" w:name="_Toc242972322"/>
       <w:r>
         <w:t>3.4 Approval procedures (Access Charts)</w:t>
       </w:r>
@@ -8479,7 +8543,7 @@
         <w:pageBreakBefore/>
         <w:spacing w:after="160"/>
       </w:pPr>
-      <w:bookmarkStart w:id="11" w:name="_Toc242887451"/>
+      <w:bookmarkStart w:id="11" w:name="_Toc242972323"/>
       <w:r>
         <w:lastRenderedPageBreak/>
         <w:t>4. Phase 2 — Employee Pay Records</w:t>
@@ -9793,7 +9857,7 @@
         <w:pageBreakBefore/>
         <w:spacing w:after="160"/>
       </w:pPr>
-      <w:bookmarkStart w:id="12" w:name="_Toc242887452"/>
+      <w:bookmarkStart w:id="12" w:name="_Toc242972324"/>
       <w:r>
         <w:lastRenderedPageBreak/>
         <w:t>5. Phase 3 — Attendance and Leave in the Cut-off</w:t>
@@ -11423,7 +11487,7 @@
         <w:pageBreakBefore/>
         <w:spacing w:after="160"/>
       </w:pPr>
-      <w:bookmarkStart w:id="13" w:name="_Toc242887453"/>
+      <w:bookmarkStart w:id="13" w:name="_Toc242972325"/>
       <w:r>
         <w:lastRenderedPageBreak/>
         <w:t>6. Phase 4 — Timekeeping (DTR) Review</w:t>
@@ -12898,7 +12962,7 @@
         <w:pageBreakBefore/>
         <w:spacing w:after="160"/>
       </w:pPr>
-      <w:bookmarkStart w:id="14" w:name="_Toc242887454"/>
+      <w:bookmarkStart w:id="14" w:name="_Toc242972326"/>
       <w:r>
         <w:lastRenderedPageBreak/>
         <w:t>7. Phase 5 — Payroll Generation</w:t>
@@ -14204,7 +14268,7 @@
         <w:pageBreakBefore/>
         <w:spacing w:after="160"/>
       </w:pPr>
-      <w:bookmarkStart w:id="15" w:name="_Toc242887455"/>
+      <w:bookmarkStart w:id="15" w:name="_Toc242972327"/>
       <w:r>
         <w:lastRenderedPageBreak/>
         <w:t>8. Phase 6 — Payroll Approval</w:t>
@@ -15518,7 +15582,7 @@
         <w:pageBreakBefore/>
         <w:spacing w:after="160"/>
       </w:pPr>
-      <w:bookmarkStart w:id="16" w:name="_Toc242887456"/>
+      <w:bookmarkStart w:id="16" w:name="_Toc242972328"/>
       <w:r>
         <w:lastRenderedPageBreak/>
         <w:t>9. Phase 7 — After Approval</w:t>
@@ -16824,7 +16888,7 @@
         <w:pageBreakBefore/>
         <w:spacing w:after="160"/>
       </w:pPr>
-      <w:bookmarkStart w:id="17" w:name="_Toc242887457"/>
+      <w:bookmarkStart w:id="17" w:name="_Toc242972329"/>
       <w:r>
         <w:lastRenderedPageBreak/>
         <w:t>10. Phase 8 — Corrections After Approval: Add Employees, Roll Back</w:t>
@@ -16836,7 +16900,7 @@
         <w:spacing w:after="120"/>
       </w:pPr>
       <w:r>
-        <w:t>An approved payroll stays one record per cut-off. Employees added later are approved as its next round (Round 2, 3 …); approved payslips are never recomputed. Adding employees and rolling back are allowed only before the pay date.</w:t>
+        <w:t>An approved payroll stays one record per cut-off. Employees added later are approved as its next round (Round 2, 3 …); approved payslips are never recomputed. Adding employees and rolling back are allowed only before the pay date — after it, only the Administrator (Phase 11).</w:t>
       </w:r>
     </w:p>
     <w:tbl>
@@ -18431,7 +18495,7 @@
         <w:pageBreakBefore/>
         <w:spacing w:after="160"/>
       </w:pPr>
-      <w:bookmarkStart w:id="18" w:name="_Toc242887458"/>
+      <w:bookmarkStart w:id="18" w:name="_Toc242972330"/>
       <w:r>
         <w:lastRenderedPageBreak/>
         <w:t>11. Phase 9 — 13th Month Pay</w:t>
@@ -19882,7 +19946,7 @@
         <w:pageBreakBefore/>
         <w:spacing w:after="160"/>
       </w:pPr>
-      <w:bookmarkStart w:id="19" w:name="_Toc242887459"/>
+      <w:bookmarkStart w:id="19" w:name="_Toc242972331"/>
       <w:r>
         <w:lastRenderedPageBreak/>
         <w:t>12. Phase 10 — Multi-company Payroll, Employers and Accounts</w:t>
@@ -21954,12 +22018,3217 @@
         <w:pageBreakBefore/>
         <w:spacing w:after="160"/>
       </w:pPr>
-      <w:bookmarkStart w:id="20" w:name="_Toc242887460"/>
+      <w:bookmarkStart w:id="20" w:name="_Toc242972332"/>
+      <w:r>
+        <w:lastRenderedPageBreak/>
+        <w:t>13. Phase 11 — Rules Added 15 October 2026</w:t>
+      </w:r>
+      <w:bookmarkEnd w:id="20"/>
+    </w:p>
+    <w:p>
+      <w:pPr>
+        <w:spacing w:after="120"/>
+      </w:pPr>
+      <w:r>
+        <w:t>Centavo rules, BIR semi-monthly and annual tables, over-break late, the deductions switch and cash payments, Other Allowance, and the Administrator's delete / rollback after the pay date. The examples are the figures verified on the test system; use your own employees and amounts.</w:t>
+      </w:r>
+    </w:p>
+    <w:tbl>
+      <w:tblPr>
+        <w:tblW w:w="15110" w:type="dxa"/>
+        <w:tblBorders>
+          <w:top w:val="single" w:sz="4" w:space="0" w:color="auto"/>
+          <w:left w:val="single" w:sz="4" w:space="0" w:color="auto"/>
+          <w:bottom w:val="single" w:sz="4" w:space="0" w:color="auto"/>
+          <w:right w:val="single" w:sz="4" w:space="0" w:color="auto"/>
+          <w:insideH w:val="single" w:sz="4" w:space="0" w:color="auto"/>
+          <w:insideV w:val="single" w:sz="4" w:space="0" w:color="auto"/>
+        </w:tblBorders>
+        <w:tblLook w:val="04A0" w:firstRow="1" w:lastRow="0" w:firstColumn="1" w:lastColumn="0" w:noHBand="0" w:noVBand="1"/>
+      </w:tblPr>
+      <w:tblGrid>
+        <w:gridCol w:w="755"/>
+        <w:gridCol w:w="3324"/>
+        <w:gridCol w:w="2266"/>
+        <w:gridCol w:w="3022"/>
+        <w:gridCol w:w="4533"/>
+        <w:gridCol w:w="1210"/>
+      </w:tblGrid>
+      <w:tr>
+        <w:trPr>
+          <w:cantSplit/>
+          <w:tblHeader/>
+        </w:trPr>
+        <w:tc>
+          <w:tcPr>
+            <w:tcW w:w="755" w:type="dxa"/>
+            <w:shd w:val="clear" w:color="auto" w:fill="1A4D0F"/>
+            <w:tcMar>
+              <w:top w:w="60" w:type="dxa"/>
+              <w:left w:w="90" w:type="dxa"/>
+              <w:bottom w:w="60" w:type="dxa"/>
+              <w:right w:w="90" w:type="dxa"/>
+            </w:tcMar>
+          </w:tcPr>
+          <w:p>
+            <w:pPr>
+              <w:spacing w:after="40"/>
+            </w:pPr>
+            <w:r>
+              <w:rPr>
+                <w:b/>
+                <w:bCs/>
+                <w:color w:val="FFFFFF"/>
+                <w:sz w:val="18"/>
+                <w:szCs w:val="18"/>
+              </w:rPr>
+              <w:t>No.</w:t>
+            </w:r>
+          </w:p>
+        </w:tc>
+        <w:tc>
+          <w:tcPr>
+            <w:tcW w:w="3324" w:type="dxa"/>
+            <w:shd w:val="clear" w:color="auto" w:fill="1A4D0F"/>
+            <w:tcMar>
+              <w:top w:w="60" w:type="dxa"/>
+              <w:left w:w="90" w:type="dxa"/>
+              <w:bottom w:w="60" w:type="dxa"/>
+              <w:right w:w="90" w:type="dxa"/>
+            </w:tcMar>
+          </w:tcPr>
+          <w:p>
+            <w:pPr>
+              <w:spacing w:after="40"/>
+            </w:pPr>
+            <w:r>
+              <w:rPr>
+                <w:b/>
+                <w:bCs/>
+                <w:color w:val="FFFFFF"/>
+                <w:sz w:val="18"/>
+                <w:szCs w:val="18"/>
+              </w:rPr>
+              <w:t>Step / Action</w:t>
+            </w:r>
+          </w:p>
+        </w:tc>
+        <w:tc>
+          <w:tcPr>
+            <w:tcW w:w="2266" w:type="dxa"/>
+            <w:shd w:val="clear" w:color="auto" w:fill="1A4D0F"/>
+            <w:tcMar>
+              <w:top w:w="60" w:type="dxa"/>
+              <w:left w:w="90" w:type="dxa"/>
+              <w:bottom w:w="60" w:type="dxa"/>
+              <w:right w:w="90" w:type="dxa"/>
+            </w:tcMar>
+          </w:tcPr>
+          <w:p>
+            <w:pPr>
+              <w:spacing w:after="40"/>
+            </w:pPr>
+            <w:r>
+              <w:rPr>
+                <w:b/>
+                <w:bCs/>
+                <w:color w:val="FFFFFF"/>
+                <w:sz w:val="18"/>
+                <w:szCs w:val="18"/>
+              </w:rPr>
+              <w:t>Menu / Screen</w:t>
+            </w:r>
+          </w:p>
+        </w:tc>
+        <w:tc>
+          <w:tcPr>
+            <w:tcW w:w="3022" w:type="dxa"/>
+            <w:shd w:val="clear" w:color="auto" w:fill="1A4D0F"/>
+            <w:tcMar>
+              <w:top w:w="60" w:type="dxa"/>
+              <w:left w:w="90" w:type="dxa"/>
+              <w:bottom w:w="60" w:type="dxa"/>
+              <w:right w:w="90" w:type="dxa"/>
+            </w:tcMar>
+          </w:tcPr>
+          <w:p>
+            <w:pPr>
+              <w:spacing w:after="40"/>
+            </w:pPr>
+            <w:r>
+              <w:rPr>
+                <w:b/>
+                <w:bCs/>
+                <w:color w:val="FFFFFF"/>
+                <w:sz w:val="18"/>
+                <w:szCs w:val="18"/>
+              </w:rPr>
+              <w:t>Test data (example)</w:t>
+            </w:r>
+          </w:p>
+        </w:tc>
+        <w:tc>
+          <w:tcPr>
+            <w:tcW w:w="4533" w:type="dxa"/>
+            <w:shd w:val="clear" w:color="auto" w:fill="1A4D0F"/>
+            <w:tcMar>
+              <w:top w:w="60" w:type="dxa"/>
+              <w:left w:w="90" w:type="dxa"/>
+              <w:bottom w:w="60" w:type="dxa"/>
+              <w:right w:w="90" w:type="dxa"/>
+            </w:tcMar>
+          </w:tcPr>
+          <w:p>
+            <w:pPr>
+              <w:spacing w:after="40"/>
+            </w:pPr>
+            <w:r>
+              <w:rPr>
+                <w:b/>
+                <w:bCs/>
+                <w:color w:val="FFFFFF"/>
+                <w:sz w:val="18"/>
+                <w:szCs w:val="18"/>
+              </w:rPr>
+              <w:t>Expected result</w:t>
+            </w:r>
+          </w:p>
+        </w:tc>
+        <w:tc>
+          <w:tcPr>
+            <w:tcW w:w="1210" w:type="dxa"/>
+            <w:shd w:val="clear" w:color="auto" w:fill="1A4D0F"/>
+            <w:tcMar>
+              <w:top w:w="60" w:type="dxa"/>
+              <w:left w:w="90" w:type="dxa"/>
+              <w:bottom w:w="60" w:type="dxa"/>
+              <w:right w:w="90" w:type="dxa"/>
+            </w:tcMar>
+          </w:tcPr>
+          <w:p>
+            <w:pPr>
+              <w:spacing w:after="40"/>
+            </w:pPr>
+            <w:r>
+              <w:rPr>
+                <w:b/>
+                <w:bCs/>
+                <w:color w:val="FFFFFF"/>
+                <w:sz w:val="18"/>
+                <w:szCs w:val="18"/>
+              </w:rPr>
+              <w:t>P / F</w:t>
+            </w:r>
+          </w:p>
+        </w:tc>
+      </w:tr>
+      <w:tr>
+        <w:trPr>
+          <w:cantSplit/>
+        </w:trPr>
+        <w:tc>
+          <w:tcPr>
+            <w:tcW w:w="755" w:type="dxa"/>
+            <w:tcMar>
+              <w:top w:w="60" w:type="dxa"/>
+              <w:left w:w="90" w:type="dxa"/>
+              <w:bottom w:w="60" w:type="dxa"/>
+              <w:right w:w="90" w:type="dxa"/>
+            </w:tcMar>
+          </w:tcPr>
+          <w:p>
+            <w:pPr>
+              <w:spacing w:after="40"/>
+            </w:pPr>
+            <w:r>
+              <w:rPr>
+                <w:sz w:val="18"/>
+                <w:szCs w:val="18"/>
+              </w:rPr>
+              <w:t>11.1</w:t>
+            </w:r>
+          </w:p>
+        </w:tc>
+        <w:tc>
+          <w:tcPr>
+            <w:tcW w:w="3324" w:type="dxa"/>
+            <w:tcMar>
+              <w:top w:w="60" w:type="dxa"/>
+              <w:left w:w="90" w:type="dxa"/>
+              <w:bottom w:w="60" w:type="dxa"/>
+              <w:right w:w="90" w:type="dxa"/>
+            </w:tcMar>
+          </w:tcPr>
+          <w:p>
+            <w:pPr>
+              <w:spacing w:after="40"/>
+            </w:pPr>
+            <w:r>
+              <w:rPr>
+                <w:sz w:val="18"/>
+                <w:szCs w:val="18"/>
+              </w:rPr>
+              <w:t>PhilHealth centavos — employee share cut.</w:t>
+            </w:r>
+          </w:p>
+        </w:tc>
+        <w:tc>
+          <w:tcPr>
+            <w:tcW w:w="2266" w:type="dxa"/>
+            <w:tcMar>
+              <w:top w:w="60" w:type="dxa"/>
+              <w:left w:w="90" w:type="dxa"/>
+              <w:bottom w:w="60" w:type="dxa"/>
+              <w:right w:w="90" w:type="dxa"/>
+            </w:tcMar>
+          </w:tcPr>
+          <w:p>
+            <w:pPr>
+              <w:spacing w:after="40"/>
+            </w:pPr>
+            <w:r>
+              <w:rPr>
+                <w:sz w:val="18"/>
+                <w:szCs w:val="18"/>
+              </w:rPr>
+              <w:t>Payroll Settings → General → Statutory deductions → PhilHealth centavos: Employee share cut; Contributions → Compute</w:t>
+            </w:r>
+          </w:p>
+        </w:tc>
+        <w:tc>
+          <w:tcPr>
+            <w:tcW w:w="3022" w:type="dxa"/>
+            <w:tcMar>
+              <w:top w:w="60" w:type="dxa"/>
+              <w:left w:w="90" w:type="dxa"/>
+              <w:bottom w:w="60" w:type="dxa"/>
+              <w:right w:w="90" w:type="dxa"/>
+            </w:tcMar>
+          </w:tcPr>
+          <w:p>
+            <w:pPr>
+              <w:spacing w:after="40"/>
+            </w:pPr>
+            <w:r>
+              <w:rPr>
+                <w:sz w:val="18"/>
+                <w:szCs w:val="18"/>
+              </w:rPr>
+              <w:t>Panida, Dennis — PhilHealth base 13,339.42 (2.5% = 333.4855)</w:t>
+            </w:r>
+          </w:p>
+        </w:tc>
+        <w:tc>
+          <w:tcPr>
+            <w:tcW w:w="4533" w:type="dxa"/>
+            <w:tcMar>
+              <w:top w:w="60" w:type="dxa"/>
+              <w:left w:w="90" w:type="dxa"/>
+              <w:bottom w:w="60" w:type="dxa"/>
+              <w:right w:w="90" w:type="dxa"/>
+            </w:tcMar>
+          </w:tcPr>
+          <w:p>
+            <w:pPr>
+              <w:spacing w:after="40"/>
+            </w:pPr>
+            <w:r>
+              <w:rPr>
+                <w:sz w:val="18"/>
+                <w:szCs w:val="18"/>
+              </w:rPr>
+              <w:t>EE 333.48, ER 333.49 (total 666.97, the old payroll's figures).</w:t>
+            </w:r>
+          </w:p>
+        </w:tc>
+        <w:tc>
+          <w:tcPr>
+            <w:tcW w:w="1210" w:type="dxa"/>
+            <w:tcMar>
+              <w:top w:w="60" w:type="dxa"/>
+              <w:left w:w="90" w:type="dxa"/>
+              <w:bottom w:w="60" w:type="dxa"/>
+              <w:right w:w="90" w:type="dxa"/>
+            </w:tcMar>
+          </w:tcPr>
+          <w:p>
+            <w:pPr>
+              <w:spacing w:after="40"/>
+            </w:pPr>
+          </w:p>
+        </w:tc>
+      </w:tr>
+      <w:tr>
+        <w:trPr>
+          <w:cantSplit/>
+        </w:trPr>
+        <w:tc>
+          <w:tcPr>
+            <w:tcW w:w="755" w:type="dxa"/>
+            <w:tcMar>
+              <w:top w:w="60" w:type="dxa"/>
+              <w:left w:w="90" w:type="dxa"/>
+              <w:bottom w:w="60" w:type="dxa"/>
+              <w:right w:w="90" w:type="dxa"/>
+            </w:tcMar>
+          </w:tcPr>
+          <w:p>
+            <w:pPr>
+              <w:spacing w:after="40"/>
+            </w:pPr>
+            <w:r>
+              <w:rPr>
+                <w:sz w:val="18"/>
+                <w:szCs w:val="18"/>
+              </w:rPr>
+              <w:t>11.2</w:t>
+            </w:r>
+          </w:p>
+        </w:tc>
+        <w:tc>
+          <w:tcPr>
+            <w:tcW w:w="3324" w:type="dxa"/>
+            <w:tcMar>
+              <w:top w:w="60" w:type="dxa"/>
+              <w:left w:w="90" w:type="dxa"/>
+              <w:bottom w:w="60" w:type="dxa"/>
+              <w:right w:w="90" w:type="dxa"/>
+            </w:tcMar>
+          </w:tcPr>
+          <w:p>
+            <w:pPr>
+              <w:spacing w:after="40"/>
+            </w:pPr>
+            <w:r>
+              <w:rPr>
+                <w:sz w:val="18"/>
+                <w:szCs w:val="18"/>
+              </w:rPr>
+              <w:t>PhilHealth centavos — rounded.</w:t>
+            </w:r>
+          </w:p>
+        </w:tc>
+        <w:tc>
+          <w:tcPr>
+            <w:tcW w:w="2266" w:type="dxa"/>
+            <w:tcMar>
+              <w:top w:w="60" w:type="dxa"/>
+              <w:left w:w="90" w:type="dxa"/>
+              <w:bottom w:w="60" w:type="dxa"/>
+              <w:right w:w="90" w:type="dxa"/>
+            </w:tcMar>
+          </w:tcPr>
+          <w:p>
+            <w:pPr>
+              <w:spacing w:after="40"/>
+            </w:pPr>
+            <w:r>
+              <w:rPr>
+                <w:sz w:val="18"/>
+                <w:szCs w:val="18"/>
+              </w:rPr>
+              <w:t>Same, set to Rounded to the centavo, Save; then set it back</w:t>
+            </w:r>
+          </w:p>
+        </w:tc>
+        <w:tc>
+          <w:tcPr>
+            <w:tcW w:w="3022" w:type="dxa"/>
+            <w:tcMar>
+              <w:top w:w="60" w:type="dxa"/>
+              <w:left w:w="90" w:type="dxa"/>
+              <w:bottom w:w="60" w:type="dxa"/>
+              <w:right w:w="90" w:type="dxa"/>
+            </w:tcMar>
+          </w:tcPr>
+          <w:p>
+            <w:pPr>
+              <w:spacing w:after="40"/>
+            </w:pPr>
+            <w:r>
+              <w:rPr>
+                <w:sz w:val="18"/>
+                <w:szCs w:val="18"/>
+              </w:rPr>
+              <w:t>Same employee</w:t>
+            </w:r>
+          </w:p>
+        </w:tc>
+        <w:tc>
+          <w:tcPr>
+            <w:tcW w:w="4533" w:type="dxa"/>
+            <w:tcMar>
+              <w:top w:w="60" w:type="dxa"/>
+              <w:left w:w="90" w:type="dxa"/>
+              <w:bottom w:w="60" w:type="dxa"/>
+              <w:right w:w="90" w:type="dxa"/>
+            </w:tcMar>
+          </w:tcPr>
+          <w:p>
+            <w:pPr>
+              <w:spacing w:after="40"/>
+            </w:pPr>
+            <w:r>
+              <w:rPr>
+                <w:sz w:val="18"/>
+                <w:szCs w:val="18"/>
+              </w:rPr>
+              <w:t>EE 333.49, ER 333.49; the Audit Trail logs Cut → Round.</w:t>
+            </w:r>
+          </w:p>
+        </w:tc>
+        <w:tc>
+          <w:tcPr>
+            <w:tcW w:w="1210" w:type="dxa"/>
+            <w:tcMar>
+              <w:top w:w="60" w:type="dxa"/>
+              <w:left w:w="90" w:type="dxa"/>
+              <w:bottom w:w="60" w:type="dxa"/>
+              <w:right w:w="90" w:type="dxa"/>
+            </w:tcMar>
+          </w:tcPr>
+          <w:p>
+            <w:pPr>
+              <w:spacing w:after="40"/>
+            </w:pPr>
+          </w:p>
+        </w:tc>
+      </w:tr>
+      <w:tr>
+        <w:trPr>
+          <w:cantSplit/>
+        </w:trPr>
+        <w:tc>
+          <w:tcPr>
+            <w:tcW w:w="755" w:type="dxa"/>
+            <w:tcMar>
+              <w:top w:w="60" w:type="dxa"/>
+              <w:left w:w="90" w:type="dxa"/>
+              <w:bottom w:w="60" w:type="dxa"/>
+              <w:right w:w="90" w:type="dxa"/>
+            </w:tcMar>
+          </w:tcPr>
+          <w:p>
+            <w:pPr>
+              <w:spacing w:after="40"/>
+            </w:pPr>
+            <w:r>
+              <w:rPr>
+                <w:sz w:val="18"/>
+                <w:szCs w:val="18"/>
+              </w:rPr>
+              <w:t>11.3</w:t>
+            </w:r>
+          </w:p>
+        </w:tc>
+        <w:tc>
+          <w:tcPr>
+            <w:tcW w:w="3324" w:type="dxa"/>
+            <w:tcMar>
+              <w:top w:w="60" w:type="dxa"/>
+              <w:left w:w="90" w:type="dxa"/>
+              <w:bottom w:w="60" w:type="dxa"/>
+              <w:right w:w="90" w:type="dxa"/>
+            </w:tcMar>
+          </w:tcPr>
+          <w:p>
+            <w:pPr>
+              <w:spacing w:after="40"/>
+            </w:pPr>
+            <w:r>
+              <w:rPr>
+                <w:sz w:val="18"/>
+                <w:szCs w:val="18"/>
+              </w:rPr>
+              <w:t>Contribution split adds up to the month.</w:t>
+            </w:r>
+          </w:p>
+        </w:tc>
+        <w:tc>
+          <w:tcPr>
+            <w:tcW w:w="2266" w:type="dxa"/>
+            <w:tcMar>
+              <w:top w:w="60" w:type="dxa"/>
+              <w:left w:w="90" w:type="dxa"/>
+              <w:bottom w:w="60" w:type="dxa"/>
+              <w:right w:w="90" w:type="dxa"/>
+            </w:tcMar>
+          </w:tcPr>
+          <w:p>
+            <w:pPr>
+              <w:spacing w:after="40"/>
+            </w:pPr>
+            <w:r>
+              <w:rPr>
+                <w:sz w:val="18"/>
+                <w:szCs w:val="18"/>
+              </w:rPr>
+              <w:t>Payroll Settings: PhilHealth Every cut-off; generate both cut-offs of a month</w:t>
+            </w:r>
+          </w:p>
+        </w:tc>
+        <w:tc>
+          <w:tcPr>
+            <w:tcW w:w="3022" w:type="dxa"/>
+            <w:tcMar>
+              <w:top w:w="60" w:type="dxa"/>
+              <w:left w:w="90" w:type="dxa"/>
+              <w:bottom w:w="60" w:type="dxa"/>
+              <w:right w:w="90" w:type="dxa"/>
+            </w:tcMar>
+          </w:tcPr>
+          <w:p>
+            <w:pPr>
+              <w:spacing w:after="40"/>
+            </w:pPr>
+            <w:r>
+              <w:rPr>
+                <w:sz w:val="18"/>
+                <w:szCs w:val="18"/>
+              </w:rPr>
+              <w:t>Monthly EE 333.49</w:t>
+            </w:r>
+          </w:p>
+        </w:tc>
+        <w:tc>
+          <w:tcPr>
+            <w:tcW w:w="4533" w:type="dxa"/>
+            <w:tcMar>
+              <w:top w:w="60" w:type="dxa"/>
+              <w:left w:w="90" w:type="dxa"/>
+              <w:bottom w:w="60" w:type="dxa"/>
+              <w:right w:w="90" w:type="dxa"/>
+            </w:tcMar>
+          </w:tcPr>
+          <w:p>
+            <w:pPr>
+              <w:spacing w:after="40"/>
+            </w:pPr>
+            <w:r>
+              <w:rPr>
+                <w:sz w:val="18"/>
+                <w:szCs w:val="18"/>
+              </w:rPr>
+              <w:t>1st cut-off 166.75, 2nd 166.74 (= 333.49), not 166.75 twice.</w:t>
+            </w:r>
+          </w:p>
+        </w:tc>
+        <w:tc>
+          <w:tcPr>
+            <w:tcW w:w="1210" w:type="dxa"/>
+            <w:tcMar>
+              <w:top w:w="60" w:type="dxa"/>
+              <w:left w:w="90" w:type="dxa"/>
+              <w:bottom w:w="60" w:type="dxa"/>
+              <w:right w:w="90" w:type="dxa"/>
+            </w:tcMar>
+          </w:tcPr>
+          <w:p>
+            <w:pPr>
+              <w:spacing w:after="40"/>
+            </w:pPr>
+          </w:p>
+        </w:tc>
+      </w:tr>
+      <w:tr>
+        <w:trPr>
+          <w:cantSplit/>
+        </w:trPr>
+        <w:tc>
+          <w:tcPr>
+            <w:tcW w:w="755" w:type="dxa"/>
+            <w:tcMar>
+              <w:top w:w="60" w:type="dxa"/>
+              <w:left w:w="90" w:type="dxa"/>
+              <w:bottom w:w="60" w:type="dxa"/>
+              <w:right w:w="90" w:type="dxa"/>
+            </w:tcMar>
+          </w:tcPr>
+          <w:p>
+            <w:pPr>
+              <w:spacing w:after="40"/>
+            </w:pPr>
+            <w:r>
+              <w:rPr>
+                <w:sz w:val="18"/>
+                <w:szCs w:val="18"/>
+              </w:rPr>
+              <w:t>11.4</w:t>
+            </w:r>
+          </w:p>
+        </w:tc>
+        <w:tc>
+          <w:tcPr>
+            <w:tcW w:w="3324" w:type="dxa"/>
+            <w:tcMar>
+              <w:top w:w="60" w:type="dxa"/>
+              <w:left w:w="90" w:type="dxa"/>
+              <w:bottom w:w="60" w:type="dxa"/>
+              <w:right w:w="90" w:type="dxa"/>
+            </w:tcMar>
+          </w:tcPr>
+          <w:p>
+            <w:pPr>
+              <w:spacing w:after="40"/>
+            </w:pPr>
+            <w:r>
+              <w:rPr>
+                <w:sz w:val="18"/>
+                <w:szCs w:val="18"/>
+              </w:rPr>
+              <w:t>Tax every cut-off uses the semi-monthly table.</w:t>
+            </w:r>
+          </w:p>
+        </w:tc>
+        <w:tc>
+          <w:tcPr>
+            <w:tcW w:w="2266" w:type="dxa"/>
+            <w:tcMar>
+              <w:top w:w="60" w:type="dxa"/>
+              <w:left w:w="90" w:type="dxa"/>
+              <w:bottom w:w="60" w:type="dxa"/>
+              <w:right w:w="90" w:type="dxa"/>
+            </w:tcMar>
+          </w:tcPr>
+          <w:p>
+            <w:pPr>
+              <w:spacing w:after="40"/>
+            </w:pPr>
+            <w:r>
+              <w:rPr>
+                <w:sz w:val="18"/>
+                <w:szCs w:val="18"/>
+              </w:rPr>
+              <w:t>Payroll Settings: Withholding tax Every cut-off; Payroll Runs → generate → payslip</w:t>
+            </w:r>
+          </w:p>
+        </w:tc>
+        <w:tc>
+          <w:tcPr>
+            <w:tcW w:w="3022" w:type="dxa"/>
+            <w:tcMar>
+              <w:top w:w="60" w:type="dxa"/>
+              <w:left w:w="90" w:type="dxa"/>
+              <w:bottom w:w="60" w:type="dxa"/>
+              <w:right w:w="90" w:type="dxa"/>
+            </w:tcMar>
+          </w:tcPr>
+          <w:p>
+            <w:pPr>
+              <w:spacing w:after="40"/>
+            </w:pPr>
+            <w:r>
+              <w:rPr>
+                <w:sz w:val="18"/>
+                <w:szCs w:val="18"/>
+              </w:rPr>
+              <w:t>Taxable 37,684.52, contributions deducted 3,200.00</w:t>
+            </w:r>
+          </w:p>
+        </w:tc>
+        <w:tc>
+          <w:tcPr>
+            <w:tcW w:w="4533" w:type="dxa"/>
+            <w:tcMar>
+              <w:top w:w="60" w:type="dxa"/>
+              <w:left w:w="90" w:type="dxa"/>
+              <w:bottom w:w="60" w:type="dxa"/>
+              <w:right w:w="90" w:type="dxa"/>
+            </w:tcMar>
+          </w:tcPr>
+          <w:p>
+            <w:pPr>
+              <w:spacing w:after="40"/>
+            </w:pPr>
+            <w:r>
+              <w:rPr>
+                <w:sz w:val="18"/>
+                <w:szCs w:val="18"/>
+              </w:rPr>
+              <w:t>Tax 4,558.58; detail "Semi-monthly table on 34,484.52 (taxable 37,684.52 − contributions 3,200.00)".</w:t>
+            </w:r>
+          </w:p>
+        </w:tc>
+        <w:tc>
+          <w:tcPr>
+            <w:tcW w:w="1210" w:type="dxa"/>
+            <w:tcMar>
+              <w:top w:w="60" w:type="dxa"/>
+              <w:left w:w="90" w:type="dxa"/>
+              <w:bottom w:w="60" w:type="dxa"/>
+              <w:right w:w="90" w:type="dxa"/>
+            </w:tcMar>
+          </w:tcPr>
+          <w:p>
+            <w:pPr>
+              <w:spacing w:after="40"/>
+            </w:pPr>
+          </w:p>
+        </w:tc>
+      </w:tr>
+      <w:tr>
+        <w:trPr>
+          <w:cantSplit/>
+        </w:trPr>
+        <w:tc>
+          <w:tcPr>
+            <w:tcW w:w="755" w:type="dxa"/>
+            <w:tcMar>
+              <w:top w:w="60" w:type="dxa"/>
+              <w:left w:w="90" w:type="dxa"/>
+              <w:bottom w:w="60" w:type="dxa"/>
+              <w:right w:w="90" w:type="dxa"/>
+            </w:tcMar>
+          </w:tcPr>
+          <w:p>
+            <w:pPr>
+              <w:spacing w:after="40"/>
+            </w:pPr>
+            <w:r>
+              <w:rPr>
+                <w:sz w:val="18"/>
+                <w:szCs w:val="18"/>
+              </w:rPr>
+              <w:t>11.5</w:t>
+            </w:r>
+          </w:p>
+        </w:tc>
+        <w:tc>
+          <w:tcPr>
+            <w:tcW w:w="3324" w:type="dxa"/>
+            <w:tcMar>
+              <w:top w:w="60" w:type="dxa"/>
+              <w:left w:w="90" w:type="dxa"/>
+              <w:bottom w:w="60" w:type="dxa"/>
+              <w:right w:w="90" w:type="dxa"/>
+            </w:tcMar>
+          </w:tcPr>
+          <w:p>
+            <w:pPr>
+              <w:spacing w:after="40"/>
+            </w:pPr>
+            <w:r>
+              <w:rPr>
+                <w:sz w:val="18"/>
+                <w:szCs w:val="18"/>
+              </w:rPr>
+              <w:t>Tax once a month (2nd cut-off) uses the monthly table.</w:t>
+            </w:r>
+          </w:p>
+        </w:tc>
+        <w:tc>
+          <w:tcPr>
+            <w:tcW w:w="2266" w:type="dxa"/>
+            <w:tcMar>
+              <w:top w:w="60" w:type="dxa"/>
+              <w:left w:w="90" w:type="dxa"/>
+              <w:bottom w:w="60" w:type="dxa"/>
+              <w:right w:w="90" w:type="dxa"/>
+            </w:tcMar>
+          </w:tcPr>
+          <w:p>
+            <w:pPr>
+              <w:spacing w:after="40"/>
+            </w:pPr>
+            <w:r>
+              <w:rPr>
+                <w:sz w:val="18"/>
+                <w:szCs w:val="18"/>
+              </w:rPr>
+              <w:t>Payroll Settings: Withholding tax 2nd cut-off; generate the month's two cut-offs</w:t>
+            </w:r>
+          </w:p>
+        </w:tc>
+        <w:tc>
+          <w:tcPr>
+            <w:tcW w:w="3022" w:type="dxa"/>
+            <w:tcMar>
+              <w:top w:w="60" w:type="dxa"/>
+              <w:left w:w="90" w:type="dxa"/>
+              <w:bottom w:w="60" w:type="dxa"/>
+              <w:right w:w="90" w:type="dxa"/>
+            </w:tcMar>
+          </w:tcPr>
+          <w:p>
+            <w:pPr>
+              <w:spacing w:after="40"/>
+            </w:pPr>
+            <w:r>
+              <w:rPr>
+                <w:sz w:val="18"/>
+                <w:szCs w:val="18"/>
+              </w:rPr>
+              <w:t>A salaried taxable employee</w:t>
+            </w:r>
+          </w:p>
+        </w:tc>
+        <w:tc>
+          <w:tcPr>
+            <w:tcW w:w="4533" w:type="dxa"/>
+            <w:tcMar>
+              <w:top w:w="60" w:type="dxa"/>
+              <w:left w:w="90" w:type="dxa"/>
+              <w:bottom w:w="60" w:type="dxa"/>
+              <w:right w:w="90" w:type="dxa"/>
+            </w:tcMar>
+          </w:tcPr>
+          <w:p>
+            <w:pPr>
+              <w:spacing w:after="40"/>
+            </w:pPr>
+            <w:r>
+              <w:rPr>
+                <w:sz w:val="18"/>
+                <w:szCs w:val="18"/>
+              </w:rPr>
+              <w:t>1st cut-off: no tax line. 2nd: "Monthly table on …" for the month's pay, less tax already withheld.</w:t>
+            </w:r>
+          </w:p>
+        </w:tc>
+        <w:tc>
+          <w:tcPr>
+            <w:tcW w:w="1210" w:type="dxa"/>
+            <w:tcMar>
+              <w:top w:w="60" w:type="dxa"/>
+              <w:left w:w="90" w:type="dxa"/>
+              <w:bottom w:w="60" w:type="dxa"/>
+              <w:right w:w="90" w:type="dxa"/>
+            </w:tcMar>
+          </w:tcPr>
+          <w:p>
+            <w:pPr>
+              <w:spacing w:after="40"/>
+            </w:pPr>
+          </w:p>
+        </w:tc>
+      </w:tr>
+      <w:tr>
+        <w:trPr>
+          <w:cantSplit/>
+        </w:trPr>
+        <w:tc>
+          <w:tcPr>
+            <w:tcW w:w="755" w:type="dxa"/>
+            <w:tcMar>
+              <w:top w:w="60" w:type="dxa"/>
+              <w:left w:w="90" w:type="dxa"/>
+              <w:bottom w:w="60" w:type="dxa"/>
+              <w:right w:w="90" w:type="dxa"/>
+            </w:tcMar>
+          </w:tcPr>
+          <w:p>
+            <w:pPr>
+              <w:spacing w:after="40"/>
+            </w:pPr>
+            <w:r>
+              <w:rPr>
+                <w:sz w:val="18"/>
+                <w:szCs w:val="18"/>
+              </w:rPr>
+              <w:t>11.6</w:t>
+            </w:r>
+          </w:p>
+        </w:tc>
+        <w:tc>
+          <w:tcPr>
+            <w:tcW w:w="3324" w:type="dxa"/>
+            <w:tcMar>
+              <w:top w:w="60" w:type="dxa"/>
+              <w:left w:w="90" w:type="dxa"/>
+              <w:bottom w:w="60" w:type="dxa"/>
+              <w:right w:w="90" w:type="dxa"/>
+            </w:tcMar>
+          </w:tcPr>
+          <w:p>
+            <w:pPr>
+              <w:spacing w:after="40"/>
+            </w:pPr>
+            <w:r>
+              <w:rPr>
+                <w:sz w:val="18"/>
+                <w:szCs w:val="18"/>
+              </w:rPr>
+              <w:t>Year-end tax uses the annual table.</w:t>
+            </w:r>
+          </w:p>
+        </w:tc>
+        <w:tc>
+          <w:tcPr>
+            <w:tcW w:w="2266" w:type="dxa"/>
+            <w:tcMar>
+              <w:top w:w="60" w:type="dxa"/>
+              <w:left w:w="90" w:type="dxa"/>
+              <w:bottom w:w="60" w:type="dxa"/>
+              <w:right w:w="90" w:type="dxa"/>
+            </w:tcMar>
+          </w:tcPr>
+          <w:p>
+            <w:pPr>
+              <w:spacing w:after="40"/>
+            </w:pPr>
+            <w:r>
+              <w:rPr>
+                <w:sz w:val="18"/>
+                <w:szCs w:val="18"/>
+              </w:rPr>
+              <w:t>Payroll → Government Compliance → Year-end Tax</w:t>
+            </w:r>
+          </w:p>
+        </w:tc>
+        <w:tc>
+          <w:tcPr>
+            <w:tcW w:w="3022" w:type="dxa"/>
+            <w:tcMar>
+              <w:top w:w="60" w:type="dxa"/>
+              <w:left w:w="90" w:type="dxa"/>
+              <w:bottom w:w="60" w:type="dxa"/>
+              <w:right w:w="90" w:type="dxa"/>
+            </w:tcMar>
+          </w:tcPr>
+          <w:p>
+            <w:pPr>
+              <w:spacing w:after="40"/>
+            </w:pPr>
+            <w:r>
+              <w:rPr>
+                <w:sz w:val="18"/>
+                <w:szCs w:val="18"/>
+              </w:rPr>
+              <w:t>Taxable 1,000,000.00 for the year; withheld 160,000.00</w:t>
+            </w:r>
+          </w:p>
+        </w:tc>
+        <w:tc>
+          <w:tcPr>
+            <w:tcW w:w="4533" w:type="dxa"/>
+            <w:tcMar>
+              <w:top w:w="60" w:type="dxa"/>
+              <w:left w:w="90" w:type="dxa"/>
+              <w:bottom w:w="60" w:type="dxa"/>
+              <w:right w:w="90" w:type="dxa"/>
+            </w:tcMar>
+          </w:tcPr>
+          <w:p>
+            <w:pPr>
+              <w:spacing w:after="40"/>
+            </w:pPr>
+            <w:r>
+              <w:rPr>
+                <w:sz w:val="18"/>
+                <w:szCs w:val="18"/>
+              </w:rPr>
+              <w:t>Tax Due 152,500.00; Difference −7,500.00 "to refund" (green). With 150,000.00 withheld: +2,500.00 "to withhold".</w:t>
+            </w:r>
+          </w:p>
+        </w:tc>
+        <w:tc>
+          <w:tcPr>
+            <w:tcW w:w="1210" w:type="dxa"/>
+            <w:tcMar>
+              <w:top w:w="60" w:type="dxa"/>
+              <w:left w:w="90" w:type="dxa"/>
+              <w:bottom w:w="60" w:type="dxa"/>
+              <w:right w:w="90" w:type="dxa"/>
+            </w:tcMar>
+          </w:tcPr>
+          <w:p>
+            <w:pPr>
+              <w:spacing w:after="40"/>
+            </w:pPr>
+          </w:p>
+        </w:tc>
+      </w:tr>
+      <w:tr>
+        <w:trPr>
+          <w:cantSplit/>
+        </w:trPr>
+        <w:tc>
+          <w:tcPr>
+            <w:tcW w:w="755" w:type="dxa"/>
+            <w:tcMar>
+              <w:top w:w="60" w:type="dxa"/>
+              <w:left w:w="90" w:type="dxa"/>
+              <w:bottom w:w="60" w:type="dxa"/>
+              <w:right w:w="90" w:type="dxa"/>
+            </w:tcMar>
+          </w:tcPr>
+          <w:p>
+            <w:pPr>
+              <w:spacing w:after="40"/>
+            </w:pPr>
+            <w:r>
+              <w:rPr>
+                <w:sz w:val="18"/>
+                <w:szCs w:val="18"/>
+              </w:rPr>
+              <w:t>11.7</w:t>
+            </w:r>
+          </w:p>
+        </w:tc>
+        <w:tc>
+          <w:tcPr>
+            <w:tcW w:w="3324" w:type="dxa"/>
+            <w:tcMar>
+              <w:top w:w="60" w:type="dxa"/>
+              <w:left w:w="90" w:type="dxa"/>
+              <w:bottom w:w="60" w:type="dxa"/>
+              <w:right w:w="90" w:type="dxa"/>
+            </w:tcMar>
+          </w:tcPr>
+          <w:p>
+            <w:pPr>
+              <w:spacing w:after="40"/>
+            </w:pPr>
+            <w:r>
+              <w:rPr>
+                <w:sz w:val="18"/>
+                <w:szCs w:val="18"/>
+              </w:rPr>
+              <w:t>Over-break counts as late.</w:t>
+            </w:r>
+          </w:p>
+        </w:tc>
+        <w:tc>
+          <w:tcPr>
+            <w:tcW w:w="2266" w:type="dxa"/>
+            <w:tcMar>
+              <w:top w:w="60" w:type="dxa"/>
+              <w:left w:w="90" w:type="dxa"/>
+              <w:bottom w:w="60" w:type="dxa"/>
+              <w:right w:w="90" w:type="dxa"/>
+            </w:tcMar>
+          </w:tcPr>
+          <w:p>
+            <w:pPr>
+              <w:spacing w:after="40"/>
+            </w:pPr>
+            <w:r>
+              <w:rPr>
+                <w:sz w:val="18"/>
+                <w:szCs w:val="18"/>
+              </w:rPr>
+              <w:t>Timekeeping → DTR; then the payslip</w:t>
+            </w:r>
+          </w:p>
+        </w:tc>
+        <w:tc>
+          <w:tcPr>
+            <w:tcW w:w="3022" w:type="dxa"/>
+            <w:tcMar>
+              <w:top w:w="60" w:type="dxa"/>
+              <w:left w:w="90" w:type="dxa"/>
+              <w:bottom w:w="60" w:type="dxa"/>
+              <w:right w:w="90" w:type="dxa"/>
+            </w:tcMar>
+          </w:tcPr>
+          <w:p>
+            <w:pPr>
+              <w:spacing w:after="40"/>
+            </w:pPr>
+            <w:r>
+              <w:rPr>
+                <w:sz w:val="18"/>
+                <w:szCs w:val="18"/>
+              </w:rPr>
+              <w:t>Melendez, 8–5 shift (60-min break), Sep 15: break out 12:00, break in 13:06</w:t>
+            </w:r>
+          </w:p>
+        </w:tc>
+        <w:tc>
+          <w:tcPr>
+            <w:tcW w:w="4533" w:type="dxa"/>
+            <w:tcMar>
+              <w:top w:w="60" w:type="dxa"/>
+              <w:left w:w="90" w:type="dxa"/>
+              <w:bottom w:w="60" w:type="dxa"/>
+              <w:right w:w="90" w:type="dxa"/>
+            </w:tcMar>
+          </w:tcPr>
+          <w:p>
+            <w:pPr>
+              <w:spacing w:after="40"/>
+            </w:pPr>
+            <w:r>
+              <w:rPr>
+                <w:sz w:val="18"/>
+                <w:szCs w:val="18"/>
+              </w:rPr>
+              <w:t>DTR: Brk 12:00–13:06, Late 6 min "over-break 6 min"; payslip late detail "09/15 6 min (over-break 6)" = 7.30.</w:t>
+            </w:r>
+          </w:p>
+        </w:tc>
+        <w:tc>
+          <w:tcPr>
+            <w:tcW w:w="1210" w:type="dxa"/>
+            <w:tcMar>
+              <w:top w:w="60" w:type="dxa"/>
+              <w:left w:w="90" w:type="dxa"/>
+              <w:bottom w:w="60" w:type="dxa"/>
+              <w:right w:w="90" w:type="dxa"/>
+            </w:tcMar>
+          </w:tcPr>
+          <w:p>
+            <w:pPr>
+              <w:spacing w:after="40"/>
+            </w:pPr>
+          </w:p>
+        </w:tc>
+      </w:tr>
+      <w:tr>
+        <w:trPr>
+          <w:cantSplit/>
+        </w:trPr>
+        <w:tc>
+          <w:tcPr>
+            <w:tcW w:w="755" w:type="dxa"/>
+            <w:tcMar>
+              <w:top w:w="60" w:type="dxa"/>
+              <w:left w:w="90" w:type="dxa"/>
+              <w:bottom w:w="60" w:type="dxa"/>
+              <w:right w:w="90" w:type="dxa"/>
+            </w:tcMar>
+          </w:tcPr>
+          <w:p>
+            <w:pPr>
+              <w:spacing w:after="40"/>
+            </w:pPr>
+            <w:r>
+              <w:rPr>
+                <w:sz w:val="18"/>
+                <w:szCs w:val="18"/>
+              </w:rPr>
+              <w:t>11.8</w:t>
+            </w:r>
+          </w:p>
+        </w:tc>
+        <w:tc>
+          <w:tcPr>
+            <w:tcW w:w="3324" w:type="dxa"/>
+            <w:tcMar>
+              <w:top w:w="60" w:type="dxa"/>
+              <w:left w:w="90" w:type="dxa"/>
+              <w:bottom w:w="60" w:type="dxa"/>
+              <w:right w:w="90" w:type="dxa"/>
+            </w:tcMar>
+          </w:tcPr>
+          <w:p>
+            <w:pPr>
+              <w:spacing w:after="40"/>
+            </w:pPr>
+            <w:r>
+              <w:rPr>
+                <w:sz w:val="18"/>
+                <w:szCs w:val="18"/>
+              </w:rPr>
+              <w:t>No break pair, no over-break.</w:t>
+            </w:r>
+          </w:p>
+        </w:tc>
+        <w:tc>
+          <w:tcPr>
+            <w:tcW w:w="2266" w:type="dxa"/>
+            <w:tcMar>
+              <w:top w:w="60" w:type="dxa"/>
+              <w:left w:w="90" w:type="dxa"/>
+              <w:bottom w:w="60" w:type="dxa"/>
+              <w:right w:w="90" w:type="dxa"/>
+            </w:tcMar>
+          </w:tcPr>
+          <w:p>
+            <w:pPr>
+              <w:spacing w:after="40"/>
+            </w:pPr>
+            <w:r>
+              <w:rPr>
+                <w:sz w:val="18"/>
+                <w:szCs w:val="18"/>
+              </w:rPr>
+              <w:t>Timekeeping → DTR</w:t>
+            </w:r>
+          </w:p>
+        </w:tc>
+        <w:tc>
+          <w:tcPr>
+            <w:tcW w:w="3022" w:type="dxa"/>
+            <w:tcMar>
+              <w:top w:w="60" w:type="dxa"/>
+              <w:left w:w="90" w:type="dxa"/>
+              <w:bottom w:w="60" w:type="dxa"/>
+              <w:right w:w="90" w:type="dxa"/>
+            </w:tcMar>
+          </w:tcPr>
+          <w:p>
+            <w:pPr>
+              <w:spacing w:after="40"/>
+            </w:pPr>
+            <w:r>
+              <w:rPr>
+                <w:sz w:val="18"/>
+                <w:szCs w:val="18"/>
+              </w:rPr>
+              <w:t>Templo Sep 15: in 08:44, out 13:03, in 13:59 (no later out)</w:t>
+            </w:r>
+          </w:p>
+        </w:tc>
+        <w:tc>
+          <w:tcPr>
+            <w:tcW w:w="4533" w:type="dxa"/>
+            <w:tcMar>
+              <w:top w:w="60" w:type="dxa"/>
+              <w:left w:w="90" w:type="dxa"/>
+              <w:bottom w:w="60" w:type="dxa"/>
+              <w:right w:w="90" w:type="dxa"/>
+            </w:tcMar>
+          </w:tcPr>
+          <w:p>
+            <w:pPr>
+              <w:spacing w:after="40"/>
+            </w:pPr>
+            <w:r>
+              <w:rPr>
+                <w:sz w:val="18"/>
+                <w:szCs w:val="18"/>
+              </w:rPr>
+              <w:t>Time out 13:03 (the last out); no Brk, no over-break.</w:t>
+            </w:r>
+          </w:p>
+        </w:tc>
+        <w:tc>
+          <w:tcPr>
+            <w:tcW w:w="1210" w:type="dxa"/>
+            <w:tcMar>
+              <w:top w:w="60" w:type="dxa"/>
+              <w:left w:w="90" w:type="dxa"/>
+              <w:bottom w:w="60" w:type="dxa"/>
+              <w:right w:w="90" w:type="dxa"/>
+            </w:tcMar>
+          </w:tcPr>
+          <w:p>
+            <w:pPr>
+              <w:spacing w:after="40"/>
+            </w:pPr>
+          </w:p>
+        </w:tc>
+      </w:tr>
+      <w:tr>
+        <w:trPr>
+          <w:cantSplit/>
+        </w:trPr>
+        <w:tc>
+          <w:tcPr>
+            <w:tcW w:w="755" w:type="dxa"/>
+            <w:tcMar>
+              <w:top w:w="60" w:type="dxa"/>
+              <w:left w:w="90" w:type="dxa"/>
+              <w:bottom w:w="60" w:type="dxa"/>
+              <w:right w:w="90" w:type="dxa"/>
+            </w:tcMar>
+          </w:tcPr>
+          <w:p>
+            <w:pPr>
+              <w:spacing w:after="40"/>
+            </w:pPr>
+            <w:r>
+              <w:rPr>
+                <w:sz w:val="18"/>
+                <w:szCs w:val="18"/>
+              </w:rPr>
+              <w:t>11.9</w:t>
+            </w:r>
+          </w:p>
+        </w:tc>
+        <w:tc>
+          <w:tcPr>
+            <w:tcW w:w="3324" w:type="dxa"/>
+            <w:tcMar>
+              <w:top w:w="60" w:type="dxa"/>
+              <w:left w:w="90" w:type="dxa"/>
+              <w:bottom w:w="60" w:type="dxa"/>
+              <w:right w:w="90" w:type="dxa"/>
+            </w:tcMar>
+          </w:tcPr>
+          <w:p>
+            <w:pPr>
+              <w:spacing w:after="40"/>
+            </w:pPr>
+            <w:r>
+              <w:rPr>
+                <w:sz w:val="18"/>
+                <w:szCs w:val="18"/>
+              </w:rPr>
+              <w:t>Over-break switched off.</w:t>
+            </w:r>
+          </w:p>
+        </w:tc>
+        <w:tc>
+          <w:tcPr>
+            <w:tcW w:w="2266" w:type="dxa"/>
+            <w:tcMar>
+              <w:top w:w="60" w:type="dxa"/>
+              <w:left w:w="90" w:type="dxa"/>
+              <w:bottom w:w="60" w:type="dxa"/>
+              <w:right w:w="90" w:type="dxa"/>
+            </w:tcMar>
+          </w:tcPr>
+          <w:p>
+            <w:pPr>
+              <w:spacing w:after="40"/>
+            </w:pPr>
+            <w:r>
+              <w:rPr>
+                <w:sz w:val="18"/>
+                <w:szCs w:val="18"/>
+              </w:rPr>
+              <w:t>Payroll Settings → Late → Count over-break as late: Off; Save; regenerate</w:t>
+            </w:r>
+          </w:p>
+        </w:tc>
+        <w:tc>
+          <w:tcPr>
+            <w:tcW w:w="3022" w:type="dxa"/>
+            <w:tcMar>
+              <w:top w:w="60" w:type="dxa"/>
+              <w:left w:w="90" w:type="dxa"/>
+              <w:bottom w:w="60" w:type="dxa"/>
+              <w:right w:w="90" w:type="dxa"/>
+            </w:tcMar>
+          </w:tcPr>
+          <w:p>
+            <w:pPr>
+              <w:spacing w:after="40"/>
+            </w:pPr>
+            <w:r>
+              <w:rPr>
+                <w:sz w:val="18"/>
+                <w:szCs w:val="18"/>
+              </w:rPr>
+              <w:t>Melendez, cut-off with Sep 15</w:t>
+            </w:r>
+          </w:p>
+        </w:tc>
+        <w:tc>
+          <w:tcPr>
+            <w:tcW w:w="4533" w:type="dxa"/>
+            <w:tcMar>
+              <w:top w:w="60" w:type="dxa"/>
+              <w:left w:w="90" w:type="dxa"/>
+              <w:bottom w:w="60" w:type="dxa"/>
+              <w:right w:w="90" w:type="dxa"/>
+            </w:tcMar>
+          </w:tcPr>
+          <w:p>
+            <w:pPr>
+              <w:spacing w:after="40"/>
+            </w:pPr>
+            <w:r>
+              <w:rPr>
+                <w:sz w:val="18"/>
+                <w:szCs w:val="18"/>
+              </w:rPr>
+              <w:t>Late 0 on Sep 15 (late at time in only). Turn it back On after.</w:t>
+            </w:r>
+          </w:p>
+        </w:tc>
+        <w:tc>
+          <w:tcPr>
+            <w:tcW w:w="1210" w:type="dxa"/>
+            <w:tcMar>
+              <w:top w:w="60" w:type="dxa"/>
+              <w:left w:w="90" w:type="dxa"/>
+              <w:bottom w:w="60" w:type="dxa"/>
+              <w:right w:w="90" w:type="dxa"/>
+            </w:tcMar>
+          </w:tcPr>
+          <w:p>
+            <w:pPr>
+              <w:spacing w:after="40"/>
+            </w:pPr>
+          </w:p>
+        </w:tc>
+      </w:tr>
+      <w:tr>
+        <w:trPr>
+          <w:cantSplit/>
+        </w:trPr>
+        <w:tc>
+          <w:tcPr>
+            <w:tcW w:w="755" w:type="dxa"/>
+            <w:tcMar>
+              <w:top w:w="60" w:type="dxa"/>
+              <w:left w:w="90" w:type="dxa"/>
+              <w:bottom w:w="60" w:type="dxa"/>
+              <w:right w:w="90" w:type="dxa"/>
+            </w:tcMar>
+          </w:tcPr>
+          <w:p>
+            <w:pPr>
+              <w:spacing w:after="40"/>
+            </w:pPr>
+            <w:r>
+              <w:rPr>
+                <w:sz w:val="18"/>
+                <w:szCs w:val="18"/>
+              </w:rPr>
+              <w:lastRenderedPageBreak/>
+              <w:t>11.10</w:t>
+            </w:r>
+          </w:p>
+        </w:tc>
+        <w:tc>
+          <w:tcPr>
+            <w:tcW w:w="3324" w:type="dxa"/>
+            <w:tcMar>
+              <w:top w:w="60" w:type="dxa"/>
+              <w:left w:w="90" w:type="dxa"/>
+              <w:bottom w:w="60" w:type="dxa"/>
+              <w:right w:w="90" w:type="dxa"/>
+            </w:tcMar>
+          </w:tcPr>
+          <w:p>
+            <w:pPr>
+              <w:spacing w:after="40"/>
+            </w:pPr>
+            <w:r>
+              <w:rPr>
+                <w:sz w:val="18"/>
+                <w:szCs w:val="18"/>
+              </w:rPr>
+              <w:t>Hold and resume a loan.</w:t>
+            </w:r>
+          </w:p>
+        </w:tc>
+        <w:tc>
+          <w:tcPr>
+            <w:tcW w:w="2266" w:type="dxa"/>
+            <w:tcMar>
+              <w:top w:w="60" w:type="dxa"/>
+              <w:left w:w="90" w:type="dxa"/>
+              <w:bottom w:w="60" w:type="dxa"/>
+              <w:right w:w="90" w:type="dxa"/>
+            </w:tcMar>
+          </w:tcPr>
+          <w:p>
+            <w:pPr>
+              <w:spacing w:after="40"/>
+            </w:pPr>
+            <w:r>
+              <w:rPr>
+                <w:sz w:val="18"/>
+                <w:szCs w:val="18"/>
+              </w:rPr>
+              <w:t>Payroll → Records → Deductions → Deducting switch Off, then On (confirm each)</w:t>
+            </w:r>
+          </w:p>
+        </w:tc>
+        <w:tc>
+          <w:tcPr>
+            <w:tcW w:w="3022" w:type="dxa"/>
+            <w:tcMar>
+              <w:top w:w="60" w:type="dxa"/>
+              <w:left w:w="90" w:type="dxa"/>
+              <w:bottom w:w="60" w:type="dxa"/>
+              <w:right w:w="90" w:type="dxa"/>
+            </w:tcMar>
+          </w:tcPr>
+          <w:p>
+            <w:pPr>
+              <w:spacing w:after="40"/>
+            </w:pPr>
+            <w:r>
+              <w:rPr>
+                <w:sz w:val="18"/>
+                <w:szCs w:val="18"/>
+              </w:rPr>
+              <w:t>Active installment 1,000 per cut-off</w:t>
+            </w:r>
+          </w:p>
+        </w:tc>
+        <w:tc>
+          <w:tcPr>
+            <w:tcW w:w="4533" w:type="dxa"/>
+            <w:tcMar>
+              <w:top w:w="60" w:type="dxa"/>
+              <w:left w:w="90" w:type="dxa"/>
+              <w:bottom w:w="60" w:type="dxa"/>
+              <w:right w:w="90" w:type="dxa"/>
+            </w:tcMar>
+          </w:tcPr>
+          <w:p>
+            <w:pPr>
+              <w:spacing w:after="40"/>
+            </w:pPr>
+            <w:r>
+              <w:rPr>
+                <w:sz w:val="18"/>
+                <w:szCs w:val="18"/>
+              </w:rPr>
+              <w:t>Off: status On Hold, not on the generated payslip, balance unchanged. On: Active, deducted again.</w:t>
+            </w:r>
+          </w:p>
+        </w:tc>
+        <w:tc>
+          <w:tcPr>
+            <w:tcW w:w="1210" w:type="dxa"/>
+            <w:tcMar>
+              <w:top w:w="60" w:type="dxa"/>
+              <w:left w:w="90" w:type="dxa"/>
+              <w:bottom w:w="60" w:type="dxa"/>
+              <w:right w:w="90" w:type="dxa"/>
+            </w:tcMar>
+          </w:tcPr>
+          <w:p>
+            <w:pPr>
+              <w:spacing w:after="40"/>
+            </w:pPr>
+          </w:p>
+        </w:tc>
+      </w:tr>
+      <w:tr>
+        <w:trPr>
+          <w:cantSplit/>
+        </w:trPr>
+        <w:tc>
+          <w:tcPr>
+            <w:tcW w:w="755" w:type="dxa"/>
+            <w:tcMar>
+              <w:top w:w="60" w:type="dxa"/>
+              <w:left w:w="90" w:type="dxa"/>
+              <w:bottom w:w="60" w:type="dxa"/>
+              <w:right w:w="90" w:type="dxa"/>
+            </w:tcMar>
+          </w:tcPr>
+          <w:p>
+            <w:pPr>
+              <w:spacing w:after="40"/>
+            </w:pPr>
+            <w:r>
+              <w:rPr>
+                <w:sz w:val="18"/>
+                <w:szCs w:val="18"/>
+              </w:rPr>
+              <w:t>11.11</w:t>
+            </w:r>
+          </w:p>
+        </w:tc>
+        <w:tc>
+          <w:tcPr>
+            <w:tcW w:w="3324" w:type="dxa"/>
+            <w:tcMar>
+              <w:top w:w="60" w:type="dxa"/>
+              <w:left w:w="90" w:type="dxa"/>
+              <w:bottom w:w="60" w:type="dxa"/>
+              <w:right w:w="90" w:type="dxa"/>
+            </w:tcMar>
+          </w:tcPr>
+          <w:p>
+            <w:pPr>
+              <w:spacing w:after="40"/>
+            </w:pPr>
+            <w:r>
+              <w:rPr>
+                <w:sz w:val="18"/>
+                <w:szCs w:val="18"/>
+              </w:rPr>
+              <w:t>Partial cash payment leaves the rest due.</w:t>
+            </w:r>
+          </w:p>
+        </w:tc>
+        <w:tc>
+          <w:tcPr>
+            <w:tcW w:w="2266" w:type="dxa"/>
+            <w:tcMar>
+              <w:top w:w="60" w:type="dxa"/>
+              <w:left w:w="90" w:type="dxa"/>
+              <w:bottom w:w="60" w:type="dxa"/>
+              <w:right w:w="90" w:type="dxa"/>
+            </w:tcMar>
+          </w:tcPr>
+          <w:p>
+            <w:pPr>
+              <w:spacing w:after="40"/>
+            </w:pPr>
+            <w:r>
+              <w:rPr>
+                <w:sz w:val="18"/>
+                <w:szCs w:val="18"/>
+              </w:rPr>
+              <w:t>Deductions → View → Record Payment, Cut-off = the next cut-off; generate it</w:t>
+            </w:r>
+          </w:p>
+        </w:tc>
+        <w:tc>
+          <w:tcPr>
+            <w:tcW w:w="3022" w:type="dxa"/>
+            <w:tcMar>
+              <w:top w:w="60" w:type="dxa"/>
+              <w:left w:w="90" w:type="dxa"/>
+              <w:bottom w:w="60" w:type="dxa"/>
+              <w:right w:w="90" w:type="dxa"/>
+            </w:tcMar>
+          </w:tcPr>
+          <w:p>
+            <w:pPr>
+              <w:spacing w:after="40"/>
+            </w:pPr>
+            <w:r>
+              <w:rPr>
+                <w:sz w:val="18"/>
+                <w:szCs w:val="18"/>
+              </w:rPr>
+              <w:t>Installment 1,000 per cut-off; cash 500</w:t>
+            </w:r>
+          </w:p>
+        </w:tc>
+        <w:tc>
+          <w:tcPr>
+            <w:tcW w:w="4533" w:type="dxa"/>
+            <w:tcMar>
+              <w:top w:w="60" w:type="dxa"/>
+              <w:left w:w="90" w:type="dxa"/>
+              <w:bottom w:w="60" w:type="dxa"/>
+              <w:right w:w="90" w:type="dxa"/>
+            </w:tcMar>
+          </w:tcPr>
+          <w:p>
+            <w:pPr>
+              <w:spacing w:after="40"/>
+            </w:pPr>
+            <w:r>
+              <w:rPr>
+                <w:sz w:val="18"/>
+                <w:szCs w:val="18"/>
+              </w:rPr>
+              <w:t>Form says the payroll deducts only the remaining 500. Payslip: 500 with "Scheduled 1,000.00 − 500.00 paid in cash" and a warning on the employee.</w:t>
+            </w:r>
+          </w:p>
+        </w:tc>
+        <w:tc>
+          <w:tcPr>
+            <w:tcW w:w="1210" w:type="dxa"/>
+            <w:tcMar>
+              <w:top w:w="60" w:type="dxa"/>
+              <w:left w:w="90" w:type="dxa"/>
+              <w:bottom w:w="60" w:type="dxa"/>
+              <w:right w:w="90" w:type="dxa"/>
+            </w:tcMar>
+          </w:tcPr>
+          <w:p>
+            <w:pPr>
+              <w:spacing w:after="40"/>
+            </w:pPr>
+          </w:p>
+        </w:tc>
+      </w:tr>
+      <w:tr>
+        <w:trPr>
+          <w:cantSplit/>
+        </w:trPr>
+        <w:tc>
+          <w:tcPr>
+            <w:tcW w:w="755" w:type="dxa"/>
+            <w:tcMar>
+              <w:top w:w="60" w:type="dxa"/>
+              <w:left w:w="90" w:type="dxa"/>
+              <w:bottom w:w="60" w:type="dxa"/>
+              <w:right w:w="90" w:type="dxa"/>
+            </w:tcMar>
+          </w:tcPr>
+          <w:p>
+            <w:pPr>
+              <w:spacing w:after="40"/>
+            </w:pPr>
+            <w:r>
+              <w:rPr>
+                <w:sz w:val="18"/>
+                <w:szCs w:val="18"/>
+              </w:rPr>
+              <w:t>11.12</w:t>
+            </w:r>
+          </w:p>
+        </w:tc>
+        <w:tc>
+          <w:tcPr>
+            <w:tcW w:w="3324" w:type="dxa"/>
+            <w:tcMar>
+              <w:top w:w="60" w:type="dxa"/>
+              <w:left w:w="90" w:type="dxa"/>
+              <w:bottom w:w="60" w:type="dxa"/>
+              <w:right w:w="90" w:type="dxa"/>
+            </w:tcMar>
+          </w:tcPr>
+          <w:p>
+            <w:pPr>
+              <w:spacing w:after="40"/>
+            </w:pPr>
+            <w:r>
+              <w:rPr>
+                <w:sz w:val="18"/>
+                <w:szCs w:val="18"/>
+              </w:rPr>
+              <w:t>Full cash payment covers the cut-off.</w:t>
+            </w:r>
+          </w:p>
+        </w:tc>
+        <w:tc>
+          <w:tcPr>
+            <w:tcW w:w="2266" w:type="dxa"/>
+            <w:tcMar>
+              <w:top w:w="60" w:type="dxa"/>
+              <w:left w:w="90" w:type="dxa"/>
+              <w:bottom w:w="60" w:type="dxa"/>
+              <w:right w:w="90" w:type="dxa"/>
+            </w:tcMar>
+          </w:tcPr>
+          <w:p>
+            <w:pPr>
+              <w:spacing w:after="40"/>
+            </w:pPr>
+            <w:r>
+              <w:rPr>
+                <w:sz w:val="18"/>
+                <w:szCs w:val="18"/>
+              </w:rPr>
+              <w:t>Same, cash 1,000</w:t>
+            </w:r>
+          </w:p>
+        </w:tc>
+        <w:tc>
+          <w:tcPr>
+            <w:tcW w:w="3022" w:type="dxa"/>
+            <w:tcMar>
+              <w:top w:w="60" w:type="dxa"/>
+              <w:left w:w="90" w:type="dxa"/>
+              <w:bottom w:w="60" w:type="dxa"/>
+              <w:right w:w="90" w:type="dxa"/>
+            </w:tcMar>
+          </w:tcPr>
+          <w:p>
+            <w:pPr>
+              <w:spacing w:after="40"/>
+            </w:pPr>
+            <w:r>
+              <w:rPr>
+                <w:sz w:val="18"/>
+                <w:szCs w:val="18"/>
+              </w:rPr>
+              <w:t>Same</w:t>
+            </w:r>
+          </w:p>
+        </w:tc>
+        <w:tc>
+          <w:tcPr>
+            <w:tcW w:w="4533" w:type="dxa"/>
+            <w:tcMar>
+              <w:top w:w="60" w:type="dxa"/>
+              <w:left w:w="90" w:type="dxa"/>
+              <w:bottom w:w="60" w:type="dxa"/>
+              <w:right w:w="90" w:type="dxa"/>
+            </w:tcMar>
+          </w:tcPr>
+          <w:p>
+            <w:pPr>
+              <w:spacing w:after="40"/>
+            </w:pPr>
+            <w:r>
+              <w:rPr>
+                <w:sz w:val="18"/>
+                <w:szCs w:val="18"/>
+              </w:rPr>
+              <w:t>Form: covers the scheduled amount. Payslip: nothing deducted for that loan.</w:t>
+            </w:r>
+          </w:p>
+        </w:tc>
+        <w:tc>
+          <w:tcPr>
+            <w:tcW w:w="1210" w:type="dxa"/>
+            <w:tcMar>
+              <w:top w:w="60" w:type="dxa"/>
+              <w:left w:w="90" w:type="dxa"/>
+              <w:bottom w:w="60" w:type="dxa"/>
+              <w:right w:w="90" w:type="dxa"/>
+            </w:tcMar>
+          </w:tcPr>
+          <w:p>
+            <w:pPr>
+              <w:spacing w:after="40"/>
+            </w:pPr>
+          </w:p>
+        </w:tc>
+      </w:tr>
+      <w:tr>
+        <w:trPr>
+          <w:cantSplit/>
+        </w:trPr>
+        <w:tc>
+          <w:tcPr>
+            <w:tcW w:w="755" w:type="dxa"/>
+            <w:tcMar>
+              <w:top w:w="60" w:type="dxa"/>
+              <w:left w:w="90" w:type="dxa"/>
+              <w:bottom w:w="60" w:type="dxa"/>
+              <w:right w:w="90" w:type="dxa"/>
+            </w:tcMar>
+          </w:tcPr>
+          <w:p>
+            <w:pPr>
+              <w:spacing w:after="40"/>
+            </w:pPr>
+            <w:r>
+              <w:rPr>
+                <w:sz w:val="18"/>
+                <w:szCs w:val="18"/>
+              </w:rPr>
+              <w:t>11.13</w:t>
+            </w:r>
+          </w:p>
+        </w:tc>
+        <w:tc>
+          <w:tcPr>
+            <w:tcW w:w="3324" w:type="dxa"/>
+            <w:tcMar>
+              <w:top w:w="60" w:type="dxa"/>
+              <w:left w:w="90" w:type="dxa"/>
+              <w:bottom w:w="60" w:type="dxa"/>
+              <w:right w:w="90" w:type="dxa"/>
+            </w:tcMar>
+          </w:tcPr>
+          <w:p>
+            <w:pPr>
+              <w:spacing w:after="40"/>
+            </w:pPr>
+            <w:r>
+              <w:rPr>
+                <w:sz w:val="18"/>
+                <w:szCs w:val="18"/>
+              </w:rPr>
+              <w:t>Cash on a cut-off already deducted is flagged.</w:t>
+            </w:r>
+          </w:p>
+        </w:tc>
+        <w:tc>
+          <w:tcPr>
+            <w:tcW w:w="2266" w:type="dxa"/>
+            <w:tcMar>
+              <w:top w:w="60" w:type="dxa"/>
+              <w:left w:w="90" w:type="dxa"/>
+              <w:bottom w:w="60" w:type="dxa"/>
+              <w:right w:w="90" w:type="dxa"/>
+            </w:tcMar>
+          </w:tcPr>
+          <w:p>
+            <w:pPr>
+              <w:spacing w:after="40"/>
+            </w:pPr>
+            <w:r>
+              <w:rPr>
+                <w:sz w:val="18"/>
+                <w:szCs w:val="18"/>
+              </w:rPr>
+              <w:t>Record Payment on a cut-off whose approved payroll deducted the loan</w:t>
+            </w:r>
+          </w:p>
+        </w:tc>
+        <w:tc>
+          <w:tcPr>
+            <w:tcW w:w="3022" w:type="dxa"/>
+            <w:tcMar>
+              <w:top w:w="60" w:type="dxa"/>
+              <w:left w:w="90" w:type="dxa"/>
+              <w:bottom w:w="60" w:type="dxa"/>
+              <w:right w:w="90" w:type="dxa"/>
+            </w:tcMar>
+          </w:tcPr>
+          <w:p>
+            <w:pPr>
+              <w:spacing w:after="40"/>
+            </w:pPr>
+            <w:r>
+              <w:rPr>
+                <w:sz w:val="18"/>
+                <w:szCs w:val="18"/>
+              </w:rPr>
+              <w:t>Same loan</w:t>
+            </w:r>
+          </w:p>
+        </w:tc>
+        <w:tc>
+          <w:tcPr>
+            <w:tcW w:w="4533" w:type="dxa"/>
+            <w:tcMar>
+              <w:top w:w="60" w:type="dxa"/>
+              <w:left w:w="90" w:type="dxa"/>
+              <w:bottom w:w="60" w:type="dxa"/>
+              <w:right w:w="90" w:type="dxa"/>
+            </w:tcMar>
+          </w:tcPr>
+          <w:p>
+            <w:pPr>
+              <w:spacing w:after="40"/>
+            </w:pPr>
+            <w:r>
+              <w:rPr>
+                <w:sz w:val="18"/>
+                <w:szCs w:val="18"/>
+              </w:rPr>
+              <w:t>Warning in the form: recording it would count the cut-off twice.</w:t>
+            </w:r>
+          </w:p>
+        </w:tc>
+        <w:tc>
+          <w:tcPr>
+            <w:tcW w:w="1210" w:type="dxa"/>
+            <w:tcMar>
+              <w:top w:w="60" w:type="dxa"/>
+              <w:left w:w="90" w:type="dxa"/>
+              <w:bottom w:w="60" w:type="dxa"/>
+              <w:right w:w="90" w:type="dxa"/>
+            </w:tcMar>
+          </w:tcPr>
+          <w:p>
+            <w:pPr>
+              <w:spacing w:after="40"/>
+            </w:pPr>
+          </w:p>
+        </w:tc>
+      </w:tr>
+      <w:tr>
+        <w:trPr>
+          <w:cantSplit/>
+        </w:trPr>
+        <w:tc>
+          <w:tcPr>
+            <w:tcW w:w="755" w:type="dxa"/>
+            <w:tcMar>
+              <w:top w:w="60" w:type="dxa"/>
+              <w:left w:w="90" w:type="dxa"/>
+              <w:bottom w:w="60" w:type="dxa"/>
+              <w:right w:w="90" w:type="dxa"/>
+            </w:tcMar>
+          </w:tcPr>
+          <w:p>
+            <w:pPr>
+              <w:spacing w:after="40"/>
+            </w:pPr>
+            <w:r>
+              <w:rPr>
+                <w:sz w:val="18"/>
+                <w:szCs w:val="18"/>
+              </w:rPr>
+              <w:t>11.14</w:t>
+            </w:r>
+          </w:p>
+        </w:tc>
+        <w:tc>
+          <w:tcPr>
+            <w:tcW w:w="3324" w:type="dxa"/>
+            <w:tcMar>
+              <w:top w:w="60" w:type="dxa"/>
+              <w:left w:w="90" w:type="dxa"/>
+              <w:bottom w:w="60" w:type="dxa"/>
+              <w:right w:w="90" w:type="dxa"/>
+            </w:tcMar>
+          </w:tcPr>
+          <w:p>
+            <w:pPr>
+              <w:spacing w:after="40"/>
+            </w:pPr>
+            <w:r>
+              <w:rPr>
+                <w:sz w:val="18"/>
+                <w:szCs w:val="18"/>
+              </w:rPr>
+              <w:t>List columns and filter.</w:t>
+            </w:r>
+          </w:p>
+        </w:tc>
+        <w:tc>
+          <w:tcPr>
+            <w:tcW w:w="2266" w:type="dxa"/>
+            <w:tcMar>
+              <w:top w:w="60" w:type="dxa"/>
+              <w:left w:w="90" w:type="dxa"/>
+              <w:bottom w:w="60" w:type="dxa"/>
+              <w:right w:w="90" w:type="dxa"/>
+            </w:tcMar>
+          </w:tcPr>
+          <w:p>
+            <w:pPr>
+              <w:spacing w:after="40"/>
+            </w:pPr>
+            <w:r>
+              <w:rPr>
+                <w:sz w:val="18"/>
+                <w:szCs w:val="18"/>
+              </w:rPr>
+              <w:t>Payroll → Records → Deductions</w:t>
+            </w:r>
+          </w:p>
+        </w:tc>
+        <w:tc>
+          <w:tcPr>
+            <w:tcW w:w="3022" w:type="dxa"/>
+            <w:tcMar>
+              <w:top w:w="60" w:type="dxa"/>
+              <w:left w:w="90" w:type="dxa"/>
+              <w:bottom w:w="60" w:type="dxa"/>
+              <w:right w:w="90" w:type="dxa"/>
+            </w:tcMar>
+          </w:tcPr>
+          <w:p>
+            <w:pPr>
+              <w:spacing w:after="40"/>
+            </w:pPr>
+            <w:r>
+              <w:rPr>
+                <w:sz w:val="18"/>
+                <w:szCs w:val="18"/>
+              </w:rPr>
+              <w:t>Any loans</w:t>
+            </w:r>
+          </w:p>
+        </w:tc>
+        <w:tc>
+          <w:tcPr>
+            <w:tcW w:w="4533" w:type="dxa"/>
+            <w:tcMar>
+              <w:top w:w="60" w:type="dxa"/>
+              <w:left w:w="90" w:type="dxa"/>
+              <w:bottom w:w="60" w:type="dxa"/>
+              <w:right w:w="90" w:type="dxa"/>
+            </w:tcMar>
+          </w:tcPr>
+          <w:p>
+            <w:pPr>
+              <w:spacing w:after="40"/>
+            </w:pPr>
+            <w:r>
+              <w:rPr>
+                <w:sz w:val="18"/>
+                <w:szCs w:val="18"/>
+              </w:rPr>
+              <w:t>Columns Total, Paid, Per Deduction, Balance, Deducting; Category filter narrows the Type filter.</w:t>
+            </w:r>
+          </w:p>
+        </w:tc>
+        <w:tc>
+          <w:tcPr>
+            <w:tcW w:w="1210" w:type="dxa"/>
+            <w:tcMar>
+              <w:top w:w="60" w:type="dxa"/>
+              <w:left w:w="90" w:type="dxa"/>
+              <w:bottom w:w="60" w:type="dxa"/>
+              <w:right w:w="90" w:type="dxa"/>
+            </w:tcMar>
+          </w:tcPr>
+          <w:p>
+            <w:pPr>
+              <w:spacing w:after="40"/>
+            </w:pPr>
+          </w:p>
+        </w:tc>
+      </w:tr>
+      <w:tr>
+        <w:trPr>
+          <w:cantSplit/>
+        </w:trPr>
+        <w:tc>
+          <w:tcPr>
+            <w:tcW w:w="755" w:type="dxa"/>
+            <w:tcMar>
+              <w:top w:w="60" w:type="dxa"/>
+              <w:left w:w="90" w:type="dxa"/>
+              <w:bottom w:w="60" w:type="dxa"/>
+              <w:right w:w="90" w:type="dxa"/>
+            </w:tcMar>
+          </w:tcPr>
+          <w:p>
+            <w:pPr>
+              <w:spacing w:after="40"/>
+            </w:pPr>
+            <w:r>
+              <w:rPr>
+                <w:sz w:val="18"/>
+                <w:szCs w:val="18"/>
+              </w:rPr>
+              <w:t>11.15</w:t>
+            </w:r>
+          </w:p>
+        </w:tc>
+        <w:tc>
+          <w:tcPr>
+            <w:tcW w:w="3324" w:type="dxa"/>
+            <w:tcMar>
+              <w:top w:w="60" w:type="dxa"/>
+              <w:left w:w="90" w:type="dxa"/>
+              <w:bottom w:w="60" w:type="dxa"/>
+              <w:right w:w="90" w:type="dxa"/>
+            </w:tcMar>
+          </w:tcPr>
+          <w:p>
+            <w:pPr>
+              <w:spacing w:after="40"/>
+            </w:pPr>
+            <w:r>
+              <w:rPr>
+                <w:sz w:val="18"/>
+                <w:szCs w:val="18"/>
+              </w:rPr>
+              <w:t>Other Deduction / Installment need a description.</w:t>
+            </w:r>
+          </w:p>
+        </w:tc>
+        <w:tc>
+          <w:tcPr>
+            <w:tcW w:w="2266" w:type="dxa"/>
+            <w:tcMar>
+              <w:top w:w="60" w:type="dxa"/>
+              <w:left w:w="90" w:type="dxa"/>
+              <w:bottom w:w="60" w:type="dxa"/>
+              <w:right w:w="90" w:type="dxa"/>
+            </w:tcMar>
+          </w:tcPr>
+          <w:p>
+            <w:pPr>
+              <w:spacing w:after="40"/>
+            </w:pPr>
+            <w:r>
+              <w:rPr>
+                <w:sz w:val="18"/>
+                <w:szCs w:val="18"/>
+              </w:rPr>
+              <w:t>Deductions → Add Deduction</w:t>
+            </w:r>
+          </w:p>
+        </w:tc>
+        <w:tc>
+          <w:tcPr>
+            <w:tcW w:w="3022" w:type="dxa"/>
+            <w:tcMar>
+              <w:top w:w="60" w:type="dxa"/>
+              <w:left w:w="90" w:type="dxa"/>
+              <w:bottom w:w="60" w:type="dxa"/>
+              <w:right w:w="90" w:type="dxa"/>
+            </w:tcMar>
+          </w:tcPr>
+          <w:p>
+            <w:pPr>
+              <w:spacing w:after="40"/>
+            </w:pPr>
+            <w:r>
+              <w:rPr>
+                <w:sz w:val="18"/>
+                <w:szCs w:val="18"/>
+              </w:rPr>
+              <w:t>Type Other Deduction; then Installment</w:t>
+            </w:r>
+          </w:p>
+        </w:tc>
+        <w:tc>
+          <w:tcPr>
+            <w:tcW w:w="4533" w:type="dxa"/>
+            <w:tcMar>
+              <w:top w:w="60" w:type="dxa"/>
+              <w:left w:w="90" w:type="dxa"/>
+              <w:bottom w:w="60" w:type="dxa"/>
+              <w:right w:w="90" w:type="dxa"/>
+            </w:tcMar>
+          </w:tcPr>
+          <w:p>
+            <w:pPr>
+              <w:spacing w:after="40"/>
+            </w:pPr>
+            <w:r>
+              <w:rPr>
+                <w:sz w:val="18"/>
+                <w:szCs w:val="18"/>
+              </w:rPr>
+              <w:t>Specify field (Other) / Item Bought (Installment), required; payslip "Other Deduction — …".</w:t>
+            </w:r>
+          </w:p>
+        </w:tc>
+        <w:tc>
+          <w:tcPr>
+            <w:tcW w:w="1210" w:type="dxa"/>
+            <w:tcMar>
+              <w:top w:w="60" w:type="dxa"/>
+              <w:left w:w="90" w:type="dxa"/>
+              <w:bottom w:w="60" w:type="dxa"/>
+              <w:right w:w="90" w:type="dxa"/>
+            </w:tcMar>
+          </w:tcPr>
+          <w:p>
+            <w:pPr>
+              <w:spacing w:after="40"/>
+            </w:pPr>
+          </w:p>
+        </w:tc>
+      </w:tr>
+      <w:tr>
+        <w:trPr>
+          <w:cantSplit/>
+        </w:trPr>
+        <w:tc>
+          <w:tcPr>
+            <w:tcW w:w="755" w:type="dxa"/>
+            <w:tcMar>
+              <w:top w:w="60" w:type="dxa"/>
+              <w:left w:w="90" w:type="dxa"/>
+              <w:bottom w:w="60" w:type="dxa"/>
+              <w:right w:w="90" w:type="dxa"/>
+            </w:tcMar>
+          </w:tcPr>
+          <w:p>
+            <w:pPr>
+              <w:spacing w:after="40"/>
+            </w:pPr>
+            <w:r>
+              <w:rPr>
+                <w:sz w:val="18"/>
+                <w:szCs w:val="18"/>
+              </w:rPr>
+              <w:t>11.16</w:t>
+            </w:r>
+          </w:p>
+        </w:tc>
+        <w:tc>
+          <w:tcPr>
+            <w:tcW w:w="3324" w:type="dxa"/>
+            <w:tcMar>
+              <w:top w:w="60" w:type="dxa"/>
+              <w:left w:w="90" w:type="dxa"/>
+              <w:bottom w:w="60" w:type="dxa"/>
+              <w:right w:w="90" w:type="dxa"/>
+            </w:tcMar>
+          </w:tcPr>
+          <w:p>
+            <w:pPr>
+              <w:spacing w:after="40"/>
+            </w:pPr>
+            <w:r>
+              <w:rPr>
+                <w:sz w:val="18"/>
+                <w:szCs w:val="18"/>
+              </w:rPr>
+              <w:t>Other Allowance needs a description.</w:t>
+            </w:r>
+          </w:p>
+        </w:tc>
+        <w:tc>
+          <w:tcPr>
+            <w:tcW w:w="2266" w:type="dxa"/>
+            <w:tcMar>
+              <w:top w:w="60" w:type="dxa"/>
+              <w:left w:w="90" w:type="dxa"/>
+              <w:bottom w:w="60" w:type="dxa"/>
+              <w:right w:w="90" w:type="dxa"/>
+            </w:tcMar>
+          </w:tcPr>
+          <w:p>
+            <w:pPr>
+              <w:spacing w:after="40"/>
+            </w:pPr>
+            <w:r>
+              <w:rPr>
+                <w:sz w:val="18"/>
+                <w:szCs w:val="18"/>
+              </w:rPr>
+              <w:t>Payroll → Records → Allowances → Add Allowance</w:t>
+            </w:r>
+          </w:p>
+        </w:tc>
+        <w:tc>
+          <w:tcPr>
+            <w:tcW w:w="3022" w:type="dxa"/>
+            <w:tcMar>
+              <w:top w:w="60" w:type="dxa"/>
+              <w:left w:w="90" w:type="dxa"/>
+              <w:bottom w:w="60" w:type="dxa"/>
+              <w:right w:w="90" w:type="dxa"/>
+            </w:tcMar>
+          </w:tcPr>
+          <w:p>
+            <w:pPr>
+              <w:spacing w:after="40"/>
+            </w:pPr>
+            <w:r>
+              <w:rPr>
+                <w:sz w:val="18"/>
+                <w:szCs w:val="18"/>
+              </w:rPr>
+              <w:t>Other Allowance, no Specify; then "Project incentive" and "Relocation" same dates; then "Project incentive" again</w:t>
+            </w:r>
+          </w:p>
+        </w:tc>
+        <w:tc>
+          <w:tcPr>
+            <w:tcW w:w="4533" w:type="dxa"/>
+            <w:tcMar>
+              <w:top w:w="60" w:type="dxa"/>
+              <w:left w:w="90" w:type="dxa"/>
+              <w:bottom w:w="60" w:type="dxa"/>
+              <w:right w:w="90" w:type="dxa"/>
+            </w:tcMar>
+          </w:tcPr>
+          <w:p>
+            <w:pPr>
+              <w:spacing w:after="40"/>
+            </w:pPr>
+            <w:r>
+              <w:rPr>
+                <w:sz w:val="18"/>
+                <w:szCs w:val="18"/>
+              </w:rPr>
+              <w:t>No Specify: refused. Two different ones: both saved. The same one again: refused as overlapping. Payslip "Other Allowance — Project incentive".</w:t>
+            </w:r>
+          </w:p>
+        </w:tc>
+        <w:tc>
+          <w:tcPr>
+            <w:tcW w:w="1210" w:type="dxa"/>
+            <w:tcMar>
+              <w:top w:w="60" w:type="dxa"/>
+              <w:left w:w="90" w:type="dxa"/>
+              <w:bottom w:w="60" w:type="dxa"/>
+              <w:right w:w="90" w:type="dxa"/>
+            </w:tcMar>
+          </w:tcPr>
+          <w:p>
+            <w:pPr>
+              <w:spacing w:after="40"/>
+            </w:pPr>
+          </w:p>
+        </w:tc>
+      </w:tr>
+      <w:tr>
+        <w:trPr>
+          <w:cantSplit/>
+        </w:trPr>
+        <w:tc>
+          <w:tcPr>
+            <w:tcW w:w="755" w:type="dxa"/>
+            <w:tcMar>
+              <w:top w:w="60" w:type="dxa"/>
+              <w:left w:w="90" w:type="dxa"/>
+              <w:bottom w:w="60" w:type="dxa"/>
+              <w:right w:w="90" w:type="dxa"/>
+            </w:tcMar>
+          </w:tcPr>
+          <w:p>
+            <w:pPr>
+              <w:spacing w:after="40"/>
+            </w:pPr>
+            <w:r>
+              <w:rPr>
+                <w:sz w:val="18"/>
+                <w:szCs w:val="18"/>
+              </w:rPr>
+              <w:t>11.17</w:t>
+            </w:r>
+          </w:p>
+        </w:tc>
+        <w:tc>
+          <w:tcPr>
+            <w:tcW w:w="3324" w:type="dxa"/>
+            <w:tcMar>
+              <w:top w:w="60" w:type="dxa"/>
+              <w:left w:w="90" w:type="dxa"/>
+              <w:bottom w:w="60" w:type="dxa"/>
+              <w:right w:w="90" w:type="dxa"/>
+            </w:tcMar>
+          </w:tcPr>
+          <w:p>
+            <w:pPr>
+              <w:spacing w:after="40"/>
+            </w:pPr>
+            <w:r>
+              <w:rPr>
+                <w:sz w:val="18"/>
+                <w:szCs w:val="18"/>
+              </w:rPr>
+              <w:t>Allowance import with description.</w:t>
+            </w:r>
+          </w:p>
+        </w:tc>
+        <w:tc>
+          <w:tcPr>
+            <w:tcW w:w="2266" w:type="dxa"/>
+            <w:tcMar>
+              <w:top w:w="60" w:type="dxa"/>
+              <w:left w:w="90" w:type="dxa"/>
+              <w:bottom w:w="60" w:type="dxa"/>
+              <w:right w:w="90" w:type="dxa"/>
+            </w:tcMar>
+          </w:tcPr>
+          <w:p>
+            <w:pPr>
+              <w:spacing w:after="40"/>
+            </w:pPr>
+            <w:r>
+              <w:rPr>
+                <w:sz w:val="18"/>
+                <w:szCs w:val="18"/>
+              </w:rPr>
+              <w:t>Allowances → Generate Template → fill → Import</w:t>
+            </w:r>
+          </w:p>
+        </w:tc>
+        <w:tc>
+          <w:tcPr>
+            <w:tcW w:w="3022" w:type="dxa"/>
+            <w:tcMar>
+              <w:top w:w="60" w:type="dxa"/>
+              <w:left w:w="90" w:type="dxa"/>
+              <w:bottom w:w="60" w:type="dxa"/>
+              <w:right w:w="90" w:type="dxa"/>
+            </w:tcMar>
+          </w:tcPr>
+          <w:p>
+            <w:pPr>
+              <w:spacing w:after="40"/>
+            </w:pPr>
+            <w:r>
+              <w:rPr>
+                <w:sz w:val="18"/>
+                <w:szCs w:val="18"/>
+              </w:rPr>
+              <w:t>A line for OTHER without description; then with one</w:t>
+            </w:r>
+          </w:p>
+        </w:tc>
+        <w:tc>
+          <w:tcPr>
+            <w:tcW w:w="4533" w:type="dxa"/>
+            <w:tcMar>
+              <w:top w:w="60" w:type="dxa"/>
+              <w:left w:w="90" w:type="dxa"/>
+              <w:bottom w:w="60" w:type="dxa"/>
+              <w:right w:w="90" w:type="dxa"/>
+            </w:tcMar>
+          </w:tcPr>
+          <w:p>
+            <w:pPr>
+              <w:spacing w:after="40"/>
+            </w:pPr>
+            <w:r>
+              <w:rPr>
+                <w:sz w:val="18"/>
+                <w:szCs w:val="18"/>
+              </w:rPr>
+              <w:t>Without: refused, naming the Excel row. With: added. The template has a description column.</w:t>
+            </w:r>
+          </w:p>
+        </w:tc>
+        <w:tc>
+          <w:tcPr>
+            <w:tcW w:w="1210" w:type="dxa"/>
+            <w:tcMar>
+              <w:top w:w="60" w:type="dxa"/>
+              <w:left w:w="90" w:type="dxa"/>
+              <w:bottom w:w="60" w:type="dxa"/>
+              <w:right w:w="90" w:type="dxa"/>
+            </w:tcMar>
+          </w:tcPr>
+          <w:p>
+            <w:pPr>
+              <w:spacing w:after="40"/>
+            </w:pPr>
+          </w:p>
+        </w:tc>
+      </w:tr>
+      <w:tr>
+        <w:trPr>
+          <w:cantSplit/>
+        </w:trPr>
+        <w:tc>
+          <w:tcPr>
+            <w:tcW w:w="755" w:type="dxa"/>
+            <w:tcMar>
+              <w:top w:w="60" w:type="dxa"/>
+              <w:left w:w="90" w:type="dxa"/>
+              <w:bottom w:w="60" w:type="dxa"/>
+              <w:right w:w="90" w:type="dxa"/>
+            </w:tcMar>
+          </w:tcPr>
+          <w:p>
+            <w:pPr>
+              <w:spacing w:after="40"/>
+            </w:pPr>
+            <w:r>
+              <w:rPr>
+                <w:sz w:val="18"/>
+                <w:szCs w:val="18"/>
+              </w:rPr>
+              <w:t>11.18</w:t>
+            </w:r>
+          </w:p>
+        </w:tc>
+        <w:tc>
+          <w:tcPr>
+            <w:tcW w:w="3324" w:type="dxa"/>
+            <w:tcMar>
+              <w:top w:w="60" w:type="dxa"/>
+              <w:left w:w="90" w:type="dxa"/>
+              <w:bottom w:w="60" w:type="dxa"/>
+              <w:right w:w="90" w:type="dxa"/>
+            </w:tcMar>
+          </w:tcPr>
+          <w:p>
+            <w:pPr>
+              <w:spacing w:after="40"/>
+            </w:pPr>
+            <w:r>
+              <w:rPr>
+                <w:sz w:val="18"/>
+                <w:szCs w:val="18"/>
+              </w:rPr>
+              <w:t>Roll back a paid payroll — Administrator only.</w:t>
+            </w:r>
+          </w:p>
+        </w:tc>
+        <w:tc>
+          <w:tcPr>
+            <w:tcW w:w="2266" w:type="dxa"/>
+            <w:tcMar>
+              <w:top w:w="60" w:type="dxa"/>
+              <w:left w:w="90" w:type="dxa"/>
+              <w:bottom w:w="60" w:type="dxa"/>
+              <w:right w:w="90" w:type="dxa"/>
+            </w:tcMar>
+          </w:tcPr>
+          <w:p>
+            <w:pPr>
+              <w:spacing w:after="40"/>
+            </w:pPr>
+            <w:r>
+              <w:rPr>
+                <w:sz w:val="18"/>
+                <w:szCs w:val="18"/>
+              </w:rPr>
+              <w:t>Payroll Runs → View an approved payroll on / after its pay date → Roll Back</w:t>
+            </w:r>
+          </w:p>
+        </w:tc>
+        <w:tc>
+          <w:tcPr>
+            <w:tcW w:w="3022" w:type="dxa"/>
+            <w:tcMar>
+              <w:top w:w="60" w:type="dxa"/>
+              <w:left w:w="90" w:type="dxa"/>
+              <w:bottom w:w="60" w:type="dxa"/>
+              <w:right w:w="90" w:type="dxa"/>
+            </w:tcMar>
+          </w:tcPr>
+          <w:p>
+            <w:pPr>
+              <w:spacing w:after="40"/>
+            </w:pPr>
+            <w:r>
+              <w:rPr>
+                <w:sz w:val="18"/>
+                <w:szCs w:val="18"/>
+              </w:rPr>
+              <w:t>Payroll Manager, then Administrator</w:t>
+            </w:r>
+          </w:p>
+        </w:tc>
+        <w:tc>
+          <w:tcPr>
+            <w:tcW w:w="4533" w:type="dxa"/>
+            <w:tcMar>
+              <w:top w:w="60" w:type="dxa"/>
+              <w:left w:w="90" w:type="dxa"/>
+              <w:bottom w:w="60" w:type="dxa"/>
+              <w:right w:w="90" w:type="dxa"/>
+            </w:tcMar>
+          </w:tcPr>
+          <w:p>
+            <w:pPr>
+              <w:spacing w:after="40"/>
+            </w:pPr>
+            <w:r>
+              <w:rPr>
+                <w:sz w:val="18"/>
+                <w:szCs w:val="18"/>
+              </w:rPr>
+              <w:t>Payroll Manager: refused "was paid on …". Administrator: rolled back, loan payments removed; Audit Trail "after the pay date".</w:t>
+            </w:r>
+          </w:p>
+        </w:tc>
+        <w:tc>
+          <w:tcPr>
+            <w:tcW w:w="1210" w:type="dxa"/>
+            <w:tcMar>
+              <w:top w:w="60" w:type="dxa"/>
+              <w:left w:w="90" w:type="dxa"/>
+              <w:bottom w:w="60" w:type="dxa"/>
+              <w:right w:w="90" w:type="dxa"/>
+            </w:tcMar>
+          </w:tcPr>
+          <w:p>
+            <w:pPr>
+              <w:spacing w:after="40"/>
+            </w:pPr>
+          </w:p>
+        </w:tc>
+      </w:tr>
+      <w:tr>
+        <w:trPr>
+          <w:cantSplit/>
+        </w:trPr>
+        <w:tc>
+          <w:tcPr>
+            <w:tcW w:w="755" w:type="dxa"/>
+            <w:tcMar>
+              <w:top w:w="60" w:type="dxa"/>
+              <w:left w:w="90" w:type="dxa"/>
+              <w:bottom w:w="60" w:type="dxa"/>
+              <w:right w:w="90" w:type="dxa"/>
+            </w:tcMar>
+          </w:tcPr>
+          <w:p>
+            <w:pPr>
+              <w:spacing w:after="40"/>
+            </w:pPr>
+            <w:r>
+              <w:rPr>
+                <w:sz w:val="18"/>
+                <w:szCs w:val="18"/>
+              </w:rPr>
+              <w:t>11.19</w:t>
+            </w:r>
+          </w:p>
+        </w:tc>
+        <w:tc>
+          <w:tcPr>
+            <w:tcW w:w="3324" w:type="dxa"/>
+            <w:tcMar>
+              <w:top w:w="60" w:type="dxa"/>
+              <w:left w:w="90" w:type="dxa"/>
+              <w:bottom w:w="60" w:type="dxa"/>
+              <w:right w:w="90" w:type="dxa"/>
+            </w:tcMar>
+          </w:tcPr>
+          <w:p>
+            <w:pPr>
+              <w:spacing w:after="40"/>
+            </w:pPr>
+            <w:r>
+              <w:rPr>
+                <w:sz w:val="18"/>
+                <w:szCs w:val="18"/>
+              </w:rPr>
+              <w:t>Delete Payroll — Administrator only.</w:t>
+            </w:r>
+          </w:p>
+        </w:tc>
+        <w:tc>
+          <w:tcPr>
+            <w:tcW w:w="2266" w:type="dxa"/>
+            <w:tcMar>
+              <w:top w:w="60" w:type="dxa"/>
+              <w:left w:w="90" w:type="dxa"/>
+              <w:bottom w:w="60" w:type="dxa"/>
+              <w:right w:w="90" w:type="dxa"/>
+            </w:tcMar>
+          </w:tcPr>
+          <w:p>
+            <w:pPr>
+              <w:spacing w:after="40"/>
+            </w:pPr>
+            <w:r>
+              <w:rPr>
+                <w:sz w:val="18"/>
+                <w:szCs w:val="18"/>
+              </w:rPr>
+              <w:t>Payroll Runs → View → Delete Payroll (reason)</w:t>
+            </w:r>
+          </w:p>
+        </w:tc>
+        <w:tc>
+          <w:tcPr>
+            <w:tcW w:w="3022" w:type="dxa"/>
+            <w:tcMar>
+              <w:top w:w="60" w:type="dxa"/>
+              <w:left w:w="90" w:type="dxa"/>
+              <w:bottom w:w="60" w:type="dxa"/>
+              <w:right w:w="90" w:type="dxa"/>
+            </w:tcMar>
+          </w:tcPr>
+          <w:p>
+            <w:pPr>
+              <w:spacing w:after="40"/>
+            </w:pPr>
+            <w:r>
+              <w:rPr>
+                <w:sz w:val="18"/>
+                <w:szCs w:val="18"/>
+              </w:rPr>
+              <w:t>An approved payroll with a loan deducted</w:t>
+            </w:r>
+          </w:p>
+        </w:tc>
+        <w:tc>
+          <w:tcPr>
+            <w:tcW w:w="4533" w:type="dxa"/>
+            <w:tcMar>
+              <w:top w:w="60" w:type="dxa"/>
+              <w:left w:w="90" w:type="dxa"/>
+              <w:bottom w:w="60" w:type="dxa"/>
+              <w:right w:w="90" w:type="dxa"/>
+            </w:tcMar>
+          </w:tcPr>
+          <w:p>
+            <w:pPr>
+              <w:spacing w:after="40"/>
+            </w:pPr>
+            <w:r>
+              <w:rPr>
+                <w:sz w:val="18"/>
+                <w:szCs w:val="18"/>
+              </w:rPr>
+              <w:t>Deleted with its payslips and approval history; the loan payment removed (balance back); Audit Trail "deleted" with the reason. Payroll Manager: no button / refused.</w:t>
+            </w:r>
+          </w:p>
+        </w:tc>
+        <w:tc>
+          <w:tcPr>
+            <w:tcW w:w="1210" w:type="dxa"/>
+            <w:tcMar>
+              <w:top w:w="60" w:type="dxa"/>
+              <w:left w:w="90" w:type="dxa"/>
+              <w:bottom w:w="60" w:type="dxa"/>
+              <w:right w:w="90" w:type="dxa"/>
+            </w:tcMar>
+          </w:tcPr>
+          <w:p>
+            <w:pPr>
+              <w:spacing w:after="40"/>
+            </w:pPr>
+          </w:p>
+        </w:tc>
+      </w:tr>
+      <w:tr>
+        <w:trPr>
+          <w:cantSplit/>
+        </w:trPr>
+        <w:tc>
+          <w:tcPr>
+            <w:tcW w:w="755" w:type="dxa"/>
+            <w:tcMar>
+              <w:top w:w="60" w:type="dxa"/>
+              <w:left w:w="90" w:type="dxa"/>
+              <w:bottom w:w="60" w:type="dxa"/>
+              <w:right w:w="90" w:type="dxa"/>
+            </w:tcMar>
+          </w:tcPr>
+          <w:p>
+            <w:pPr>
+              <w:spacing w:after="40"/>
+            </w:pPr>
+            <w:r>
+              <w:rPr>
+                <w:sz w:val="18"/>
+                <w:szCs w:val="18"/>
+              </w:rPr>
+              <w:t>11.20</w:t>
+            </w:r>
+          </w:p>
+        </w:tc>
+        <w:tc>
+          <w:tcPr>
+            <w:tcW w:w="3324" w:type="dxa"/>
+            <w:tcMar>
+              <w:top w:w="60" w:type="dxa"/>
+              <w:left w:w="90" w:type="dxa"/>
+              <w:bottom w:w="60" w:type="dxa"/>
+              <w:right w:w="90" w:type="dxa"/>
+            </w:tcMar>
+          </w:tcPr>
+          <w:p>
+            <w:pPr>
+              <w:spacing w:after="40"/>
+            </w:pPr>
+            <w:r>
+              <w:rPr>
+                <w:sz w:val="18"/>
+                <w:szCs w:val="18"/>
+              </w:rPr>
+              <w:t>Delete refused while a later payroll builds on it.</w:t>
+            </w:r>
+          </w:p>
+        </w:tc>
+        <w:tc>
+          <w:tcPr>
+            <w:tcW w:w="2266" w:type="dxa"/>
+            <w:tcMar>
+              <w:top w:w="60" w:type="dxa"/>
+              <w:left w:w="90" w:type="dxa"/>
+              <w:bottom w:w="60" w:type="dxa"/>
+              <w:right w:w="90" w:type="dxa"/>
+            </w:tcMar>
+          </w:tcPr>
+          <w:p>
+            <w:pPr>
+              <w:spacing w:after="40"/>
+            </w:pPr>
+            <w:r>
+              <w:rPr>
+                <w:sz w:val="18"/>
+                <w:szCs w:val="18"/>
+              </w:rPr>
+              <w:t>Delete Payroll on an earlier cut-off</w:t>
+            </w:r>
+          </w:p>
+        </w:tc>
+        <w:tc>
+          <w:tcPr>
+            <w:tcW w:w="3022" w:type="dxa"/>
+            <w:tcMar>
+              <w:top w:w="60" w:type="dxa"/>
+              <w:left w:w="90" w:type="dxa"/>
+              <w:bottom w:w="60" w:type="dxa"/>
+              <w:right w:w="90" w:type="dxa"/>
+            </w:tcMar>
+          </w:tcPr>
+          <w:p>
+            <w:pPr>
+              <w:spacing w:after="40"/>
+            </w:pPr>
+            <w:r>
+              <w:rPr>
+                <w:sz w:val="18"/>
+                <w:szCs w:val="18"/>
+              </w:rPr>
+              <w:t>A later cut-off approved</w:t>
+            </w:r>
+          </w:p>
+        </w:tc>
+        <w:tc>
+          <w:tcPr>
+            <w:tcW w:w="4533" w:type="dxa"/>
+            <w:tcMar>
+              <w:top w:w="60" w:type="dxa"/>
+              <w:left w:w="90" w:type="dxa"/>
+              <w:bottom w:w="60" w:type="dxa"/>
+              <w:right w:w="90" w:type="dxa"/>
+            </w:tcMar>
+          </w:tcPr>
+          <w:p>
+            <w:pPr>
+              <w:spacing w:after="40"/>
+            </w:pPr>
+            <w:r>
+              <w:rPr>
+                <w:sz w:val="18"/>
+                <w:szCs w:val="18"/>
+              </w:rPr>
+              <w:t>Refused: "The later payroll … has approved payslips — roll that one back first".</w:t>
+            </w:r>
+          </w:p>
+        </w:tc>
+        <w:tc>
+          <w:tcPr>
+            <w:tcW w:w="1210" w:type="dxa"/>
+            <w:tcMar>
+              <w:top w:w="60" w:type="dxa"/>
+              <w:left w:w="90" w:type="dxa"/>
+              <w:bottom w:w="60" w:type="dxa"/>
+              <w:right w:w="90" w:type="dxa"/>
+            </w:tcMar>
+          </w:tcPr>
+          <w:p>
+            <w:pPr>
+              <w:spacing w:after="40"/>
+            </w:pPr>
+          </w:p>
+        </w:tc>
+      </w:tr>
+      <w:tr>
+        <w:trPr>
+          <w:cantSplit/>
+        </w:trPr>
+        <w:tc>
+          <w:tcPr>
+            <w:tcW w:w="755" w:type="dxa"/>
+            <w:tcMar>
+              <w:top w:w="60" w:type="dxa"/>
+              <w:left w:w="90" w:type="dxa"/>
+              <w:bottom w:w="60" w:type="dxa"/>
+              <w:right w:w="90" w:type="dxa"/>
+            </w:tcMar>
+          </w:tcPr>
+          <w:p>
+            <w:pPr>
+              <w:spacing w:after="40"/>
+            </w:pPr>
+            <w:r>
+              <w:rPr>
+                <w:sz w:val="18"/>
+                <w:szCs w:val="18"/>
+              </w:rPr>
+              <w:t>11.21</w:t>
+            </w:r>
+          </w:p>
+        </w:tc>
+        <w:tc>
+          <w:tcPr>
+            <w:tcW w:w="3324" w:type="dxa"/>
+            <w:tcMar>
+              <w:top w:w="60" w:type="dxa"/>
+              <w:left w:w="90" w:type="dxa"/>
+              <w:bottom w:w="60" w:type="dxa"/>
+              <w:right w:w="90" w:type="dxa"/>
+            </w:tcMar>
+          </w:tcPr>
+          <w:p>
+            <w:pPr>
+              <w:spacing w:after="40"/>
+            </w:pPr>
+            <w:r>
+              <w:rPr>
+                <w:sz w:val="18"/>
+                <w:szCs w:val="18"/>
+              </w:rPr>
+              <w:t>Cut-off delete — Administrator only.</w:t>
+            </w:r>
+          </w:p>
+        </w:tc>
+        <w:tc>
+          <w:tcPr>
+            <w:tcW w:w="2266" w:type="dxa"/>
+            <w:tcMar>
+              <w:top w:w="60" w:type="dxa"/>
+              <w:left w:w="90" w:type="dxa"/>
+              <w:bottom w:w="60" w:type="dxa"/>
+              <w:right w:w="90" w:type="dxa"/>
+            </w:tcMar>
+          </w:tcPr>
+          <w:p>
+            <w:pPr>
+              <w:spacing w:after="40"/>
+            </w:pPr>
+            <w:r>
+              <w:rPr>
+                <w:sz w:val="18"/>
+                <w:szCs w:val="18"/>
+              </w:rPr>
+              <w:t>Time &amp; Leave → Setup → Payroll Cut-offs → Delete</w:t>
+            </w:r>
+          </w:p>
+        </w:tc>
+        <w:tc>
+          <w:tcPr>
+            <w:tcW w:w="3022" w:type="dxa"/>
+            <w:tcMar>
+              <w:top w:w="60" w:type="dxa"/>
+              <w:left w:w="90" w:type="dxa"/>
+              <w:bottom w:w="60" w:type="dxa"/>
+              <w:right w:w="90" w:type="dxa"/>
+            </w:tcMar>
+          </w:tcPr>
+          <w:p>
+            <w:pPr>
+              <w:spacing w:after="40"/>
+            </w:pPr>
+            <w:r>
+              <w:rPr>
+                <w:sz w:val="18"/>
+                <w:szCs w:val="18"/>
+              </w:rPr>
+              <w:t>A cut-off with a payroll; one with a loan starting on it; an unused one</w:t>
+            </w:r>
+          </w:p>
+        </w:tc>
+        <w:tc>
+          <w:tcPr>
+            <w:tcW w:w="4533" w:type="dxa"/>
+            <w:tcMar>
+              <w:top w:w="60" w:type="dxa"/>
+              <w:left w:w="90" w:type="dxa"/>
+              <w:bottom w:w="60" w:type="dxa"/>
+              <w:right w:w="90" w:type="dxa"/>
+            </w:tcMar>
+          </w:tcPr>
+          <w:p>
+            <w:pPr>
+              <w:spacing w:after="40"/>
+            </w:pPr>
+            <w:r>
+              <w:rPr>
+                <w:sz w:val="18"/>
+                <w:szCs w:val="18"/>
+              </w:rPr>
+              <w:t>First two refused (delete its payroll first / used by deductions); the unused one deleted. Payroll Manager: no permission.</w:t>
+            </w:r>
+          </w:p>
+        </w:tc>
+        <w:tc>
+          <w:tcPr>
+            <w:tcW w:w="1210" w:type="dxa"/>
+            <w:tcMar>
+              <w:top w:w="60" w:type="dxa"/>
+              <w:left w:w="90" w:type="dxa"/>
+              <w:bottom w:w="60" w:type="dxa"/>
+              <w:right w:w="90" w:type="dxa"/>
+            </w:tcMar>
+          </w:tcPr>
+          <w:p>
+            <w:pPr>
+              <w:spacing w:after="40"/>
+            </w:pPr>
+          </w:p>
+        </w:tc>
+      </w:tr>
+      <w:tr>
+        <w:trPr>
+          <w:cantSplit/>
+        </w:trPr>
+        <w:tc>
+          <w:tcPr>
+            <w:tcW w:w="755" w:type="dxa"/>
+            <w:tcMar>
+              <w:top w:w="60" w:type="dxa"/>
+              <w:left w:w="90" w:type="dxa"/>
+              <w:bottom w:w="60" w:type="dxa"/>
+              <w:right w:w="90" w:type="dxa"/>
+            </w:tcMar>
+          </w:tcPr>
+          <w:p>
+            <w:pPr>
+              <w:spacing w:after="40"/>
+            </w:pPr>
+            <w:r>
+              <w:rPr>
+                <w:sz w:val="18"/>
+                <w:szCs w:val="18"/>
+              </w:rPr>
+              <w:lastRenderedPageBreak/>
+              <w:t>11.22</w:t>
+            </w:r>
+          </w:p>
+        </w:tc>
+        <w:tc>
+          <w:tcPr>
+            <w:tcW w:w="3324" w:type="dxa"/>
+            <w:tcMar>
+              <w:top w:w="60" w:type="dxa"/>
+              <w:left w:w="90" w:type="dxa"/>
+              <w:bottom w:w="60" w:type="dxa"/>
+              <w:right w:w="90" w:type="dxa"/>
+            </w:tcMar>
+          </w:tcPr>
+          <w:p>
+            <w:pPr>
+              <w:spacing w:after="40"/>
+            </w:pPr>
+            <w:r>
+              <w:rPr>
+                <w:sz w:val="18"/>
+                <w:szCs w:val="18"/>
+              </w:rPr>
+              <w:t>Payroll-made loan payment can't be deleted.</w:t>
+            </w:r>
+          </w:p>
+        </w:tc>
+        <w:tc>
+          <w:tcPr>
+            <w:tcW w:w="2266" w:type="dxa"/>
+            <w:tcMar>
+              <w:top w:w="60" w:type="dxa"/>
+              <w:left w:w="90" w:type="dxa"/>
+              <w:bottom w:w="60" w:type="dxa"/>
+              <w:right w:w="90" w:type="dxa"/>
+            </w:tcMar>
+          </w:tcPr>
+          <w:p>
+            <w:pPr>
+              <w:spacing w:after="40"/>
+            </w:pPr>
+            <w:r>
+              <w:rPr>
+                <w:sz w:val="18"/>
+                <w:szCs w:val="18"/>
+              </w:rPr>
+              <w:t>Deductions → View → Payments</w:t>
+            </w:r>
+          </w:p>
+        </w:tc>
+        <w:tc>
+          <w:tcPr>
+            <w:tcW w:w="3022" w:type="dxa"/>
+            <w:tcMar>
+              <w:top w:w="60" w:type="dxa"/>
+              <w:left w:w="90" w:type="dxa"/>
+              <w:bottom w:w="60" w:type="dxa"/>
+              <w:right w:w="90" w:type="dxa"/>
+            </w:tcMar>
+          </w:tcPr>
+          <w:p>
+            <w:pPr>
+              <w:spacing w:after="40"/>
+            </w:pPr>
+            <w:r>
+              <w:rPr>
+                <w:sz w:val="18"/>
+                <w:szCs w:val="18"/>
+              </w:rPr>
+              <w:t>A payment with Source Payroll</w:t>
+            </w:r>
+          </w:p>
+        </w:tc>
+        <w:tc>
+          <w:tcPr>
+            <w:tcW w:w="4533" w:type="dxa"/>
+            <w:tcMar>
+              <w:top w:w="60" w:type="dxa"/>
+              <w:left w:w="90" w:type="dxa"/>
+              <w:bottom w:w="60" w:type="dxa"/>
+              <w:right w:w="90" w:type="dxa"/>
+            </w:tcMar>
+          </w:tcPr>
+          <w:p>
+            <w:pPr>
+              <w:spacing w:after="40"/>
+            </w:pPr>
+            <w:r>
+              <w:rPr>
+                <w:sz w:val="18"/>
+                <w:szCs w:val="18"/>
+              </w:rPr>
+              <w:t>No delete icon on Payroll lines (manual ones only).</w:t>
+            </w:r>
+          </w:p>
+        </w:tc>
+        <w:tc>
+          <w:tcPr>
+            <w:tcW w:w="1210" w:type="dxa"/>
+            <w:tcMar>
+              <w:top w:w="60" w:type="dxa"/>
+              <w:left w:w="90" w:type="dxa"/>
+              <w:bottom w:w="60" w:type="dxa"/>
+              <w:right w:w="90" w:type="dxa"/>
+            </w:tcMar>
+          </w:tcPr>
+          <w:p>
+            <w:pPr>
+              <w:spacing w:after="40"/>
+            </w:pPr>
+          </w:p>
+        </w:tc>
+      </w:tr>
+    </w:tbl>
+    <w:p>
+      <w:pPr>
+        <w:pStyle w:val="Heading1"/>
+        <w:pageBreakBefore/>
+        <w:spacing w:after="160"/>
+      </w:pPr>
+      <w:bookmarkStart w:id="21" w:name="_Toc242972333"/>
       <w:r>
         <w:lastRenderedPageBreak/>
         <w:t>Appendix A — Holiday and Overtime Pay Test Matrix</w:t>
       </w:r>
-      <w:bookmarkEnd w:id="20"/>
+      <w:bookmarkEnd w:id="21"/>
     </w:p>
     <w:p>
       <w:pPr>
@@ -23297,12 +26566,12 @@
         <w:pageBreakBefore/>
         <w:spacing w:after="160"/>
       </w:pPr>
-      <w:bookmarkStart w:id="21" w:name="_Toc242887461"/>
+      <w:bookmarkStart w:id="22" w:name="_Toc242972334"/>
       <w:r>
         <w:lastRenderedPageBreak/>
         <w:t>Appendix B — Worked Example: 2026-08-B Payslip</w:t>
       </w:r>
-      <w:bookmarkEnd w:id="21"/>
+      <w:bookmarkEnd w:id="22"/>
     </w:p>
     <w:p>
       <w:pPr>
@@ -24340,23 +27609,23 @@
         <w:pageBreakBefore/>
         <w:spacing w:after="160"/>
       </w:pPr>
-      <w:bookmarkStart w:id="22" w:name="_Toc242887462"/>
+      <w:bookmarkStart w:id="23" w:name="_Toc242972335"/>
       <w:r>
         <w:lastRenderedPageBreak/>
         <w:t>Appendix C — Rules Applied and Known Limits</w:t>
       </w:r>
-      <w:bookmarkEnd w:id="22"/>
+      <w:bookmarkEnd w:id="23"/>
     </w:p>
     <w:p>
       <w:pPr>
         <w:pStyle w:val="Heading2"/>
         <w:spacing w:before="240" w:after="120"/>
       </w:pPr>
-      <w:bookmarkStart w:id="23" w:name="_Toc242887463"/>
+      <w:bookmarkStart w:id="24" w:name="_Toc242972336"/>
       <w:r>
         <w:t>C.1 Rules</w:t>
       </w:r>
-      <w:bookmarkEnd w:id="23"/>
+      <w:bookmarkEnd w:id="24"/>
     </w:p>
     <w:p>
       <w:pPr>
@@ -24542,14 +27811,79 @@
     </w:p>
     <w:p>
       <w:pPr>
+        <w:pStyle w:val="ListParagraph"/>
+        <w:numPr>
+          <w:ilvl w:val="0"/>
+          <w:numId w:val="2"/>
+        </w:numPr>
+        <w:spacing w:after="60"/>
+      </w:pPr>
+      <w:r>
+        <w:t>Late = minutes after the shift's start (past its grace) plus over-break: a break (the punches between the first in and the last out — break out = the last out, break in = the first in among them) longer than the shift's break, counted only when both are punched. Payroll Settings → Late turns it off.</w:t>
+      </w:r>
+    </w:p>
+    <w:p>
+      <w:pPr>
+        <w:pStyle w:val="ListParagraph"/>
+        <w:numPr>
+          <w:ilvl w:val="0"/>
+          <w:numId w:val="2"/>
+        </w:numPr>
+        <w:spacing w:after="60"/>
+      </w:pPr>
+      <w:r>
+        <w:t>Withholding tax is on taxable pay less the mandatory EE contributions (never net pay or loans). Every cut-off: BIR semi-monthly table on that cut-off's pay; 1st / 2nd cut-off: monthly table on the month's pay; year-end tax and final pay: annual table (refund or still to withhold).</w:t>
+      </w:r>
+    </w:p>
+    <w:p>
+      <w:pPr>
+        <w:pStyle w:val="ListParagraph"/>
+        <w:numPr>
+          <w:ilvl w:val="0"/>
+          <w:numId w:val="2"/>
+        </w:numPr>
+        <w:spacing w:after="60"/>
+      </w:pPr>
+      <w:r>
+        <w:t>Centavos per deduction (Payroll Settings): Rounded, or Employee share cut — employer pays the rest (PhilHealth by default). A contribution split across the month adds up to the monthly amount.</w:t>
+      </w:r>
+    </w:p>
+    <w:p>
+      <w:pPr>
+        <w:pStyle w:val="ListParagraph"/>
+        <w:numPr>
+          <w:ilvl w:val="0"/>
+          <w:numId w:val="2"/>
+        </w:numPr>
+        <w:spacing w:after="60"/>
+      </w:pPr>
+      <w:r>
+        <w:t>A loan's cash (manual) payment tagged to a cut-off counts toward it: covering it, the payroll skips the loan; less, it takes only the rest and warns. Payroll-made payments can't be deleted — roll back the payroll.</w:t>
+      </w:r>
+    </w:p>
+    <w:p>
+      <w:pPr>
+        <w:pStyle w:val="ListParagraph"/>
+        <w:numPr>
+          <w:ilvl w:val="0"/>
+          <w:numId w:val="2"/>
+        </w:numPr>
+        <w:spacing w:after="60"/>
+      </w:pPr>
+      <w:r>
+        <w:t>After the pay date only the Administrator can roll back, regenerate, add employees or delete a payroll; deleting a cut-off is the Administrator's and only when nothing uses it.</w:t>
+      </w:r>
+    </w:p>
+    <w:p>
+      <w:pPr>
         <w:pStyle w:val="Heading2"/>
         <w:spacing w:before="240" w:after="120"/>
       </w:pPr>
-      <w:bookmarkStart w:id="24" w:name="_Toc242887464"/>
+      <w:bookmarkStart w:id="25" w:name="_Toc242972337"/>
       <w:r>
         <w:t>C.2 Not yet in this version</w:t>
       </w:r>
-      <w:bookmarkEnd w:id="24"/>
+      <w:bookmarkEnd w:id="25"/>
     </w:p>
     <w:p>
       <w:pPr>
@@ -24574,6 +27908,7 @@
         <w:spacing w:after="60"/>
       </w:pPr>
       <w:r>
+        <w:lastRenderedPageBreak/>
         <w:t>Daily-paid 13th month: months not yet paid are not projected — generate it again after they are paid. Reports group by the employee's current branch / position.</w:t>
       </w:r>
     </w:p>
@@ -24605,27 +27940,40 @@
     </w:p>
     <w:p>
       <w:pPr>
+        <w:pStyle w:val="ListParagraph"/>
+        <w:numPr>
+          <w:ilvl w:val="0"/>
+          <w:numId w:val="2"/>
+        </w:numPr>
+        <w:spacing w:after="60"/>
+      </w:pPr>
+      <w:r>
+        <w:t>Two old-payroll rules are not applied: a half day worked counts as undertime (not a half-day absence), and late uses the exact hourly rate (not one rounded to the centavo first).</w:t>
+      </w:r>
+    </w:p>
+    <w:p>
+      <w:pPr>
         <w:pStyle w:val="Heading1"/>
         <w:pageBreakBefore/>
         <w:spacing w:after="160"/>
       </w:pPr>
-      <w:bookmarkStart w:id="25" w:name="_Toc242887465"/>
+      <w:bookmarkStart w:id="26" w:name="_Toc242972338"/>
       <w:r>
         <w:lastRenderedPageBreak/>
         <w:t>Appendix D — Defect Log and Sign-off</w:t>
       </w:r>
-      <w:bookmarkEnd w:id="25"/>
+      <w:bookmarkEnd w:id="26"/>
     </w:p>
     <w:p>
       <w:pPr>
         <w:pStyle w:val="Heading2"/>
         <w:spacing w:before="240" w:after="120"/>
       </w:pPr>
-      <w:bookmarkStart w:id="26" w:name="_Toc242887466"/>
+      <w:bookmarkStart w:id="27" w:name="_Toc242972339"/>
       <w:r>
         <w:t>D.1 Defect log</w:t>
       </w:r>
-      <w:bookmarkEnd w:id="26"/>
+      <w:bookmarkEnd w:id="27"/>
     </w:p>
     <w:tbl>
       <w:tblPr>
@@ -25850,11 +29198,11 @@
         <w:pStyle w:val="Heading2"/>
         <w:spacing w:before="240" w:after="120"/>
       </w:pPr>
-      <w:bookmarkStart w:id="27" w:name="_Toc242887467"/>
+      <w:bookmarkStart w:id="28" w:name="_Toc242972340"/>
       <w:r>
         <w:t>D.2 Sign-off</w:t>
       </w:r>
-      <w:bookmarkEnd w:id="27"/>
+      <w:bookmarkEnd w:id="28"/>
     </w:p>
     <w:tbl>
       <w:tblPr>
